--- a/docs/project-report.docx
+++ b/docs/project-report.docx
@@ -5,46 +5,48 @@
     <w:p>
       <w:pPr>
         <w:pStyle w:val="Title"/>
+        <w:jc w:val="center"/>
       </w:pPr>
       <w:r>
         <w:t>รายงานโครงงานระบบ Coffee Shop POS ตามระบบที่พัฒนาแล้ว</w:t>
       </w:r>
     </w:p>
     <w:p>
-      <w:pPr>
-        <w:spacing w:after="60"/>
-      </w:pPr>
       <w:r>
-        <w:t>รายวิชา: 88734065 การวิเคราะห์และออกแบบระบบ (System Analysis and Design)</w:t>
+        <w:rPr>
+          <w:b/>
+        </w:rPr>
+        <w:t>รายวิชา:</w:t>
+      </w:r>
+      <w:r>
+        <w:t xml:space="preserve"> 88734065 การวิเคราะห์และออกแบบระบบ (System Analysis and Design)</w:t>
+      </w:r>
+    </w:p>
+    <w:p>
+      <w:r>
+        <w:rPr>
+          <w:b/>
+        </w:rPr>
+        <w:t>รูปแบบ:</w:t>
+      </w:r>
+      <w:r>
+        <w:t xml:space="preserve"> รายงานรวมเล่มตามหัวข้อ wk15 โดยยึด implementation ใน repository เป็นหลัก</w:t>
+      </w:r>
+    </w:p>
+    <w:p>
+      <w:r>
+        <w:rPr>
+          <w:b/>
+        </w:rPr>
+        <w:t>วันตรวจ source:</w:t>
+      </w:r>
+      <w:r>
+        <w:t xml:space="preserve"> 19 ตุลาคม 2026</w:t>
       </w:r>
     </w:p>
     <w:p>
       <w:pPr>
-        <w:spacing w:after="60"/>
-      </w:pPr>
-      <w:r>
-        <w:t>รูปแบบ: รายงานรวมเล่มตามหัวข้อ wk15 โดยยึด implementation ใน repository เป็นหลัก</w:t>
-      </w:r>
-    </w:p>
-    <w:p>
-      <w:pPr>
-        <w:spacing w:after="60"/>
-      </w:pPr>
-      <w:r>
-        <w:t>วันตรวจ source: 19 ตุลาคม 2026</w:t>
-      </w:r>
-    </w:p>
-    <w:p>
-      <w:pPr>
-        <w:spacing w:after="60"/>
-      </w:pPr>
-      <w:r>
-        <w:t>รายงานฉบับนี้: สรุปการวิเคราะห์และออกแบบตามหัวข้อ wk15; ตารางตรวจเทียบโค้ดจริงและข้อจำกัดอยู่ในภาคผนวก</w:t>
-      </w:r>
-    </w:p>
-    <w:p>
-      <w:pPr>
-        <w:pStyle w:val="Heading1"/>
+        <w:pStyle w:val="Heading2"/>
       </w:pPr>
       <w:r>
         <w:t>บทที่ 1 บทนำ</w:t>
@@ -67,7 +69,7 @@
     </w:p>
     <w:p>
       <w:pPr>
-        <w:pStyle w:val="Heading1"/>
+        <w:pStyle w:val="Heading2"/>
       </w:pPr>
       <w:r>
         <w:t>บทที่ 2 การวิเคราะห์ความเป็นไปได้และกระบวนการทำงาน</w:t>
@@ -80,12 +82,22 @@
     </w:p>
     <w:p>
       <w:r>
-        <w:t>กระบวนการที่มีในโค้ด: เลือกเมนูและตัวเลือก → ส่ง POST /api/orders พร้อมวิธีชำระและสาขา → backend ตรวจ input/คำนวณ/บันทึก → หน้าบาริสต้าดึงคิวด้วย polling → เปลี่ยนสถานะผ่าน API → owner อ่านรายงานจาก API. Diagram การทำงานอยู่ใน wk09 sequence.</w:t>
+        <w:t xml:space="preserve">กระบวนการที่มีในโค้ด: เลือกเมนูและตัวเลือก → ส่ง </w:t>
+      </w:r>
+      <w:r>
+        <w:rPr>
+          <w:rFonts w:ascii="Consolas" w:hAnsi="Consolas"/>
+          <w:sz w:val="18"/>
+        </w:rPr>
+        <w:t>POST /api/orders</w:t>
+      </w:r>
+      <w:r>
+        <w:t xml:space="preserve"> พร้อมวิธีชำระและสาขา → backend ตรวจ input/คำนวณ/บันทึก → หน้าบาริสต้าดึงคิวด้วย polling → เปลี่ยนสถานะผ่าน API → owner อ่านรายงานจาก API. Diagram การทำงานอยู่ใน wk09 sequence.</w:t>
       </w:r>
     </w:p>
     <w:p>
       <w:pPr>
-        <w:pStyle w:val="Heading1"/>
+        <w:pStyle w:val="Heading2"/>
       </w:pPr>
       <w:r>
         <w:t>บทที่ 3 การวิเคราะห์ความต้องการ</w:t>
@@ -98,7 +110,7 @@
     </w:p>
     <w:p>
       <w:pPr>
-        <w:pStyle w:val="Heading1"/>
+        <w:pStyle w:val="Heading2"/>
       </w:pPr>
       <w:r>
         <w:t>บทที่ 4 User Stories และ Use Cases</w:t>
@@ -111,7 +123,7 @@
     </w:p>
     <w:p>
       <w:pPr>
-        <w:pStyle w:val="Heading1"/>
+        <w:pStyle w:val="Heading2"/>
       </w:pPr>
       <w:r>
         <w:t>บทที่ 5 การออกแบบเชิงวัตถุ</w:t>
@@ -119,12 +131,12 @@
     </w:p>
     <w:p>
       <w:r>
-        <w:t>Backend จัดกลุ่มหน้าที่เป็น routes, controllers, entities และ database wrapper เพื่อแยกการรับ request, business logic และการเข้าถึงข้อมูล เอกสาร wk06 แสดงทั้ง class diagram ที่ตรวจจาก source และ object diagram ซึ่งอ้างอิง seed fixture พร้อมระบุข้อจำกัดของข้อมูลตัวอย่าง หน้าที่ของทุก source module แยกตามไฟล์อยู่ใน docs/code-tour.md.</w:t>
+        <w:t>Backend จัดกลุ่มหน้าที่เป็น routes, controllers, entities และ database wrapper เพื่อแยกการรับ request, business logic และการเข้าถึงข้อมูล เอกสาร wk06 แสดงทั้ง class diagram ที่ตรวจจาก source และ object diagram ซึ่งอ้างอิง seed fixture พร้อมระบุข้อจำกัดของข้อมูลตัวอย่าง</w:t>
       </w:r>
     </w:p>
     <w:p>
       <w:pPr>
-        <w:pStyle w:val="Heading1"/>
+        <w:pStyle w:val="Heading2"/>
       </w:pPr>
       <w:r>
         <w:t>บทที่ 6 การออกแบบฐานข้อมูล</w:t>
@@ -132,12 +144,12 @@
     </w:p>
     <w:p>
       <w:r>
-        <w:t>การออกแบบข้อมูลครอบคลุมสาขา หมวดหมู่สินค้า เมนู ตัวเลือกสินค้า คำสั่งซื้อ รายการคำสั่งซื้อ วัตถุดิบ สูตรใช้วัตถุดิบ และประวัติการเคลื่อนไหว ใช้ ER diagram และ schema ใน wk07 อธิบายโครงสร้างที่ออกแบบ ส่วนตาราง runtime ปัจจุบันมีรายละเอียดในภาคผนวก A และ เอกสาร as-built</w:t>
+        <w:t>การออกแบบข้อมูลครอบคลุมสาขา หมวดหมู่สินค้า เมนู ตัวเลือกสินค้า คำสั่งซื้อ รายการคำสั่งซื้อ วัตถุดิบ สูตรใช้วัตถุดิบ และประวัติการเคลื่อนไหว รวมถึงคำแนะนำวิธีชงบนเมนูและ snapshot ในรายการออเดอร์ ใช้ ER diagram และ schema ใน wk07 อธิบายโครงสร้างที่ออกแบบ ส่วนตาราง runtime ปัจจุบันมีรายละเอียดในภาคผนวก A และ เอกสาร as-built</w:t>
       </w:r>
     </w:p>
     <w:p>
       <w:pPr>
-        <w:pStyle w:val="Heading1"/>
+        <w:pStyle w:val="Heading2"/>
       </w:pPr>
       <w:r>
         <w:t>บทที่ 7 Business Logic และลำดับการทำงาน</w:t>
@@ -150,7 +162,7 @@
     </w:p>
     <w:p>
       <w:pPr>
-        <w:pStyle w:val="Heading1"/>
+        <w:pStyle w:val="Heading2"/>
       </w:pPr>
       <w:r>
         <w:t>บทที่ 8 Input, Output และ UI</w:t>
@@ -158,12 +170,12 @@
     </w:p>
     <w:p>
       <w:r>
-        <w:t>การออกแบบ I/O ครอบคลุมการรับข้อมูลสินค้าและตัวเลือกจากแคชเชียร์ การแสดงคิวและสถานะสำหรับบาริสต้า และการแสดงสรุปยอดขายสำหรับเจ้าของร้าน เอกสาร wk10-wireframe ใช้อธิบายแนวคิดหน้าจอ และ SRS ระบุ input/output ของแต่ละส่วน</w:t>
+        <w:t>การออกแบบ I/O ครอบคลุมการรับข้อมูลสินค้าและตัวเลือกจากแคชเชียร์ การแสดงคิว ตัวเลือก และคำแนะนำวิธีชงสำหรับบาริสต้า และการแสดงสรุปยอดขายสำหรับเจ้าของร้าน เอกสาร wk10-wireframe ใช้อธิบายหน้าจอ รวมถึงช่องวิธีชงใน Menu Manager และตำแหน่งแสดงผลบนการ์ดคิว</w:t>
       </w:r>
     </w:p>
     <w:p>
       <w:pPr>
-        <w:pStyle w:val="Heading1"/>
+        <w:pStyle w:val="Heading2"/>
       </w:pPr>
       <w:r>
         <w:t>บทที่ 9 สถาปัตยกรรมระบบ</w:t>
@@ -176,7 +188,7 @@
     </w:p>
     <w:p>
       <w:pPr>
-        <w:pStyle w:val="Heading1"/>
+        <w:pStyle w:val="Heading2"/>
       </w:pPr>
       <w:r>
         <w:t>บทที่ 10 ผลการประเมิน Usability</w:t>
@@ -189,7 +201,7 @@
     </w:p>
     <w:p>
       <w:pPr>
-        <w:pStyle w:val="Heading1"/>
+        <w:pStyle w:val="Heading2"/>
       </w:pPr>
       <w:r>
         <w:t>บทที่ 11 ผลการรวมระบบและ Integration</w:t>
@@ -197,12 +209,12 @@
     </w:p>
     <w:p>
       <w:r>
-        <w:t>การออกแบบ integration เชื่อมหน้าขาย API ฐานข้อมูล หน้าบาริสต้า และรายงานเจ้าของร้านตาม sequence ที่กำหนด เอกสาร wk13 เป็น test plan และมีผล manual API integration smoke test แยกใน execution log; ยังไม่ใช่ผล UI E2E หรือการซ้อม live demo ผ่านหน้าจอ</w:t>
+        <w:t>การตรวจรอบ 19 ตุลาคม 2026 บันทึกทั้ง walkthrough ผ่าน UI, การตรวจ API โดยตรง และ fault injection บน SQLite ทดสอบแยก ตาม execution log. TC-01–TC-14 มีผลตามขอบเขตที่ระบุรายกรณี; TC-15–TC-16 ซึ่งเพิ่มภายหลังยังไม่ทดสอบ และรอบนี้ไม่ใช่การวัด performance/usability หรือหลักฐานการซ้อมนำเสนอ</w:t>
       </w:r>
     </w:p>
     <w:p>
       <w:pPr>
-        <w:pStyle w:val="Heading1"/>
+        <w:pStyle w:val="Heading2"/>
       </w:pPr>
       <w:r>
         <w:t>บทที่ 12 การตรวจคุณภาพและความปลอดภัย</w:t>
@@ -215,7 +227,7 @@
     </w:p>
     <w:p>
       <w:pPr>
-        <w:pStyle w:val="Heading1"/>
+        <w:pStyle w:val="Heading2"/>
       </w:pPr>
       <w:r>
         <w:t>บทที่ 13 สรุปผลและข้อเสนอแนะ</w:t>
@@ -223,12 +235,12 @@
     </w:p>
     <w:p>
       <w:r>
-        <w:t>ระบบมีองค์ประกอบสำหรับการขาย การจัดคิว การจัดการเมนู คลังวัตถุดิบพร้อมสูตรตามตัวเลือก การรับเข้า/ประวัติ movement และการแจ้งเตือนสต็อกต่ำ โดย Owner จัดการสต็อกได้และ Barista อ่านยอด/สถานะได้แบบ read-only ข้อเสนอแนะสำคัญคือซ้อม live demo ผ่าน UI จริงและเก็บหลักฐานการทดสอบซ้ำ รายละเอียดความครอบคลุม ข้อจำกัด และความเสี่ยงอยู่ในภาคผนวก A</w:t>
+        <w:t>ระบบมีองค์ประกอบสำหรับการขาย การจัดคิว การจัดการเมนูพร้อมคำแนะนำเสริม คลังวัตถุดิบพร้อมสูตรตัดสต็อกตามตัวเลือก การรับเข้า/ประวัติ movement และการแจ้งเตือนสต็อกต่ำ โดย Owner จัดการสต็อกได้และ Barista อ่านยอด/สถานะแบบ read-only พร้อมเห็นสูตรวัตถุดิบจาก snapshot เดียวกับที่ใช้ตัดสต็อกในออเดอร์ ข้อเสนอแนะสำคัญคือซ้อม live demo ผ่าน UI จริงและเก็บหลักฐานการทดสอบซ้ำ รายละเอียดความครอบคลุม ข้อจำกัด และความเสี่ยงอยู่ในภาคผนวก A</w:t>
       </w:r>
     </w:p>
     <w:p>
       <w:pPr>
-        <w:pStyle w:val="Heading1"/>
+        <w:pStyle w:val="Heading2"/>
       </w:pPr>
       <w:r>
         <w:t>บทที่ 14 ภาคผนวก</w:t>
@@ -236,7 +248,7 @@
     </w:p>
     <w:p>
       <w:pPr>
-        <w:pStyle w:val="Heading2"/>
+        <w:pStyle w:val="Heading3"/>
       </w:pPr>
       <w:r>
         <w:t>A. ตารางตรวจเทียบเอกสารกับระบบที่พัฒนา</w:t>
@@ -249,40 +261,43 @@
     </w:p>
     <w:tbl>
       <w:tblPr>
-        <w:tblStyle w:val="TableGrid"/>
+        <w:tblStyle w:val="LightShading-Accent1"/>
         <w:tblW w:type="auto" w:w="0"/>
         <w:jc w:val="center"/>
-        <w:tblLayout w:type="autofit"/>
         <w:tblLook w:firstColumn="1" w:firstRow="1" w:lastColumn="0" w:lastRow="0" w:noHBand="0" w:noVBand="1" w:val="04A0"/>
       </w:tblPr>
       <w:tblGrid>
-        <w:gridCol w:w="2437"/>
-        <w:gridCol w:w="2437"/>
-        <w:gridCol w:w="2437"/>
-        <w:gridCol w:w="2437"/>
+        <w:gridCol w:w="2556"/>
+        <w:gridCol w:w="2556"/>
+        <w:gridCol w:w="2556"/>
+        <w:gridCol w:w="2556"/>
       </w:tblGrid>
       <w:tr>
         <w:trPr>
           <w:tblHeader w:val="true"/>
-          <w:cantSplit/>
-          <w:tblHeader w:val="true"/>
         </w:trPr>
         <w:tc>
           <w:tcPr>
-            <w:tcW w:type="dxa" w:w="2437"/>
+            <w:tcW w:type="dxa" w:w="2556"/>
             <w:vAlign w:val="center"/>
-            <w:shd w:fill="684529"/>
+            <w:shd w:fill="49372D"/>
           </w:tcPr>
           <w:p>
             <w:pPr>
-              <w:spacing w:after="40" w:line="240" w:lineRule="auto"/>
+              <w:spacing w:after="40" w:before="40"/>
             </w:pPr>
             <w:r>
               <w:rPr>
-                <w:rFonts w:ascii="Tahoma" w:hAnsi="Tahoma" w:eastAsia="Tahoma"/>
                 <w:b/>
                 <w:color w:val="FFFFFF"/>
-                <w:sz w:val="17"/>
+                <w:sz w:val="16"/>
+              </w:rPr>
+            </w:r>
+            <w:r>
+              <w:rPr>
+                <w:b/>
+                <w:color w:val="FFFFFF"/>
+                <w:sz w:val="16"/>
               </w:rPr>
               <w:t>หัวข้อ</w:t>
             </w:r>
@@ -290,20 +305,26 @@
         </w:tc>
         <w:tc>
           <w:tcPr>
-            <w:tcW w:type="dxa" w:w="2437"/>
+            <w:tcW w:type="dxa" w:w="2556"/>
             <w:vAlign w:val="center"/>
-            <w:shd w:fill="684529"/>
+            <w:shd w:fill="49372D"/>
           </w:tcPr>
           <w:p>
             <w:pPr>
-              <w:spacing w:after="40" w:line="240" w:lineRule="auto"/>
+              <w:spacing w:after="40" w:before="40"/>
             </w:pPr>
             <w:r>
               <w:rPr>
-                <w:rFonts w:ascii="Tahoma" w:hAnsi="Tahoma" w:eastAsia="Tahoma"/>
                 <w:b/>
                 <w:color w:val="FFFFFF"/>
-                <w:sz w:val="17"/>
+                <w:sz w:val="16"/>
+              </w:rPr>
+            </w:r>
+            <w:r>
+              <w:rPr>
+                <w:b/>
+                <w:color w:val="FFFFFF"/>
+                <w:sz w:val="16"/>
               </w:rPr>
               <w:t>สิ่งที่เอกสาร/แบบกำหนด</w:t>
             </w:r>
@@ -311,20 +332,26 @@
         </w:tc>
         <w:tc>
           <w:tcPr>
-            <w:tcW w:type="dxa" w:w="2437"/>
+            <w:tcW w:type="dxa" w:w="2556"/>
             <w:vAlign w:val="center"/>
-            <w:shd w:fill="684529"/>
+            <w:shd w:fill="49372D"/>
           </w:tcPr>
           <w:p>
             <w:pPr>
-              <w:spacing w:after="40" w:line="240" w:lineRule="auto"/>
+              <w:spacing w:after="40" w:before="40"/>
             </w:pPr>
             <w:r>
               <w:rPr>
-                <w:rFonts w:ascii="Tahoma" w:hAnsi="Tahoma" w:eastAsia="Tahoma"/>
                 <w:b/>
                 <w:color w:val="FFFFFF"/>
-                <w:sz w:val="17"/>
+                <w:sz w:val="16"/>
+              </w:rPr>
+            </w:r>
+            <w:r>
+              <w:rPr>
+                <w:b/>
+                <w:color w:val="FFFFFF"/>
+                <w:sz w:val="16"/>
               </w:rPr>
               <w:t>สิ่งที่พบในโค้ดจริง</w:t>
             </w:r>
@@ -332,20 +359,26 @@
         </w:tc>
         <w:tc>
           <w:tcPr>
-            <w:tcW w:type="dxa" w:w="2437"/>
+            <w:tcW w:type="dxa" w:w="2556"/>
             <w:vAlign w:val="center"/>
-            <w:shd w:fill="684529"/>
+            <w:shd w:fill="49372D"/>
           </w:tcPr>
           <w:p>
             <w:pPr>
-              <w:spacing w:after="40" w:line="240" w:lineRule="auto"/>
+              <w:spacing w:after="40" w:before="40"/>
             </w:pPr>
             <w:r>
               <w:rPr>
-                <w:rFonts w:ascii="Tahoma" w:hAnsi="Tahoma" w:eastAsia="Tahoma"/>
                 <w:b/>
                 <w:color w:val="FFFFFF"/>
-                <w:sz w:val="17"/>
+                <w:sz w:val="16"/>
+              </w:rPr>
+            </w:r>
+            <w:r>
+              <w:rPr>
+                <w:b/>
+                <w:color w:val="FFFFFF"/>
+                <w:sz w:val="16"/>
               </w:rPr>
               <w:t>สถานะ/ข้อจำกัด</w:t>
             </w:r>
@@ -353,22 +386,23 @@
         </w:tc>
       </w:tr>
       <w:tr>
-        <w:trPr>
-          <w:cantSplit/>
-        </w:trPr>
         <w:tc>
           <w:tcPr>
-            <w:tcW w:type="dxa" w:w="2437"/>
+            <w:tcW w:type="dxa" w:w="2556"/>
             <w:vAlign w:val="center"/>
           </w:tcPr>
           <w:p>
             <w:pPr>
-              <w:spacing w:after="40" w:line="240" w:lineRule="auto"/>
+              <w:spacing w:after="40" w:before="40"/>
             </w:pPr>
             <w:r>
               <w:rPr>
-                <w:rFonts w:ascii="Tahoma" w:hAnsi="Tahoma" w:eastAsia="Tahoma"/>
-                <w:sz w:val="17"/>
+                <w:sz w:val="16"/>
+              </w:rPr>
+            </w:r>
+            <w:r>
+              <w:rPr>
+                <w:sz w:val="16"/>
               </w:rPr>
               <w:t>เทคโนโลยีและฐานข้อมูล</w:t>
             </w:r>
@@ -376,17 +410,21 @@
         </w:tc>
         <w:tc>
           <w:tcPr>
-            <w:tcW w:type="dxa" w:w="2437"/>
+            <w:tcW w:type="dxa" w:w="2556"/>
             <w:vAlign w:val="center"/>
           </w:tcPr>
           <w:p>
             <w:pPr>
-              <w:spacing w:after="40" w:line="240" w:lineRule="auto"/>
+              <w:spacing w:after="40" w:before="40"/>
             </w:pPr>
             <w:r>
               <w:rPr>
-                <w:rFonts w:ascii="Tahoma" w:hAnsi="Tahoma" w:eastAsia="Tahoma"/>
-                <w:sz w:val="17"/>
+                <w:sz w:val="16"/>
+              </w:rPr>
+            </w:r>
+            <w:r>
+              <w:rPr>
+                <w:sz w:val="16"/>
               </w:rPr>
               <w:t>เอกสารบางฉบับกล่าวถึง MySQL</w:t>
             </w:r>
@@ -394,59 +432,100 @@
         </w:tc>
         <w:tc>
           <w:tcPr>
-            <w:tcW w:type="dxa" w:w="2437"/>
+            <w:tcW w:type="dxa" w:w="2556"/>
             <w:vAlign w:val="center"/>
           </w:tcPr>
           <w:p>
             <w:pPr>
-              <w:spacing w:after="40" w:line="240" w:lineRule="auto"/>
+              <w:spacing w:after="40" w:before="40"/>
             </w:pPr>
             <w:r>
               <w:rPr>
-                <w:rFonts w:ascii="Tahoma" w:hAnsi="Tahoma" w:eastAsia="Tahoma"/>
-                <w:sz w:val="17"/>
-              </w:rPr>
-              <w:t>React 19 + Vite, Node.js + Express, SQLite ผ่าน sqlite3; startup สร้าง 13 ตารางใน backend/db.js</w:t>
+                <w:sz w:val="16"/>
+              </w:rPr>
+            </w:r>
+            <w:r>
+              <w:rPr>
+                <w:sz w:val="16"/>
+              </w:rPr>
+              <w:t xml:space="preserve">React 19 + Vite, Node.js + Express, SQLite ผ่าน </w:t>
+            </w:r>
+            <w:r>
+              <w:rPr>
+                <w:rFonts w:ascii="Consolas" w:hAnsi="Consolas"/>
+                <w:sz w:val="16"/>
+              </w:rPr>
+              <w:t>sqlite3</w:t>
+            </w:r>
+            <w:r>
+              <w:rPr>
+                <w:sz w:val="16"/>
+              </w:rPr>
+              <w:t xml:space="preserve">; startup สร้าง 13 ตารางใน </w:t>
+            </w:r>
+            <w:r>
+              <w:rPr>
+                <w:rFonts w:ascii="Consolas" w:hAnsi="Consolas"/>
+                <w:sz w:val="16"/>
+              </w:rPr>
+              <w:t>backend/db.js</w:t>
             </w:r>
           </w:p>
         </w:tc>
         <w:tc>
           <w:tcPr>
-            <w:tcW w:type="dxa" w:w="2437"/>
+            <w:tcW w:type="dxa" w:w="2556"/>
             <w:vAlign w:val="center"/>
           </w:tcPr>
           <w:p>
             <w:pPr>
-              <w:spacing w:after="40" w:line="240" w:lineRule="auto"/>
+              <w:spacing w:after="40" w:before="40"/>
             </w:pPr>
             <w:r>
               <w:rPr>
-                <w:rFonts w:ascii="Tahoma" w:hAnsi="Tahoma" w:eastAsia="Tahoma"/>
-                <w:sz w:val="17"/>
-              </w:rPr>
-              <w:t>runtime ใช้ SQLite; mysql2 ยังเป็น dependency แต่ไม่อยู่ใน database path</w:t>
+                <w:sz w:val="16"/>
+              </w:rPr>
+            </w:r>
+            <w:r>
+              <w:rPr>
+                <w:sz w:val="16"/>
+              </w:rPr>
+              <w:t xml:space="preserve">runtime ใช้ SQLite; </w:t>
+            </w:r>
+            <w:r>
+              <w:rPr>
+                <w:rFonts w:ascii="Consolas" w:hAnsi="Consolas"/>
+                <w:sz w:val="16"/>
+              </w:rPr>
+              <w:t>mysql2</w:t>
+            </w:r>
+            <w:r>
+              <w:rPr>
+                <w:sz w:val="16"/>
+              </w:rPr>
+              <w:t xml:space="preserve"> ยังเป็น dependency แต่ไม่อยู่ใน database path</w:t>
             </w:r>
           </w:p>
         </w:tc>
       </w:tr>
       <w:tr>
-        <w:trPr>
-          <w:cantSplit/>
-        </w:trPr>
         <w:tc>
           <w:tcPr>
-            <w:tcW w:type="dxa" w:w="2437"/>
+            <w:tcW w:type="dxa" w:w="2556"/>
             <w:vAlign w:val="center"/>
-            <w:shd w:fill="F5F0E9"/>
           </w:tcPr>
           <w:p>
             <w:pPr>
-              <w:spacing w:after="40" w:line="240" w:lineRule="auto"/>
+              <w:spacing w:after="40" w:before="40"/>
             </w:pPr>
             <w:r>
               <w:rPr>
-                <w:rFonts w:ascii="Tahoma" w:hAnsi="Tahoma" w:eastAsia="Tahoma"/>
-                <w:sz w:val="17"/>
+                <w:sz w:val="16"/>
+              </w:rPr>
+            </w:r>
+            <w:r>
+              <w:rPr>
+                <w:sz w:val="16"/>
               </w:rPr>
               <w:t>FR-01 เมนู</w:t>
             </w:r>
@@ -454,18 +533,21 @@
         </w:tc>
         <w:tc>
           <w:tcPr>
-            <w:tcW w:type="dxa" w:w="2437"/>
+            <w:tcW w:type="dxa" w:w="2556"/>
             <w:vAlign w:val="center"/>
-            <w:shd w:fill="F5F0E9"/>
           </w:tcPr>
           <w:p>
             <w:pPr>
-              <w:spacing w:after="40" w:line="240" w:lineRule="auto"/>
+              <w:spacing w:after="40" w:before="40"/>
             </w:pPr>
             <w:r>
               <w:rPr>
-                <w:rFonts w:ascii="Tahoma" w:hAnsi="Tahoma" w:eastAsia="Tahoma"/>
-                <w:sz w:val="17"/>
+                <w:sz w:val="16"/>
+              </w:rPr>
+            </w:r>
+            <w:r>
+              <w:rPr>
+                <w:sz w:val="16"/>
               </w:rPr>
               <w:t>แสดงเมนูที่เปิดขาย</w:t>
             </w:r>
@@ -473,18 +555,21 @@
         </w:tc>
         <w:tc>
           <w:tcPr>
-            <w:tcW w:type="dxa" w:w="2437"/>
+            <w:tcW w:type="dxa" w:w="2556"/>
             <w:vAlign w:val="center"/>
-            <w:shd w:fill="F5F0E9"/>
           </w:tcPr>
           <w:p>
             <w:pPr>
-              <w:spacing w:after="40" w:line="240" w:lineRule="auto"/>
+              <w:spacing w:after="40" w:before="40"/>
             </w:pPr>
             <w:r>
               <w:rPr>
-                <w:rFonts w:ascii="Tahoma" w:hAnsi="Tahoma" w:eastAsia="Tahoma"/>
-                <w:sz w:val="17"/>
+                <w:sz w:val="16"/>
+              </w:rPr>
+            </w:r>
+            <w:r>
+              <w:rPr>
+                <w:sz w:val="16"/>
               </w:rPr>
               <w:t>มี 4 หมวดและ 10 เมนูใน seed</w:t>
             </w:r>
@@ -492,18 +577,21 @@
         </w:tc>
         <w:tc>
           <w:tcPr>
-            <w:tcW w:type="dxa" w:w="2437"/>
+            <w:tcW w:type="dxa" w:w="2556"/>
             <w:vAlign w:val="center"/>
-            <w:shd w:fill="F5F0E9"/>
           </w:tcPr>
           <w:p>
             <w:pPr>
-              <w:spacing w:after="40" w:line="240" w:lineRule="auto"/>
+              <w:spacing w:after="40" w:before="40"/>
             </w:pPr>
             <w:r>
               <w:rPr>
-                <w:rFonts w:ascii="Tahoma" w:hAnsi="Tahoma" w:eastAsia="Tahoma"/>
-                <w:sz w:val="17"/>
+                <w:sz w:val="16"/>
+              </w:rPr>
+            </w:r>
+            <w:r>
+              <w:rPr>
+                <w:sz w:val="16"/>
               </w:rPr>
               <w:t>ทำงานตามข้อมูล seed</w:t>
             </w:r>
@@ -511,22 +599,23 @@
         </w:tc>
       </w:tr>
       <w:tr>
-        <w:trPr>
-          <w:cantSplit/>
-        </w:trPr>
         <w:tc>
           <w:tcPr>
-            <w:tcW w:type="dxa" w:w="2437"/>
+            <w:tcW w:type="dxa" w:w="2556"/>
             <w:vAlign w:val="center"/>
           </w:tcPr>
           <w:p>
             <w:pPr>
-              <w:spacing w:after="40" w:line="240" w:lineRule="auto"/>
+              <w:spacing w:after="40" w:before="40"/>
             </w:pPr>
             <w:r>
               <w:rPr>
-                <w:rFonts w:ascii="Tahoma" w:hAnsi="Tahoma" w:eastAsia="Tahoma"/>
-                <w:sz w:val="17"/>
+                <w:sz w:val="16"/>
+              </w:rPr>
+            </w:r>
+            <w:r>
+              <w:rPr>
+                <w:sz w:val="16"/>
               </w:rPr>
               <w:t>FR-02 ตัวเลือกสินค้า</w:t>
             </w:r>
@@ -534,17 +623,21 @@
         </w:tc>
         <w:tc>
           <w:tcPr>
-            <w:tcW w:type="dxa" w:w="2437"/>
+            <w:tcW w:type="dxa" w:w="2556"/>
             <w:vAlign w:val="center"/>
           </w:tcPr>
           <w:p>
             <w:pPr>
-              <w:spacing w:after="40" w:line="240" w:lineRule="auto"/>
+              <w:spacing w:after="40" w:before="40"/>
             </w:pPr>
             <w:r>
               <w:rPr>
-                <w:rFonts w:ascii="Tahoma" w:hAnsi="Tahoma" w:eastAsia="Tahoma"/>
-                <w:sz w:val="17"/>
+                <w:sz w:val="16"/>
+              </w:rPr>
+            </w:r>
+            <w:r>
+              <w:rPr>
+                <w:sz w:val="16"/>
               </w:rPr>
               <w:t>เลือกชนิด/ขนาด/ความหวาน/ท็อปปิง</w:t>
             </w:r>
@@ -552,17 +645,21 @@
         </w:tc>
         <w:tc>
           <w:tcPr>
-            <w:tcW w:type="dxa" w:w="2437"/>
+            <w:tcW w:type="dxa" w:w="2556"/>
             <w:vAlign w:val="center"/>
           </w:tcPr>
           <w:p>
             <w:pPr>
-              <w:spacing w:after="40" w:line="240" w:lineRule="auto"/>
+              <w:spacing w:after="40" w:before="40"/>
             </w:pPr>
             <w:r>
               <w:rPr>
-                <w:rFonts w:ascii="Tahoma" w:hAnsi="Tahoma" w:eastAsia="Tahoma"/>
-                <w:sz w:val="17"/>
+                <w:sz w:val="16"/>
+              </w:rPr>
+            </w:r>
+            <w:r>
+              <w:rPr>
+                <w:sz w:val="16"/>
               </w:rPr>
               <w:t>รองรับ temperature, size, sweetness, topping และ bakery option</w:t>
             </w:r>
@@ -570,17 +667,21 @@
         </w:tc>
         <w:tc>
           <w:tcPr>
-            <w:tcW w:type="dxa" w:w="2437"/>
+            <w:tcW w:type="dxa" w:w="2556"/>
             <w:vAlign w:val="center"/>
           </w:tcPr>
           <w:p>
             <w:pPr>
-              <w:spacing w:after="40" w:line="240" w:lineRule="auto"/>
+              <w:spacing w:after="40" w:before="40"/>
             </w:pPr>
             <w:r>
               <w:rPr>
-                <w:rFonts w:ascii="Tahoma" w:hAnsi="Tahoma" w:eastAsia="Tahoma"/>
-                <w:sz w:val="17"/>
+                <w:sz w:val="16"/>
+              </w:rPr>
+            </w:r>
+            <w:r>
+              <w:rPr>
+                <w:sz w:val="16"/>
               </w:rPr>
               <w:t>ทำงานตามตัวเลือกที่รองรับ</w:t>
             </w:r>
@@ -588,23 +689,23 @@
         </w:tc>
       </w:tr>
       <w:tr>
-        <w:trPr>
-          <w:cantSplit/>
-        </w:trPr>
         <w:tc>
           <w:tcPr>
-            <w:tcW w:type="dxa" w:w="2437"/>
+            <w:tcW w:type="dxa" w:w="2556"/>
             <w:vAlign w:val="center"/>
-            <w:shd w:fill="F5F0E9"/>
           </w:tcPr>
           <w:p>
             <w:pPr>
-              <w:spacing w:after="40" w:line="240" w:lineRule="auto"/>
+              <w:spacing w:after="40" w:before="40"/>
             </w:pPr>
             <w:r>
               <w:rPr>
-                <w:rFonts w:ascii="Tahoma" w:hAnsi="Tahoma" w:eastAsia="Tahoma"/>
-                <w:sz w:val="17"/>
+                <w:sz w:val="16"/>
+              </w:rPr>
+            </w:r>
+            <w:r>
+              <w:rPr>
+                <w:sz w:val="16"/>
               </w:rPr>
               <w:t>FR-03 ตรวจคำสั่งซื้อ</w:t>
             </w:r>
@@ -612,18 +713,21 @@
         </w:tc>
         <w:tc>
           <w:tcPr>
-            <w:tcW w:type="dxa" w:w="2437"/>
+            <w:tcW w:type="dxa" w:w="2556"/>
             <w:vAlign w:val="center"/>
-            <w:shd w:fill="F5F0E9"/>
           </w:tcPr>
           <w:p>
             <w:pPr>
-              <w:spacing w:after="40" w:line="240" w:lineRule="auto"/>
+              <w:spacing w:after="40" w:before="40"/>
             </w:pPr>
             <w:r>
               <w:rPr>
-                <w:rFonts w:ascii="Tahoma" w:hAnsi="Tahoma" w:eastAsia="Tahoma"/>
-                <w:sz w:val="17"/>
+                <w:sz w:val="16"/>
+              </w:rPr>
+            </w:r>
+            <w:r>
+              <w:rPr>
+                <w:sz w:val="16"/>
               </w:rPr>
               <w:t>ตรวจข้อมูลก่อนรับออเดอร์</w:t>
             </w:r>
@@ -631,18 +735,21 @@
         </w:tc>
         <w:tc>
           <w:tcPr>
-            <w:tcW w:type="dxa" w:w="2437"/>
+            <w:tcW w:type="dxa" w:w="2556"/>
             <w:vAlign w:val="center"/>
-            <w:shd w:fill="F5F0E9"/>
           </w:tcPr>
           <w:p>
             <w:pPr>
-              <w:spacing w:after="40" w:line="240" w:lineRule="auto"/>
+              <w:spacing w:after="40" w:before="40"/>
             </w:pPr>
             <w:r>
               <w:rPr>
-                <w:rFonts w:ascii="Tahoma" w:hAnsi="Tahoma" w:eastAsia="Tahoma"/>
-                <w:sz w:val="17"/>
+                <w:sz w:val="16"/>
+              </w:rPr>
+            </w:r>
+            <w:r>
+              <w:rPr>
+                <w:sz w:val="16"/>
               </w:rPr>
               <w:t>ตรวจ items, payment, product, quantity และชนิด option ID; บังคับตัวเลือกจำเป็นและสูตรที่ตรงกับสินค้า</w:t>
             </w:r>
@@ -650,18 +757,21 @@
         </w:tc>
         <w:tc>
           <w:tcPr>
-            <w:tcW w:type="dxa" w:w="2437"/>
+            <w:tcW w:type="dxa" w:w="2556"/>
             <w:vAlign w:val="center"/>
-            <w:shd w:fill="F5F0E9"/>
           </w:tcPr>
           <w:p>
             <w:pPr>
-              <w:spacing w:after="40" w:line="240" w:lineRule="auto"/>
+              <w:spacing w:after="40" w:before="40"/>
             </w:pPr>
             <w:r>
               <w:rPr>
-                <w:rFonts w:ascii="Tahoma" w:hAnsi="Tahoma" w:eastAsia="Tahoma"/>
-                <w:sz w:val="17"/>
+                <w:sz w:val="16"/>
+              </w:rPr>
+            </w:r>
+            <w:r>
+              <w:rPr>
+                <w:sz w:val="16"/>
               </w:rPr>
               <w:t>API แยก role guard ตามประเภท endpoint</w:t>
             </w:r>
@@ -669,22 +779,23 @@
         </w:tc>
       </w:tr>
       <w:tr>
-        <w:trPr>
-          <w:cantSplit/>
-        </w:trPr>
         <w:tc>
           <w:tcPr>
-            <w:tcW w:type="dxa" w:w="2437"/>
+            <w:tcW w:type="dxa" w:w="2556"/>
             <w:vAlign w:val="center"/>
           </w:tcPr>
           <w:p>
             <w:pPr>
-              <w:spacing w:after="40" w:line="240" w:lineRule="auto"/>
+              <w:spacing w:after="40" w:before="40"/>
             </w:pPr>
             <w:r>
               <w:rPr>
-                <w:rFonts w:ascii="Tahoma" w:hAnsi="Tahoma" w:eastAsia="Tahoma"/>
-                <w:sz w:val="17"/>
+                <w:sz w:val="16"/>
+              </w:rPr>
+            </w:r>
+            <w:r>
+              <w:rPr>
+                <w:sz w:val="16"/>
               </w:rPr>
               <w:t>FR-04 เลขออเดอร์/คิว</w:t>
             </w:r>
@@ -692,17 +803,21 @@
         </w:tc>
         <w:tc>
           <w:tcPr>
-            <w:tcW w:type="dxa" w:w="2437"/>
+            <w:tcW w:type="dxa" w:w="2556"/>
             <w:vAlign w:val="center"/>
           </w:tcPr>
           <w:p>
             <w:pPr>
-              <w:spacing w:after="40" w:line="240" w:lineRule="auto"/>
+              <w:spacing w:after="40" w:before="40"/>
             </w:pPr>
             <w:r>
               <w:rPr>
-                <w:rFonts w:ascii="Tahoma" w:hAnsi="Tahoma" w:eastAsia="Tahoma"/>
-                <w:sz w:val="17"/>
+                <w:sz w:val="16"/>
+              </w:rPr>
+            </w:r>
+            <w:r>
+              <w:rPr>
+                <w:sz w:val="16"/>
               </w:rPr>
               <w:t>ออกเลขออเดอร์และคิว</w:t>
             </w:r>
@@ -710,35 +825,63 @@
         </w:tc>
         <w:tc>
           <w:tcPr>
-            <w:tcW w:type="dxa" w:w="2437"/>
+            <w:tcW w:type="dxa" w:w="2556"/>
             <w:vAlign w:val="center"/>
           </w:tcPr>
           <w:p>
             <w:pPr>
-              <w:spacing w:after="40" w:line="240" w:lineRule="auto"/>
+              <w:spacing w:after="40" w:before="40"/>
             </w:pPr>
             <w:r>
               <w:rPr>
-                <w:rFonts w:ascii="Tahoma" w:hAnsi="Tahoma" w:eastAsia="Tahoma"/>
-                <w:sz w:val="17"/>
-              </w:rPr>
-              <w:t>POS-YYYYMMDD-BB-XXXX; BEGIN IMMEDIATE จองเลขคิวแยกสาขาใน transaction</w:t>
+                <w:sz w:val="16"/>
+              </w:rPr>
+            </w:r>
+            <w:r>
+              <w:rPr>
+                <w:rFonts w:ascii="Consolas" w:hAnsi="Consolas"/>
+                <w:sz w:val="16"/>
+              </w:rPr>
+              <w:t>POS-YYYYMMDD-BB-XXXX</w:t>
+            </w:r>
+            <w:r>
+              <w:rPr>
+                <w:sz w:val="16"/>
+              </w:rPr>
+              <w:t xml:space="preserve">; </w:t>
+            </w:r>
+            <w:r>
+              <w:rPr>
+                <w:rFonts w:ascii="Consolas" w:hAnsi="Consolas"/>
+                <w:sz w:val="16"/>
+              </w:rPr>
+              <w:t>BEGIN IMMEDIATE</w:t>
+            </w:r>
+            <w:r>
+              <w:rPr>
+                <w:sz w:val="16"/>
+              </w:rPr>
+              <w:t xml:space="preserve"> จองเลขคิวแยกสาขาใน transaction</w:t>
             </w:r>
           </w:p>
         </w:tc>
         <w:tc>
           <w:tcPr>
-            <w:tcW w:type="dxa" w:w="2437"/>
+            <w:tcW w:type="dxa" w:w="2556"/>
             <w:vAlign w:val="center"/>
           </w:tcPr>
           <w:p>
             <w:pPr>
-              <w:spacing w:after="40" w:line="240" w:lineRule="auto"/>
+              <w:spacing w:after="40" w:before="40"/>
             </w:pPr>
             <w:r>
               <w:rPr>
-                <w:rFonts w:ascii="Tahoma" w:hAnsi="Tahoma" w:eastAsia="Tahoma"/>
-                <w:sz w:val="17"/>
+                <w:sz w:val="16"/>
+              </w:rPr>
+            </w:r>
+            <w:r>
+              <w:rPr>
+                <w:sz w:val="16"/>
               </w:rPr>
               <w:t>ทำงานภายใน SQLite connection เดียว</w:t>
             </w:r>
@@ -746,23 +889,23 @@
         </w:tc>
       </w:tr>
       <w:tr>
-        <w:trPr>
-          <w:cantSplit/>
-        </w:trPr>
         <w:tc>
           <w:tcPr>
-            <w:tcW w:type="dxa" w:w="2437"/>
+            <w:tcW w:type="dxa" w:w="2556"/>
             <w:vAlign w:val="center"/>
-            <w:shd w:fill="F5F0E9"/>
           </w:tcPr>
           <w:p>
             <w:pPr>
-              <w:spacing w:after="40" w:line="240" w:lineRule="auto"/>
+              <w:spacing w:after="40" w:before="40"/>
             </w:pPr>
             <w:r>
               <w:rPr>
-                <w:rFonts w:ascii="Tahoma" w:hAnsi="Tahoma" w:eastAsia="Tahoma"/>
-                <w:sz w:val="17"/>
+                <w:sz w:val="16"/>
+              </w:rPr>
+            </w:r>
+            <w:r>
+              <w:rPr>
+                <w:sz w:val="16"/>
               </w:rPr>
               <w:t>FR-05 ราคา</w:t>
             </w:r>
@@ -770,18 +913,21 @@
         </w:tc>
         <w:tc>
           <w:tcPr>
-            <w:tcW w:type="dxa" w:w="2437"/>
+            <w:tcW w:type="dxa" w:w="2556"/>
             <w:vAlign w:val="center"/>
-            <w:shd w:fill="F5F0E9"/>
           </w:tcPr>
           <w:p>
             <w:pPr>
-              <w:spacing w:after="40" w:line="240" w:lineRule="auto"/>
+              <w:spacing w:after="40" w:before="40"/>
             </w:pPr>
             <w:r>
               <w:rPr>
-                <w:rFonts w:ascii="Tahoma" w:hAnsi="Tahoma" w:eastAsia="Tahoma"/>
-                <w:sz w:val="17"/>
+                <w:sz w:val="16"/>
+              </w:rPr>
+            </w:r>
+            <w:r>
+              <w:rPr>
+                <w:sz w:val="16"/>
               </w:rPr>
               <w:t>คำนวณยอดตามสินค้าและตัวเลือก</w:t>
             </w:r>
@@ -789,18 +935,21 @@
         </w:tc>
         <w:tc>
           <w:tcPr>
-            <w:tcW w:type="dxa" w:w="2437"/>
+            <w:tcW w:type="dxa" w:w="2556"/>
             <w:vAlign w:val="center"/>
-            <w:shd w:fill="F5F0E9"/>
           </w:tcPr>
           <w:p>
             <w:pPr>
-              <w:spacing w:after="40" w:line="240" w:lineRule="auto"/>
+              <w:spacing w:after="40" w:before="40"/>
             </w:pPr>
             <w:r>
               <w:rPr>
-                <w:rFonts w:ascii="Tahoma" w:hAnsi="Tahoma" w:eastAsia="Tahoma"/>
-                <w:sz w:val="17"/>
+                <w:sz w:val="16"/>
+              </w:rPr>
+            </w:r>
+            <w:r>
+              <w:rPr>
+                <w:sz w:val="16"/>
               </w:rPr>
               <w:t>base + option ที่ผ่านการตรวจชนิด, คูณ quantity และหักส่วนลดจำนวนเงินบาท</w:t>
             </w:r>
@@ -808,18 +957,21 @@
         </w:tc>
         <w:tc>
           <w:tcPr>
-            <w:tcW w:type="dxa" w:w="2437"/>
+            <w:tcW w:type="dxa" w:w="2556"/>
             <w:vAlign w:val="center"/>
-            <w:shd w:fill="F5F0E9"/>
           </w:tcPr>
           <w:p>
             <w:pPr>
-              <w:spacing w:after="40" w:line="240" w:lineRule="auto"/>
+              <w:spacing w:after="40" w:before="40"/>
             </w:pPr>
             <w:r>
               <w:rPr>
-                <w:rFonts w:ascii="Tahoma" w:hAnsi="Tahoma" w:eastAsia="Tahoma"/>
-                <w:sz w:val="17"/>
+                <w:sz w:val="16"/>
+              </w:rPr>
+            </w:r>
+            <w:r>
+              <w:rPr>
+                <w:sz w:val="16"/>
               </w:rPr>
               <w:t>ไม่มี tax</w:t>
             </w:r>
@@ -827,22 +979,23 @@
         </w:tc>
       </w:tr>
       <w:tr>
-        <w:trPr>
-          <w:cantSplit/>
-        </w:trPr>
         <w:tc>
           <w:tcPr>
-            <w:tcW w:type="dxa" w:w="2437"/>
+            <w:tcW w:type="dxa" w:w="2556"/>
             <w:vAlign w:val="center"/>
           </w:tcPr>
           <w:p>
             <w:pPr>
-              <w:spacing w:after="40" w:line="240" w:lineRule="auto"/>
+              <w:spacing w:after="40" w:before="40"/>
             </w:pPr>
             <w:r>
               <w:rPr>
-                <w:rFonts w:ascii="Tahoma" w:hAnsi="Tahoma" w:eastAsia="Tahoma"/>
-                <w:sz w:val="17"/>
+                <w:sz w:val="16"/>
+              </w:rPr>
+            </w:r>
+            <w:r>
+              <w:rPr>
+                <w:sz w:val="16"/>
               </w:rPr>
               <w:t>FR-06 ชำระเงิน</w:t>
             </w:r>
@@ -850,17 +1003,21 @@
         </w:tc>
         <w:tc>
           <w:tcPr>
-            <w:tcW w:type="dxa" w:w="2437"/>
+            <w:tcW w:type="dxa" w:w="2556"/>
             <w:vAlign w:val="center"/>
           </w:tcPr>
           <w:p>
             <w:pPr>
-              <w:spacing w:after="40" w:line="240" w:lineRule="auto"/>
+              <w:spacing w:after="40" w:before="40"/>
             </w:pPr>
             <w:r>
               <w:rPr>
-                <w:rFonts w:ascii="Tahoma" w:hAnsi="Tahoma" w:eastAsia="Tahoma"/>
-                <w:sz w:val="17"/>
+                <w:sz w:val="16"/>
+              </w:rPr>
+            </w:r>
+            <w:r>
+              <w:rPr>
+                <w:sz w:val="16"/>
               </w:rPr>
               <w:t>รองรับวิธีชำระ</w:t>
             </w:r>
@@ -868,35 +1025,82 @@
         </w:tc>
         <w:tc>
           <w:tcPr>
-            <w:tcW w:type="dxa" w:w="2437"/>
+            <w:tcW w:type="dxa" w:w="2556"/>
             <w:vAlign w:val="center"/>
           </w:tcPr>
           <w:p>
             <w:pPr>
-              <w:spacing w:after="40" w:line="240" w:lineRule="auto"/>
+              <w:spacing w:after="40" w:before="40"/>
             </w:pPr>
             <w:r>
               <w:rPr>
-                <w:rFonts w:ascii="Tahoma" w:hAnsi="Tahoma" w:eastAsia="Tahoma"/>
-                <w:sz w:val="17"/>
-              </w:rPr>
-              <w:t>บันทึก cash, transfer, qr ใน order</w:t>
+                <w:sz w:val="16"/>
+              </w:rPr>
+            </w:r>
+            <w:r>
+              <w:rPr>
+                <w:sz w:val="16"/>
+              </w:rPr>
+              <w:t xml:space="preserve">บันทึก </w:t>
+            </w:r>
+            <w:r>
+              <w:rPr>
+                <w:rFonts w:ascii="Consolas" w:hAnsi="Consolas"/>
+                <w:sz w:val="16"/>
+              </w:rPr>
+              <w:t>cash</w:t>
+            </w:r>
+            <w:r>
+              <w:rPr>
+                <w:sz w:val="16"/>
+              </w:rPr>
+              <w:t xml:space="preserve">, </w:t>
+            </w:r>
+            <w:r>
+              <w:rPr>
+                <w:rFonts w:ascii="Consolas" w:hAnsi="Consolas"/>
+                <w:sz w:val="16"/>
+              </w:rPr>
+              <w:t>transfer</w:t>
+            </w:r>
+            <w:r>
+              <w:rPr>
+                <w:sz w:val="16"/>
+              </w:rPr>
+              <w:t xml:space="preserve">, </w:t>
+            </w:r>
+            <w:r>
+              <w:rPr>
+                <w:rFonts w:ascii="Consolas" w:hAnsi="Consolas"/>
+                <w:sz w:val="16"/>
+              </w:rPr>
+              <w:t>qr</w:t>
+            </w:r>
+            <w:r>
+              <w:rPr>
+                <w:sz w:val="16"/>
+              </w:rPr>
+              <w:t xml:space="preserve"> ใน order</w:t>
             </w:r>
           </w:p>
         </w:tc>
         <w:tc>
           <w:tcPr>
-            <w:tcW w:type="dxa" w:w="2437"/>
+            <w:tcW w:type="dxa" w:w="2556"/>
             <w:vAlign w:val="center"/>
           </w:tcPr>
           <w:p>
             <w:pPr>
-              <w:spacing w:after="40" w:line="240" w:lineRule="auto"/>
+              <w:spacing w:after="40" w:before="40"/>
             </w:pPr>
             <w:r>
               <w:rPr>
-                <w:rFonts w:ascii="Tahoma" w:hAnsi="Tahoma" w:eastAsia="Tahoma"/>
-                <w:sz w:val="17"/>
+                <w:sz w:val="16"/>
+              </w:rPr>
+            </w:r>
+            <w:r>
+              <w:rPr>
+                <w:sz w:val="16"/>
               </w:rPr>
               <w:t>ไม่มี payment gateway หรือยืนยันการชำระเงินจริง</w:t>
             </w:r>
@@ -904,23 +1108,23 @@
         </w:tc>
       </w:tr>
       <w:tr>
-        <w:trPr>
-          <w:cantSplit/>
-        </w:trPr>
         <w:tc>
           <w:tcPr>
-            <w:tcW w:type="dxa" w:w="2437"/>
+            <w:tcW w:type="dxa" w:w="2556"/>
             <w:vAlign w:val="center"/>
-            <w:shd w:fill="F5F0E9"/>
           </w:tcPr>
           <w:p>
             <w:pPr>
-              <w:spacing w:after="40" w:line="240" w:lineRule="auto"/>
+              <w:spacing w:after="40" w:before="40"/>
             </w:pPr>
             <w:r>
               <w:rPr>
-                <w:rFonts w:ascii="Tahoma" w:hAnsi="Tahoma" w:eastAsia="Tahoma"/>
-                <w:sz w:val="17"/>
+                <w:sz w:val="16"/>
+              </w:rPr>
+            </w:r>
+            <w:r>
+              <w:rPr>
+                <w:sz w:val="16"/>
               </w:rPr>
               <w:t>FR-07 ส่งคิว</w:t>
             </w:r>
@@ -928,18 +1132,21 @@
         </w:tc>
         <w:tc>
           <w:tcPr>
-            <w:tcW w:type="dxa" w:w="2437"/>
+            <w:tcW w:type="dxa" w:w="2556"/>
             <w:vAlign w:val="center"/>
-            <w:shd w:fill="F5F0E9"/>
           </w:tcPr>
           <w:p>
             <w:pPr>
-              <w:spacing w:after="40" w:line="240" w:lineRule="auto"/>
+              <w:spacing w:after="40" w:before="40"/>
             </w:pPr>
             <w:r>
               <w:rPr>
-                <w:rFonts w:ascii="Tahoma" w:hAnsi="Tahoma" w:eastAsia="Tahoma"/>
-                <w:sz w:val="17"/>
+                <w:sz w:val="16"/>
+              </w:rPr>
+            </w:r>
+            <w:r>
+              <w:rPr>
+                <w:sz w:val="16"/>
               </w:rPr>
               <w:t>ส่งรายการไปยังหน้าบาริสต้า</w:t>
             </w:r>
@@ -947,18 +1154,21 @@
         </w:tc>
         <w:tc>
           <w:tcPr>
-            <w:tcW w:type="dxa" w:w="2437"/>
+            <w:tcW w:type="dxa" w:w="2556"/>
             <w:vAlign w:val="center"/>
-            <w:shd w:fill="F5F0E9"/>
           </w:tcPr>
           <w:p>
             <w:pPr>
-              <w:spacing w:after="40" w:line="240" w:lineRule="auto"/>
+              <w:spacing w:after="40" w:before="40"/>
             </w:pPr>
             <w:r>
               <w:rPr>
-                <w:rFonts w:ascii="Tahoma" w:hAnsi="Tahoma" w:eastAsia="Tahoma"/>
-                <w:sz w:val="17"/>
+                <w:sz w:val="16"/>
+              </w:rPr>
+            </w:r>
+            <w:r>
+              <w:rPr>
+                <w:sz w:val="16"/>
               </w:rPr>
               <w:t>Barista ดึง queue ผ่าน polling ทุก 3 วินาที</w:t>
             </w:r>
@@ -966,18 +1176,21 @@
         </w:tc>
         <w:tc>
           <w:tcPr>
-            <w:tcW w:type="dxa" w:w="2437"/>
+            <w:tcW w:type="dxa" w:w="2556"/>
             <w:vAlign w:val="center"/>
-            <w:shd w:fill="F5F0E9"/>
           </w:tcPr>
           <w:p>
             <w:pPr>
-              <w:spacing w:after="40" w:line="240" w:lineRule="auto"/>
+              <w:spacing w:after="40" w:before="40"/>
             </w:pPr>
             <w:r>
               <w:rPr>
-                <w:rFonts w:ascii="Tahoma" w:hAnsi="Tahoma" w:eastAsia="Tahoma"/>
-                <w:sz w:val="17"/>
+                <w:sz w:val="16"/>
+              </w:rPr>
+            </w:r>
+            <w:r>
+              <w:rPr>
+                <w:sz w:val="16"/>
               </w:rPr>
               <w:t>ไม่มี WebSocket/SSE push</w:t>
             </w:r>
@@ -985,22 +1198,23 @@
         </w:tc>
       </w:tr>
       <w:tr>
-        <w:trPr>
-          <w:cantSplit/>
-        </w:trPr>
         <w:tc>
           <w:tcPr>
-            <w:tcW w:type="dxa" w:w="2437"/>
+            <w:tcW w:type="dxa" w:w="2556"/>
             <w:vAlign w:val="center"/>
           </w:tcPr>
           <w:p>
             <w:pPr>
-              <w:spacing w:after="40" w:line="240" w:lineRule="auto"/>
+              <w:spacing w:after="40" w:before="40"/>
             </w:pPr>
             <w:r>
               <w:rPr>
-                <w:rFonts w:ascii="Tahoma" w:hAnsi="Tahoma" w:eastAsia="Tahoma"/>
-                <w:sz w:val="17"/>
+                <w:sz w:val="16"/>
+              </w:rPr>
+            </w:r>
+            <w:r>
+              <w:rPr>
+                <w:sz w:val="16"/>
               </w:rPr>
               <w:t>FR-08 สถานะคิว</w:t>
             </w:r>
@@ -1008,17 +1222,21 @@
         </w:tc>
         <w:tc>
           <w:tcPr>
-            <w:tcW w:type="dxa" w:w="2437"/>
+            <w:tcW w:type="dxa" w:w="2556"/>
             <w:vAlign w:val="center"/>
           </w:tcPr>
           <w:p>
             <w:pPr>
-              <w:spacing w:after="40" w:line="240" w:lineRule="auto"/>
+              <w:spacing w:after="40" w:before="40"/>
             </w:pPr>
             <w:r>
               <w:rPr>
-                <w:rFonts w:ascii="Tahoma" w:hAnsi="Tahoma" w:eastAsia="Tahoma"/>
-                <w:sz w:val="17"/>
+                <w:sz w:val="16"/>
+              </w:rPr>
+            </w:r>
+            <w:r>
+              <w:rPr>
+                <w:sz w:val="16"/>
               </w:rPr>
               <w:t>ติดตามสถานะและยกเลิก</w:t>
             </w:r>
@@ -1026,35 +1244,95 @@
         </w:tc>
         <w:tc>
           <w:tcPr>
-            <w:tcW w:type="dxa" w:w="2437"/>
+            <w:tcW w:type="dxa" w:w="2556"/>
             <w:vAlign w:val="center"/>
           </w:tcPr>
           <w:p>
             <w:pPr>
-              <w:spacing w:after="40" w:line="240" w:lineRule="auto"/>
+              <w:spacing w:after="40" w:before="40"/>
             </w:pPr>
             <w:r>
               <w:rPr>
-                <w:rFonts w:ascii="Tahoma" w:hAnsi="Tahoma" w:eastAsia="Tahoma"/>
-                <w:sz w:val="17"/>
-              </w:rPr>
-              <w:t>ใช้ pending, cooking, ready, completed; ต้องไปขั้นถัดไป; ยกเลิกได้เฉพาะ pending/cooking</w:t>
+                <w:sz w:val="16"/>
+              </w:rPr>
+            </w:r>
+            <w:r>
+              <w:rPr>
+                <w:sz w:val="16"/>
+              </w:rPr>
+              <w:t xml:space="preserve">ใช้ </w:t>
+            </w:r>
+            <w:r>
+              <w:rPr>
+                <w:rFonts w:ascii="Consolas" w:hAnsi="Consolas"/>
+                <w:sz w:val="16"/>
+              </w:rPr>
+              <w:t>pending</w:t>
+            </w:r>
+            <w:r>
+              <w:rPr>
+                <w:sz w:val="16"/>
+              </w:rPr>
+              <w:t xml:space="preserve">, </w:t>
+            </w:r>
+            <w:r>
+              <w:rPr>
+                <w:rFonts w:ascii="Consolas" w:hAnsi="Consolas"/>
+                <w:sz w:val="16"/>
+              </w:rPr>
+              <w:t>cooking</w:t>
+            </w:r>
+            <w:r>
+              <w:rPr>
+                <w:sz w:val="16"/>
+              </w:rPr>
+              <w:t xml:space="preserve">, </w:t>
+            </w:r>
+            <w:r>
+              <w:rPr>
+                <w:rFonts w:ascii="Consolas" w:hAnsi="Consolas"/>
+                <w:sz w:val="16"/>
+              </w:rPr>
+              <w:t>ready</w:t>
+            </w:r>
+            <w:r>
+              <w:rPr>
+                <w:sz w:val="16"/>
+              </w:rPr>
+              <w:t xml:space="preserve">, </w:t>
+            </w:r>
+            <w:r>
+              <w:rPr>
+                <w:rFonts w:ascii="Consolas" w:hAnsi="Consolas"/>
+                <w:sz w:val="16"/>
+              </w:rPr>
+              <w:t>completed</w:t>
+            </w:r>
+            <w:r>
+              <w:rPr>
+                <w:sz w:val="16"/>
+              </w:rPr>
+              <w:t>; ต้องไปขั้นถัดไป; ยกเลิกได้เฉพาะ pending/cooking</w:t>
             </w:r>
           </w:p>
         </w:tc>
         <w:tc>
           <w:tcPr>
-            <w:tcW w:type="dxa" w:w="2437"/>
+            <w:tcW w:type="dxa" w:w="2556"/>
             <w:vAlign w:val="center"/>
           </w:tcPr>
           <w:p>
             <w:pPr>
-              <w:spacing w:after="40" w:line="240" w:lineRule="auto"/>
+              <w:spacing w:after="40" w:before="40"/>
             </w:pPr>
             <w:r>
               <w:rPr>
-                <w:rFonts w:ascii="Tahoma" w:hAnsi="Tahoma" w:eastAsia="Tahoma"/>
-                <w:sz w:val="17"/>
+                <w:sz w:val="16"/>
+              </w:rPr>
+            </w:r>
+            <w:r>
+              <w:rPr>
+                <w:sz w:val="16"/>
               </w:rPr>
               <w:t>ยอมเฉพาะลำดับต่อเนื่อง</w:t>
             </w:r>
@@ -1062,23 +1340,23 @@
         </w:tc>
       </w:tr>
       <w:tr>
-        <w:trPr>
-          <w:cantSplit/>
-        </w:trPr>
         <w:tc>
           <w:tcPr>
-            <w:tcW w:type="dxa" w:w="2437"/>
+            <w:tcW w:type="dxa" w:w="2556"/>
             <w:vAlign w:val="center"/>
-            <w:shd w:fill="F5F0E9"/>
           </w:tcPr>
           <w:p>
             <w:pPr>
-              <w:spacing w:after="40" w:line="240" w:lineRule="auto"/>
+              <w:spacing w:after="40" w:before="40"/>
             </w:pPr>
             <w:r>
               <w:rPr>
-                <w:rFonts w:ascii="Tahoma" w:hAnsi="Tahoma" w:eastAsia="Tahoma"/>
-                <w:sz w:val="17"/>
+                <w:sz w:val="16"/>
+              </w:rPr>
+            </w:r>
+            <w:r>
+              <w:rPr>
+                <w:sz w:val="16"/>
               </w:rPr>
               <w:t>FR-09 สต็อก</w:t>
             </w:r>
@@ -1086,18 +1364,21 @@
         </w:tc>
         <w:tc>
           <w:tcPr>
-            <w:tcW w:type="dxa" w:w="2437"/>
+            <w:tcW w:type="dxa" w:w="2556"/>
             <w:vAlign w:val="center"/>
-            <w:shd w:fill="F5F0E9"/>
           </w:tcPr>
           <w:p>
             <w:pPr>
-              <w:spacing w:after="40" w:line="240" w:lineRule="auto"/>
+              <w:spacing w:after="40" w:before="40"/>
             </w:pPr>
             <w:r>
               <w:rPr>
-                <w:rFonts w:ascii="Tahoma" w:hAnsi="Tahoma" w:eastAsia="Tahoma"/>
-                <w:sz w:val="17"/>
+                <w:sz w:val="16"/>
+              </w:rPr>
+            </w:r>
+            <w:r>
+              <w:rPr>
+                <w:sz w:val="16"/>
               </w:rPr>
               <w:t>ติดตามสต็อก/แจ้งเตือน</w:t>
             </w:r>
@@ -1105,14 +1386,21 @@
         </w:tc>
         <w:tc>
           <w:tcPr>
-            <w:tcW w:type="dxa" w:w="2437"/>
+            <w:tcW w:type="dxa" w:w="2556"/>
             <w:vAlign w:val="center"/>
-            <w:shd w:fill="F5F0E9"/>
           </w:tcPr>
           <w:p>
-            <w:r>
-              <w:rPr>
-                <w:sz w:val="17"/>
+            <w:pPr>
+              <w:spacing w:after="40" w:before="40"/>
+            </w:pPr>
+            <w:r>
+              <w:rPr>
+                <w:sz w:val="16"/>
+              </w:rPr>
+            </w:r>
+            <w:r>
+              <w:rPr>
+                <w:sz w:val="16"/>
               </w:rPr>
               <w:t>สูตร base/override ตาม size, temperature, sweetness หรือ bakery option; มี stock น้ำตาลและสูตร seed 3/6/9/12 กรัมสำหรับความหวาน 25/50/75/100%; รับเข้า/ปรับยอด/ดู movement; ตัดและคืน stock ตาม snapshot; Barista อ่านยอด/threshold ได้</w:t>
             </w:r>
@@ -1120,14 +1408,21 @@
         </w:tc>
         <w:tc>
           <w:tcPr>
-            <w:tcW w:type="dxa" w:w="2437"/>
+            <w:tcW w:type="dxa" w:w="2556"/>
             <w:vAlign w:val="center"/>
-            <w:shd w:fill="F5F0E9"/>
           </w:tcPr>
           <w:p>
-            <w:r>
-              <w:rPr>
-                <w:sz w:val="17"/>
+            <w:pPr>
+              <w:spacing w:after="40" w:before="40"/>
+            </w:pPr>
+            <w:r>
+              <w:rPr>
+                <w:sz w:val="16"/>
+              </w:rPr>
+            </w:r>
+            <w:r>
+              <w:rPr>
+                <w:sz w:val="16"/>
               </w:rPr>
               <w:t>เมนูที่ไม่มีสูตรตรงกับตัวเลือกจะถูกปฏิเสธ; การแก้ stock/สูตรยัง owner-only; ค่ากรัมน้ำตาลเป็น seed</w:t>
             </w:r>
@@ -1135,22 +1430,23 @@
         </w:tc>
       </w:tr>
       <w:tr>
-        <w:trPr>
-          <w:cantSplit/>
-        </w:trPr>
         <w:tc>
           <w:tcPr>
-            <w:tcW w:type="dxa" w:w="2437"/>
+            <w:tcW w:type="dxa" w:w="2556"/>
             <w:vAlign w:val="center"/>
           </w:tcPr>
           <w:p>
             <w:pPr>
-              <w:spacing w:after="40" w:line="240" w:lineRule="auto"/>
+              <w:spacing w:after="40" w:before="40"/>
             </w:pPr>
             <w:r>
               <w:rPr>
-                <w:rFonts w:ascii="Tahoma" w:hAnsi="Tahoma" w:eastAsia="Tahoma"/>
-                <w:sz w:val="17"/>
+                <w:sz w:val="16"/>
+              </w:rPr>
+            </w:r>
+            <w:r>
+              <w:rPr>
+                <w:sz w:val="16"/>
               </w:rPr>
               <w:t>FR-10 รายงาน</w:t>
             </w:r>
@@ -1158,17 +1454,21 @@
         </w:tc>
         <w:tc>
           <w:tcPr>
-            <w:tcW w:type="dxa" w:w="2437"/>
+            <w:tcW w:type="dxa" w:w="2556"/>
             <w:vAlign w:val="center"/>
           </w:tcPr>
           <w:p>
             <w:pPr>
-              <w:spacing w:after="40" w:line="240" w:lineRule="auto"/>
+              <w:spacing w:after="40" w:before="40"/>
             </w:pPr>
             <w:r>
               <w:rPr>
-                <w:rFonts w:ascii="Tahoma" w:hAnsi="Tahoma" w:eastAsia="Tahoma"/>
-                <w:sz w:val="17"/>
+                <w:sz w:val="16"/>
+              </w:rPr>
+            </w:r>
+            <w:r>
+              <w:rPr>
+                <w:sz w:val="16"/>
               </w:rPr>
               <w:t>ดูรายงานการขาย</w:t>
             </w:r>
@@ -1176,17 +1476,21 @@
         </w:tc>
         <w:tc>
           <w:tcPr>
-            <w:tcW w:type="dxa" w:w="2437"/>
+            <w:tcW w:type="dxa" w:w="2556"/>
             <w:vAlign w:val="center"/>
           </w:tcPr>
           <w:p>
             <w:pPr>
-              <w:spacing w:after="40" w:line="240" w:lineRule="auto"/>
+              <w:spacing w:after="40" w:before="40"/>
             </w:pPr>
             <w:r>
               <w:rPr>
-                <w:rFonts w:ascii="Tahoma" w:hAnsi="Tahoma" w:eastAsia="Tahoma"/>
-                <w:sz w:val="17"/>
+                <w:sz w:val="16"/>
+              </w:rPr>
+            </w:r>
+            <w:r>
+              <w:rPr>
+                <w:sz w:val="16"/>
               </w:rPr>
               <w:t>รองรับ 4 period, payment breakdown, top 5 และ recent orders สูงสุด 50; owner queue stats แยกจาก report</w:t>
             </w:r>
@@ -1194,17 +1498,21 @@
         </w:tc>
         <w:tc>
           <w:tcPr>
-            <w:tcW w:type="dxa" w:w="2437"/>
+            <w:tcW w:type="dxa" w:w="2556"/>
             <w:vAlign w:val="center"/>
           </w:tcPr>
           <w:p>
             <w:pPr>
-              <w:spacing w:after="40" w:line="240" w:lineRule="auto"/>
+              <w:spacing w:after="40" w:before="40"/>
             </w:pPr>
             <w:r>
               <w:rPr>
-                <w:rFonts w:ascii="Tahoma" w:hAnsi="Tahoma" w:eastAsia="Tahoma"/>
-                <w:sz w:val="17"/>
+                <w:sz w:val="16"/>
+              </w:rPr>
+            </w:r>
+            <w:r>
+              <w:rPr>
+                <w:sz w:val="16"/>
               </w:rPr>
               <w:t>ทำงานบางส่วน; queue stats ไม่กรองตาม period</w:t>
             </w:r>
@@ -1212,23 +1520,23 @@
         </w:tc>
       </w:tr>
       <w:tr>
-        <w:trPr>
-          <w:cantSplit/>
-        </w:trPr>
         <w:tc>
           <w:tcPr>
-            <w:tcW w:type="dxa" w:w="2437"/>
+            <w:tcW w:type="dxa" w:w="2556"/>
             <w:vAlign w:val="center"/>
-            <w:shd w:fill="F5F0E9"/>
           </w:tcPr>
           <w:p>
             <w:pPr>
-              <w:spacing w:after="40" w:line="240" w:lineRule="auto"/>
+              <w:spacing w:after="40" w:before="40"/>
             </w:pPr>
             <w:r>
               <w:rPr>
-                <w:rFonts w:ascii="Tahoma" w:hAnsi="Tahoma" w:eastAsia="Tahoma"/>
-                <w:sz w:val="17"/>
+                <w:sz w:val="16"/>
+              </w:rPr>
+            </w:r>
+            <w:r>
+              <w:rPr>
+                <w:sz w:val="16"/>
               </w:rPr>
               <w:t>FR-11 Login/สิทธิ์</w:t>
             </w:r>
@@ -1236,18 +1544,21 @@
         </w:tc>
         <w:tc>
           <w:tcPr>
-            <w:tcW w:type="dxa" w:w="2437"/>
+            <w:tcW w:type="dxa" w:w="2556"/>
             <w:vAlign w:val="center"/>
-            <w:shd w:fill="F5F0E9"/>
           </w:tcPr>
           <w:p>
             <w:pPr>
-              <w:spacing w:after="40" w:line="240" w:lineRule="auto"/>
+              <w:spacing w:after="40" w:before="40"/>
             </w:pPr>
             <w:r>
               <w:rPr>
-                <w:rFonts w:ascii="Tahoma" w:hAnsi="Tahoma" w:eastAsia="Tahoma"/>
-                <w:sz w:val="17"/>
+                <w:sz w:val="16"/>
+              </w:rPr>
+            </w:r>
+            <w:r>
+              <w:rPr>
+                <w:sz w:val="16"/>
               </w:rPr>
               <w:t>แยกบทบาท cashier, barista, owner</w:t>
             </w:r>
@@ -1255,18 +1566,21 @@
         </w:tc>
         <w:tc>
           <w:tcPr>
-            <w:tcW w:type="dxa" w:w="2437"/>
+            <w:tcW w:type="dxa" w:w="2556"/>
             <w:vAlign w:val="center"/>
-            <w:shd w:fill="F5F0E9"/>
           </w:tcPr>
           <w:p>
             <w:pPr>
-              <w:spacing w:after="40" w:line="240" w:lineRule="auto"/>
+              <w:spacing w:after="40" w:before="40"/>
             </w:pPr>
             <w:r>
               <w:rPr>
-                <w:rFonts w:ascii="Tahoma" w:hAnsi="Tahoma" w:eastAsia="Tahoma"/>
-                <w:sz w:val="17"/>
+                <w:sz w:val="16"/>
+              </w:rPr>
+            </w:r>
+            <w:r>
+              <w:rPr>
+                <w:sz w:val="16"/>
               </w:rPr>
               <w:t>Session cookie; API role guards; owner จัดการบัญชีและ reset password</w:t>
             </w:r>
@@ -1274,18 +1588,21 @@
         </w:tc>
         <w:tc>
           <w:tcPr>
-            <w:tcW w:type="dxa" w:w="2437"/>
+            <w:tcW w:type="dxa" w:w="2556"/>
             <w:vAlign w:val="center"/>
-            <w:shd w:fill="F5F0E9"/>
           </w:tcPr>
           <w:p>
             <w:pPr>
-              <w:spacing w:after="40" w:line="240" w:lineRule="auto"/>
+              <w:spacing w:after="40" w:before="40"/>
             </w:pPr>
             <w:r>
               <w:rPr>
-                <w:rFonts w:ascii="Tahoma" w:hAnsi="Tahoma" w:eastAsia="Tahoma"/>
-                <w:sz w:val="17"/>
+                <w:sz w:val="16"/>
+              </w:rPr>
+            </w:r>
+            <w:r>
+              <w:rPr>
+                <w:sz w:val="16"/>
               </w:rPr>
               <w:t>ไม่มี MFA, password recovery หรือ audit trail</w:t>
             </w:r>
@@ -1293,542 +1610,947 @@
         </w:tc>
       </w:tr>
       <w:tr>
-        <w:trPr>
-          <w:cantSplit/>
-        </w:trPr>
         <w:tc>
           <w:tcPr>
-            <w:tcW w:type="dxa" w:w="2437"/>
+            <w:tcW w:type="dxa" w:w="2556"/>
             <w:vAlign w:val="center"/>
           </w:tcPr>
           <w:p>
             <w:pPr>
-              <w:spacing w:after="40" w:line="240" w:lineRule="auto"/>
+              <w:spacing w:after="40" w:before="40"/>
             </w:pPr>
             <w:r>
               <w:rPr>
-                <w:rFonts w:ascii="Tahoma" w:hAnsi="Tahoma" w:eastAsia="Tahoma"/>
-                <w:sz w:val="17"/>
-              </w:rPr>
-              <w:t>โครงสร้างข้อมูล</w:t>
+                <w:sz w:val="16"/>
+              </w:rPr>
+            </w:r>
+            <w:r>
+              <w:rPr>
+                <w:sz w:val="16"/>
+              </w:rPr>
+              <w:t>FR-14 สูตรบนคิวบาริสต้า</w:t>
             </w:r>
           </w:p>
         </w:tc>
         <w:tc>
           <w:tcPr>
-            <w:tcW w:type="dxa" w:w="2437"/>
+            <w:tcW w:type="dxa" w:w="2556"/>
             <w:vAlign w:val="center"/>
           </w:tcPr>
           <w:p>
             <w:pPr>
-              <w:spacing w:after="40" w:line="240" w:lineRule="auto"/>
+              <w:spacing w:after="40" w:before="40"/>
             </w:pPr>
             <w:r>
               <w:rPr>
-                <w:rFonts w:ascii="Tahoma" w:hAnsi="Tahoma" w:eastAsia="Tahoma"/>
-                <w:sz w:val="17"/>
-              </w:rPr>
-              <w:t>ER/schema ตามแบบ wk07</w:t>
+                <w:sz w:val="16"/>
+              </w:rPr>
+            </w:r>
+            <w:r>
+              <w:rPr>
+                <w:sz w:val="16"/>
+              </w:rPr>
+              <w:t>ลดเวลาค้นหาสูตรจากหน้าคิว</w:t>
             </w:r>
           </w:p>
         </w:tc>
         <w:tc>
           <w:tcPr>
-            <w:tcW w:type="dxa" w:w="2437"/>
+            <w:tcW w:type="dxa" w:w="2556"/>
             <w:vAlign w:val="center"/>
           </w:tcPr>
           <w:p>
             <w:pPr>
-              <w:spacing w:after="40" w:line="240" w:lineRule="auto"/>
+              <w:spacing w:after="40" w:before="40"/>
             </w:pPr>
             <w:r>
               <w:rPr>
-                <w:rFonts w:ascii="Tahoma" w:hAnsi="Tahoma" w:eastAsia="Tahoma"/>
-                <w:sz w:val="17"/>
-              </w:rPr>
-              <w:t>13 ตาราง runtime: branches, categories, products, product_options, orders, order_items, inventory, product_recipes, product_recipe_rules, inventory_movements, schema_migrations, users, sessions; options_json เก็บตัวเลือกและ snapshot วัตถุดิบที่ใช้</w:t>
+                <w:sz w:val="16"/>
+              </w:rPr>
+            </w:r>
+            <w:r>
+              <w:rPr>
+                <w:sz w:val="16"/>
+              </w:rPr>
+              <w:t xml:space="preserve">order snapshots ชื่อวัตถุดิบ หน่วย และปริมาณที่ใช้ตัดสต็อกใน </w:t>
+            </w:r>
+            <w:r>
+              <w:rPr>
+                <w:rFonts w:ascii="Consolas" w:hAnsi="Consolas"/>
+                <w:sz w:val="16"/>
+              </w:rPr>
+              <w:t>options_json.inventoryConsumptions</w:t>
+            </w:r>
+            <w:r>
+              <w:rPr>
+                <w:sz w:val="16"/>
+              </w:rPr>
+              <w:t xml:space="preserve">; QueueCard แสดงสูตรจาก snapshot; Owner ใส่ </w:t>
+            </w:r>
+            <w:r>
+              <w:rPr>
+                <w:rFonts w:ascii="Consolas" w:hAnsi="Consolas"/>
+                <w:sz w:val="16"/>
+              </w:rPr>
+              <w:t>preparation_instructions</w:t>
+            </w:r>
+            <w:r>
+              <w:rPr>
+                <w:sz w:val="16"/>
+              </w:rPr>
+              <w:t xml:space="preserve"> เพิ่มเติมได้แยกต่างหาก</w:t>
             </w:r>
           </w:p>
         </w:tc>
         <w:tc>
           <w:tcPr>
-            <w:tcW w:type="dxa" w:w="2437"/>
+            <w:tcW w:type="dxa" w:w="2556"/>
             <w:vAlign w:val="center"/>
           </w:tcPr>
           <w:p>
             <w:pPr>
-              <w:spacing w:after="40" w:line="240" w:lineRule="auto"/>
+              <w:spacing w:after="40" w:before="40"/>
             </w:pPr>
             <w:r>
               <w:rPr>
-                <w:rFonts w:ascii="Tahoma" w:hAnsi="Tahoma" w:eastAsia="Tahoma"/>
-                <w:sz w:val="17"/>
-              </w:rPr>
-              <w:t>product_recipes เป็น legacy สำหรับ migration; orders.branch_id ยังไม่มี FK</w:t>
+                <w:sz w:val="16"/>
+              </w:rPr>
+            </w:r>
+            <w:r>
+              <w:rPr>
+                <w:sz w:val="16"/>
+              </w:rPr>
+              <w:t>คิวรุ่นเก่าที่มีเพียง ID/ปริมาณเติมชื่อและหน่วยจากคลังปัจจุบัน; คิวไม่มี consumption snapshot แจ้งว่าไม่มีข้อมูลสูตร</w:t>
             </w:r>
           </w:p>
         </w:tc>
       </w:tr>
       <w:tr>
-        <w:trPr>
-          <w:cantSplit/>
-        </w:trPr>
         <w:tc>
           <w:tcPr>
-            <w:tcW w:type="dxa" w:w="2437"/>
+            <w:tcW w:type="dxa" w:w="2556"/>
             <w:vAlign w:val="center"/>
-            <w:shd w:fill="F5F0E9"/>
           </w:tcPr>
           <w:p>
             <w:pPr>
-              <w:spacing w:after="40" w:line="240" w:lineRule="auto"/>
+              <w:spacing w:after="40" w:before="40"/>
             </w:pPr>
             <w:r>
               <w:rPr>
-                <w:rFonts w:ascii="Tahoma" w:hAnsi="Tahoma" w:eastAsia="Tahoma"/>
-                <w:sz w:val="17"/>
-              </w:rPr>
-              <w:t>การบันทึก order</w:t>
+                <w:sz w:val="16"/>
+              </w:rPr>
+            </w:r>
+            <w:r>
+              <w:rPr>
+                <w:sz w:val="16"/>
+              </w:rPr>
+              <w:t>โครงสร้างข้อมูล</w:t>
             </w:r>
           </w:p>
         </w:tc>
         <w:tc>
           <w:tcPr>
-            <w:tcW w:type="dxa" w:w="2437"/>
+            <w:tcW w:type="dxa" w:w="2556"/>
             <w:vAlign w:val="center"/>
-            <w:shd w:fill="F5F0E9"/>
           </w:tcPr>
           <w:p>
             <w:pPr>
-              <w:spacing w:after="40" w:line="240" w:lineRule="auto"/>
+              <w:spacing w:after="40" w:before="40"/>
             </w:pPr>
             <w:r>
               <w:rPr>
-                <w:rFonts w:ascii="Tahoma" w:hAnsi="Tahoma" w:eastAsia="Tahoma"/>
-                <w:sz w:val="17"/>
-              </w:rPr>
-              <w:t>บันทึก header, รายการสินค้า และ stock</w:t>
+                <w:sz w:val="16"/>
+              </w:rPr>
+            </w:r>
+            <w:r>
+              <w:rPr>
+                <w:sz w:val="16"/>
+              </w:rPr>
+              <w:t>ER/schema ตามแบบ wk07</w:t>
             </w:r>
           </w:p>
         </w:tc>
         <w:tc>
           <w:tcPr>
-            <w:tcW w:type="dxa" w:w="2437"/>
+            <w:tcW w:type="dxa" w:w="2556"/>
             <w:vAlign w:val="center"/>
-            <w:shd w:fill="F5F0E9"/>
           </w:tcPr>
           <w:p>
             <w:pPr>
-              <w:spacing w:after="40" w:line="240" w:lineRule="auto"/>
+              <w:spacing w:after="40" w:before="40"/>
             </w:pPr>
             <w:r>
               <w:rPr>
-                <w:rFonts w:ascii="Tahoma" w:hAnsi="Tahoma" w:eastAsia="Tahoma"/>
-                <w:sz w:val="17"/>
-              </w:rPr>
-              <w:t>transaction เดียวครอบการตรวจสูตร/stock, คิว, header/items และ stock deduction</w:t>
+                <w:sz w:val="16"/>
+              </w:rPr>
+            </w:r>
+            <w:r>
+              <w:rPr>
+                <w:sz w:val="16"/>
+              </w:rPr>
+              <w:t xml:space="preserve">13 ตาราง runtime: </w:t>
+            </w:r>
+            <w:r>
+              <w:rPr>
+                <w:rFonts w:ascii="Consolas" w:hAnsi="Consolas"/>
+                <w:sz w:val="16"/>
+              </w:rPr>
+              <w:t>branches</w:t>
+            </w:r>
+            <w:r>
+              <w:rPr>
+                <w:sz w:val="16"/>
+              </w:rPr>
+              <w:t xml:space="preserve">, </w:t>
+            </w:r>
+            <w:r>
+              <w:rPr>
+                <w:rFonts w:ascii="Consolas" w:hAnsi="Consolas"/>
+                <w:sz w:val="16"/>
+              </w:rPr>
+              <w:t>categories</w:t>
+            </w:r>
+            <w:r>
+              <w:rPr>
+                <w:sz w:val="16"/>
+              </w:rPr>
+              <w:t xml:space="preserve">, </w:t>
+            </w:r>
+            <w:r>
+              <w:rPr>
+                <w:rFonts w:ascii="Consolas" w:hAnsi="Consolas"/>
+                <w:sz w:val="16"/>
+              </w:rPr>
+              <w:t>products</w:t>
+            </w:r>
+            <w:r>
+              <w:rPr>
+                <w:sz w:val="16"/>
+              </w:rPr>
+              <w:t xml:space="preserve">, </w:t>
+            </w:r>
+            <w:r>
+              <w:rPr>
+                <w:rFonts w:ascii="Consolas" w:hAnsi="Consolas"/>
+                <w:sz w:val="16"/>
+              </w:rPr>
+              <w:t>product_options</w:t>
+            </w:r>
+            <w:r>
+              <w:rPr>
+                <w:sz w:val="16"/>
+              </w:rPr>
+              <w:t xml:space="preserve">, </w:t>
+            </w:r>
+            <w:r>
+              <w:rPr>
+                <w:rFonts w:ascii="Consolas" w:hAnsi="Consolas"/>
+                <w:sz w:val="16"/>
+              </w:rPr>
+              <w:t>orders</w:t>
+            </w:r>
+            <w:r>
+              <w:rPr>
+                <w:sz w:val="16"/>
+              </w:rPr>
+              <w:t xml:space="preserve">, </w:t>
+            </w:r>
+            <w:r>
+              <w:rPr>
+                <w:rFonts w:ascii="Consolas" w:hAnsi="Consolas"/>
+                <w:sz w:val="16"/>
+              </w:rPr>
+              <w:t>order_items</w:t>
+            </w:r>
+            <w:r>
+              <w:rPr>
+                <w:sz w:val="16"/>
+              </w:rPr>
+              <w:t xml:space="preserve">, </w:t>
+            </w:r>
+            <w:r>
+              <w:rPr>
+                <w:rFonts w:ascii="Consolas" w:hAnsi="Consolas"/>
+                <w:sz w:val="16"/>
+              </w:rPr>
+              <w:t>inventory</w:t>
+            </w:r>
+            <w:r>
+              <w:rPr>
+                <w:sz w:val="16"/>
+              </w:rPr>
+              <w:t xml:space="preserve">, </w:t>
+            </w:r>
+            <w:r>
+              <w:rPr>
+                <w:rFonts w:ascii="Consolas" w:hAnsi="Consolas"/>
+                <w:sz w:val="16"/>
+              </w:rPr>
+              <w:t>product_recipes</w:t>
+            </w:r>
+            <w:r>
+              <w:rPr>
+                <w:sz w:val="16"/>
+              </w:rPr>
+              <w:t xml:space="preserve">, </w:t>
+            </w:r>
+            <w:r>
+              <w:rPr>
+                <w:rFonts w:ascii="Consolas" w:hAnsi="Consolas"/>
+                <w:sz w:val="16"/>
+              </w:rPr>
+              <w:t>product_recipe_rules</w:t>
+            </w:r>
+            <w:r>
+              <w:rPr>
+                <w:sz w:val="16"/>
+              </w:rPr>
+              <w:t xml:space="preserve">, </w:t>
+            </w:r>
+            <w:r>
+              <w:rPr>
+                <w:rFonts w:ascii="Consolas" w:hAnsi="Consolas"/>
+                <w:sz w:val="16"/>
+              </w:rPr>
+              <w:t>inventory_movements</w:t>
+            </w:r>
+            <w:r>
+              <w:rPr>
+                <w:sz w:val="16"/>
+              </w:rPr>
+              <w:t xml:space="preserve">, </w:t>
+            </w:r>
+            <w:r>
+              <w:rPr>
+                <w:rFonts w:ascii="Consolas" w:hAnsi="Consolas"/>
+                <w:sz w:val="16"/>
+              </w:rPr>
+              <w:t>schema_migrations</w:t>
+            </w:r>
+            <w:r>
+              <w:rPr>
+                <w:sz w:val="16"/>
+              </w:rPr>
+              <w:t xml:space="preserve">, </w:t>
+            </w:r>
+            <w:r>
+              <w:rPr>
+                <w:rFonts w:ascii="Consolas" w:hAnsi="Consolas"/>
+                <w:sz w:val="16"/>
+              </w:rPr>
+              <w:t>users</w:t>
+            </w:r>
+            <w:r>
+              <w:rPr>
+                <w:sz w:val="16"/>
+              </w:rPr>
+              <w:t xml:space="preserve">, </w:t>
+            </w:r>
+            <w:r>
+              <w:rPr>
+                <w:rFonts w:ascii="Consolas" w:hAnsi="Consolas"/>
+                <w:sz w:val="16"/>
+              </w:rPr>
+              <w:t>sessions</w:t>
+            </w:r>
+            <w:r>
+              <w:rPr>
+                <w:sz w:val="16"/>
+              </w:rPr>
+              <w:t xml:space="preserve">; </w:t>
+            </w:r>
+            <w:r>
+              <w:rPr>
+                <w:rFonts w:ascii="Consolas" w:hAnsi="Consolas"/>
+                <w:sz w:val="16"/>
+              </w:rPr>
+              <w:t>options_json</w:t>
+            </w:r>
+            <w:r>
+              <w:rPr>
+                <w:sz w:val="16"/>
+              </w:rPr>
+              <w:t xml:space="preserve"> เก็บตัวเลือกและ snapshot วัตถุดิบที่ใช้</w:t>
             </w:r>
           </w:p>
         </w:tc>
         <w:tc>
           <w:tcPr>
-            <w:tcW w:type="dxa" w:w="2437"/>
+            <w:tcW w:type="dxa" w:w="2556"/>
             <w:vAlign w:val="center"/>
-            <w:shd w:fill="F5F0E9"/>
           </w:tcPr>
           <w:p>
             <w:pPr>
-              <w:spacing w:after="40" w:line="240" w:lineRule="auto"/>
+              <w:spacing w:after="40" w:before="40"/>
             </w:pPr>
             <w:r>
               <w:rPr>
-                <w:rFonts w:ascii="Tahoma" w:hAnsi="Tahoma" w:eastAsia="Tahoma"/>
-                <w:sz w:val="17"/>
-              </w:rPr>
-              <w:t>cancellation คืนจากสูตร snapshot บน line item</w:t>
+                <w:sz w:val="16"/>
+              </w:rPr>
+            </w:r>
+            <w:r>
+              <w:rPr>
+                <w:rFonts w:ascii="Consolas" w:hAnsi="Consolas"/>
+                <w:sz w:val="16"/>
+              </w:rPr>
+              <w:t>product_recipes</w:t>
+            </w:r>
+            <w:r>
+              <w:rPr>
+                <w:sz w:val="16"/>
+              </w:rPr>
+              <w:t xml:space="preserve"> เป็น legacy สำหรับ migration; </w:t>
+            </w:r>
+            <w:r>
+              <w:rPr>
+                <w:rFonts w:ascii="Consolas" w:hAnsi="Consolas"/>
+                <w:sz w:val="16"/>
+              </w:rPr>
+              <w:t>orders.branch_id</w:t>
+            </w:r>
+            <w:r>
+              <w:rPr>
+                <w:sz w:val="16"/>
+              </w:rPr>
+              <w:t xml:space="preserve"> ยังไม่มี FK</w:t>
             </w:r>
           </w:p>
         </w:tc>
       </w:tr>
       <w:tr>
-        <w:trPr>
-          <w:cantSplit/>
-        </w:trPr>
         <w:tc>
           <w:tcPr>
-            <w:tcW w:type="dxa" w:w="2437"/>
+            <w:tcW w:type="dxa" w:w="2556"/>
             <w:vAlign w:val="center"/>
           </w:tcPr>
           <w:p>
             <w:pPr>
-              <w:spacing w:after="40" w:line="240" w:lineRule="auto"/>
+              <w:spacing w:after="40" w:before="40"/>
             </w:pPr>
             <w:r>
               <w:rPr>
-                <w:rFonts w:ascii="Tahoma" w:hAnsi="Tahoma" w:eastAsia="Tahoma"/>
-                <w:sz w:val="17"/>
-              </w:rPr>
-              <w:t>UI และ I/O</w:t>
+                <w:sz w:val="16"/>
+              </w:rPr>
+            </w:r>
+            <w:r>
+              <w:rPr>
+                <w:sz w:val="16"/>
+              </w:rPr>
+              <w:t>การบันทึก order</w:t>
             </w:r>
           </w:p>
         </w:tc>
         <w:tc>
           <w:tcPr>
-            <w:tcW w:type="dxa" w:w="2437"/>
+            <w:tcW w:type="dxa" w:w="2556"/>
             <w:vAlign w:val="center"/>
           </w:tcPr>
           <w:p>
             <w:pPr>
-              <w:spacing w:after="40" w:line="240" w:lineRule="auto"/>
+              <w:spacing w:after="40" w:before="40"/>
             </w:pPr>
             <w:r>
               <w:rPr>
-                <w:rFonts w:ascii="Tahoma" w:hAnsi="Tahoma" w:eastAsia="Tahoma"/>
-                <w:sz w:val="17"/>
-              </w:rPr>
-              <w:t>Wireframe สำหรับ cashier/barista/owner</w:t>
+                <w:sz w:val="16"/>
+              </w:rPr>
+            </w:r>
+            <w:r>
+              <w:rPr>
+                <w:sz w:val="16"/>
+              </w:rPr>
+              <w:t>บันทึก header, รายการสินค้า และ stock</w:t>
             </w:r>
           </w:p>
         </w:tc>
         <w:tc>
           <w:tcPr>
-            <w:tcW w:type="dxa" w:w="2437"/>
+            <w:tcW w:type="dxa" w:w="2556"/>
             <w:vAlign w:val="center"/>
           </w:tcPr>
           <w:p>
             <w:pPr>
-              <w:spacing w:after="40" w:line="240" w:lineRule="auto"/>
+              <w:spacing w:after="40" w:before="40"/>
             </w:pPr>
             <w:r>
               <w:rPr>
-                <w:rFonts w:ascii="Tahoma" w:hAnsi="Tahoma" w:eastAsia="Tahoma"/>
-                <w:sz w:val="17"/>
-              </w:rPr>
-              <w:t>มีหน้าจอทั้งสามกลุ่มและ Menu Manager</w:t>
+                <w:sz w:val="16"/>
+              </w:rPr>
+            </w:r>
+            <w:r>
+              <w:rPr>
+                <w:sz w:val="16"/>
+              </w:rPr>
+              <w:t>transaction เดียวครอบการตรวจสูตร/stock, คิว, header/items และ stock deduction</w:t>
             </w:r>
           </w:p>
         </w:tc>
         <w:tc>
           <w:tcPr>
-            <w:tcW w:type="dxa" w:w="2437"/>
+            <w:tcW w:type="dxa" w:w="2556"/>
             <w:vAlign w:val="center"/>
           </w:tcPr>
           <w:p>
             <w:pPr>
-              <w:spacing w:after="40" w:line="240" w:lineRule="auto"/>
+              <w:spacing w:after="40" w:before="40"/>
             </w:pPr>
             <w:r>
               <w:rPr>
-                <w:rFonts w:ascii="Tahoma" w:hAnsi="Tahoma" w:eastAsia="Tahoma"/>
-                <w:sz w:val="17"/>
-              </w:rPr>
-              <w:t>wireframe เป็นแบบ ไม่ใช่ภาพยืนยัน UI ปัจจุบัน; branch selector ของ Owner เป็น state แยก</w:t>
+                <w:sz w:val="16"/>
+              </w:rPr>
+            </w:r>
+            <w:r>
+              <w:rPr>
+                <w:sz w:val="16"/>
+              </w:rPr>
+              <w:t>cancellation คืนจากสูตร snapshot บน line item</w:t>
             </w:r>
           </w:p>
         </w:tc>
       </w:tr>
       <w:tr>
-        <w:trPr>
-          <w:cantSplit/>
-        </w:trPr>
         <w:tc>
           <w:tcPr>
-            <w:tcW w:type="dxa" w:w="2437"/>
+            <w:tcW w:type="dxa" w:w="2556"/>
             <w:vAlign w:val="center"/>
-            <w:shd w:fill="F5F0E9"/>
           </w:tcPr>
           <w:p>
             <w:pPr>
-              <w:spacing w:after="40" w:line="240" w:lineRule="auto"/>
+              <w:spacing w:after="40" w:before="40"/>
             </w:pPr>
             <w:r>
               <w:rPr>
-                <w:rFonts w:ascii="Tahoma" w:hAnsi="Tahoma" w:eastAsia="Tahoma"/>
-                <w:sz w:val="17"/>
-              </w:rPr>
-              <w:t>Usability</w:t>
+                <w:sz w:val="16"/>
+              </w:rPr>
+            </w:r>
+            <w:r>
+              <w:rPr>
+                <w:sz w:val="16"/>
+              </w:rPr>
+              <w:t>UI และ I/O</w:t>
             </w:r>
           </w:p>
         </w:tc>
         <w:tc>
           <w:tcPr>
-            <w:tcW w:type="dxa" w:w="2437"/>
+            <w:tcW w:type="dxa" w:w="2556"/>
             <w:vAlign w:val="center"/>
-            <w:shd w:fill="F5F0E9"/>
           </w:tcPr>
           <w:p>
             <w:pPr>
-              <w:spacing w:after="40" w:line="240" w:lineRule="auto"/>
+              <w:spacing w:after="40" w:before="40"/>
             </w:pPr>
             <w:r>
               <w:rPr>
-                <w:rFonts w:ascii="Tahoma" w:hAnsi="Tahoma" w:eastAsia="Tahoma"/>
-                <w:sz w:val="17"/>
-              </w:rPr>
-              <w:t>wk12 มีผลกิจกรรมประเมินเดิม</w:t>
+                <w:sz w:val="16"/>
+              </w:rPr>
+            </w:r>
+            <w:r>
+              <w:rPr>
+                <w:sz w:val="16"/>
+              </w:rPr>
+              <w:t>Wireframe สำหรับ cashier/barista/owner</w:t>
             </w:r>
           </w:p>
         </w:tc>
         <w:tc>
           <w:tcPr>
-            <w:tcW w:type="dxa" w:w="2437"/>
+            <w:tcW w:type="dxa" w:w="2556"/>
             <w:vAlign w:val="center"/>
-            <w:shd w:fill="F5F0E9"/>
           </w:tcPr>
           <w:p>
             <w:pPr>
-              <w:spacing w:after="40" w:line="240" w:lineRule="auto"/>
+              <w:spacing w:after="40" w:before="40"/>
             </w:pPr>
             <w:r>
               <w:rPr>
-                <w:rFonts w:ascii="Tahoma" w:hAnsi="Tahoma" w:eastAsia="Tahoma"/>
-                <w:sz w:val="17"/>
-              </w:rPr>
-              <w:t>ไม่พบ raw participant evidence สำหรับคำนวณซ้ำ</w:t>
+                <w:sz w:val="16"/>
+              </w:rPr>
+            </w:r>
+            <w:r>
+              <w:rPr>
+                <w:sz w:val="16"/>
+              </w:rPr>
+              <w:t>มีหน้าจอทั้งสามกลุ่ม; Menu Manager มีช่องวิธีชง และ Barista QueueCard แสดง snapshot ต่อรายการ</w:t>
             </w:r>
           </w:p>
         </w:tc>
         <w:tc>
           <w:tcPr>
-            <w:tcW w:type="dxa" w:w="2437"/>
+            <w:tcW w:type="dxa" w:w="2556"/>
             <w:vAlign w:val="center"/>
-            <w:shd w:fill="F5F0E9"/>
           </w:tcPr>
           <w:p>
             <w:pPr>
-              <w:spacing w:after="40" w:line="240" w:lineRule="auto"/>
+              <w:spacing w:after="40" w:before="40"/>
             </w:pPr>
             <w:r>
               <w:rPr>
-                <w:rFonts w:ascii="Tahoma" w:hAnsi="Tahoma" w:eastAsia="Tahoma"/>
-                <w:sz w:val="17"/>
-              </w:rPr>
-              <w:t>แสดงเป็น historical reported result; ยังไม่ revalidate</w:t>
+                <w:sz w:val="16"/>
+              </w:rPr>
+            </w:r>
+            <w:r>
+              <w:rPr>
+                <w:sz w:val="16"/>
+              </w:rPr>
+              <w:t>wireframe เป็นแบบ ไม่ใช่ภาพยืนยัน UI ปัจจุบัน; branch selector ของ Owner เป็น state แยก</w:t>
             </w:r>
           </w:p>
         </w:tc>
       </w:tr>
       <w:tr>
-        <w:trPr>
-          <w:cantSplit/>
-        </w:trPr>
         <w:tc>
           <w:tcPr>
-            <w:tcW w:type="dxa" w:w="2437"/>
+            <w:tcW w:type="dxa" w:w="2556"/>
             <w:vAlign w:val="center"/>
           </w:tcPr>
           <w:p>
             <w:pPr>
-              <w:spacing w:after="40" w:line="240" w:lineRule="auto"/>
+              <w:spacing w:after="40" w:before="40"/>
             </w:pPr>
             <w:r>
               <w:rPr>
-                <w:rFonts w:ascii="Tahoma" w:hAnsi="Tahoma" w:eastAsia="Tahoma"/>
-                <w:sz w:val="17"/>
-              </w:rPr>
-              <w:t>Integration/testing</w:t>
+                <w:sz w:val="16"/>
+              </w:rPr>
+            </w:r>
+            <w:r>
+              <w:rPr>
+                <w:sz w:val="16"/>
+              </w:rPr>
+              <w:t>Usability</w:t>
             </w:r>
           </w:p>
         </w:tc>
         <w:tc>
           <w:tcPr>
-            <w:tcW w:type="dxa" w:w="2437"/>
+            <w:tcW w:type="dxa" w:w="2556"/>
             <w:vAlign w:val="center"/>
           </w:tcPr>
           <w:p>
             <w:pPr>
-              <w:spacing w:after="40" w:line="240" w:lineRule="auto"/>
+              <w:spacing w:after="40" w:before="40"/>
             </w:pPr>
             <w:r>
               <w:rPr>
-                <w:rFonts w:ascii="Tahoma" w:hAnsi="Tahoma" w:eastAsia="Tahoma"/>
-                <w:sz w:val="17"/>
-              </w:rPr>
-              <w:t>wk13 กำหนด test cases</w:t>
+                <w:sz w:val="16"/>
+              </w:rPr>
+            </w:r>
+            <w:r>
+              <w:rPr>
+                <w:sz w:val="16"/>
+              </w:rPr>
+              <w:t>wk12 มีผลกิจกรรมประเมินเดิม</w:t>
             </w:r>
           </w:p>
         </w:tc>
         <w:tc>
           <w:tcPr>
-            <w:tcW w:type="dxa" w:w="2437"/>
+            <w:tcW w:type="dxa" w:w="2556"/>
             <w:vAlign w:val="center"/>
           </w:tcPr>
           <w:p>
             <w:pPr>
-              <w:spacing w:after="40" w:line="240" w:lineRule="auto"/>
+              <w:spacing w:after="40" w:before="40"/>
             </w:pPr>
             <w:r>
               <w:rPr>
-                <w:rFonts w:ascii="Tahoma" w:hAnsi="Tahoma" w:eastAsia="Tahoma"/>
-                <w:sz w:val="17"/>
-              </w:rPr>
-              <w:t>รัน manual API smoke test ใน SQLite แยก: login → create order → queue → status changes → owner report</w:t>
+                <w:sz w:val="16"/>
+              </w:rPr>
+            </w:r>
+            <w:r>
+              <w:rPr>
+                <w:sz w:val="16"/>
+              </w:rPr>
+              <w:t>ไม่พบ raw participant evidence สำหรับคำนวณซ้ำ</w:t>
             </w:r>
           </w:p>
         </w:tc>
         <w:tc>
           <w:tcPr>
-            <w:tcW w:type="dxa" w:w="2437"/>
+            <w:tcW w:type="dxa" w:w="2556"/>
             <w:vAlign w:val="center"/>
           </w:tcPr>
           <w:p>
-            <w:r>
-              <w:rPr>
-                <w:sz w:val="17"/>
-              </w:rPr>
-              <w:t>flow API ที่ระบุผ่าน; ไม่มี automated suite หรือหลักฐาน UI E2E; TC-01–TC-14 ยังไม่รันครบ</w:t>
+            <w:pPr>
+              <w:spacing w:after="40" w:before="40"/>
+            </w:pPr>
+            <w:r>
+              <w:rPr>
+                <w:sz w:val="16"/>
+              </w:rPr>
+            </w:r>
+            <w:r>
+              <w:rPr>
+                <w:sz w:val="16"/>
+              </w:rPr>
+              <w:t>แสดงเป็น historical reported result; ยังไม่ revalidate</w:t>
             </w:r>
           </w:p>
         </w:tc>
       </w:tr>
       <w:tr>
-        <w:trPr>
-          <w:cantSplit/>
-        </w:trPr>
         <w:tc>
           <w:tcPr>
-            <w:tcW w:type="dxa" w:w="2437"/>
+            <w:tcW w:type="dxa" w:w="2556"/>
             <w:vAlign w:val="center"/>
-            <w:shd w:fill="F5F0E9"/>
           </w:tcPr>
           <w:p>
             <w:pPr>
-              <w:spacing w:after="40" w:line="240" w:lineRule="auto"/>
+              <w:spacing w:after="40" w:before="40"/>
             </w:pPr>
             <w:r>
               <w:rPr>
-                <w:rFonts w:ascii="Tahoma" w:hAnsi="Tahoma" w:eastAsia="Tahoma"/>
-                <w:sz w:val="17"/>
-              </w:rPr>
-              <w:t>Quality/security</w:t>
+                <w:sz w:val="16"/>
+              </w:rPr>
+            </w:r>
+            <w:r>
+              <w:rPr>
+                <w:sz w:val="16"/>
+              </w:rPr>
+              <w:t>Integration/testing</w:t>
             </w:r>
           </w:p>
         </w:tc>
         <w:tc>
           <w:tcPr>
-            <w:tcW w:type="dxa" w:w="2437"/>
+            <w:tcW w:type="dxa" w:w="2556"/>
             <w:vAlign w:val="center"/>
-            <w:shd w:fill="F5F0E9"/>
           </w:tcPr>
           <w:p>
             <w:pPr>
-              <w:spacing w:after="40" w:line="240" w:lineRule="auto"/>
+              <w:spacing w:after="40" w:before="40"/>
             </w:pPr>
             <w:r>
               <w:rPr>
-                <w:rFonts w:ascii="Tahoma" w:hAnsi="Tahoma" w:eastAsia="Tahoma"/>
-                <w:sz w:val="17"/>
-              </w:rPr>
-              <w:t>wk14 กำหนดหัวข้อ review</w:t>
+                <w:sz w:val="16"/>
+              </w:rPr>
+            </w:r>
+            <w:r>
+              <w:rPr>
+                <w:sz w:val="16"/>
+              </w:rPr>
+              <w:t>wk13 กำหนด test cases</w:t>
             </w:r>
           </w:p>
         </w:tc>
         <w:tc>
           <w:tcPr>
-            <w:tcW w:type="dxa" w:w="2437"/>
+            <w:tcW w:type="dxa" w:w="2556"/>
             <w:vAlign w:val="center"/>
-            <w:shd w:fill="F5F0E9"/>
           </w:tcPr>
           <w:p>
             <w:pPr>
-              <w:spacing w:after="40" w:line="240" w:lineRule="auto"/>
+              <w:spacing w:after="40" w:before="40"/>
             </w:pPr>
             <w:r>
               <w:rPr>
-                <w:rFonts w:ascii="Tahoma" w:hAnsi="Tahoma" w:eastAsia="Tahoma"/>
-                <w:sz w:val="17"/>
-              </w:rPr>
-              <w:t>มี role guard, password hash และ session cookie; CORS จำกัด origin; upload validation ยังจำกัด</w:t>
+                <w:sz w:val="16"/>
+              </w:rPr>
+            </w:r>
+            <w:r>
+              <w:rPr>
+                <w:sz w:val="16"/>
+              </w:rPr>
+              <w:t>มี UI walkthrough, API checks และ fault injection ใน SQLite แยกสำหรับ TC-01–TC-14; TC-15–TC-16 ยังไม่ทดสอบ</w:t>
             </w:r>
           </w:p>
         </w:tc>
         <w:tc>
           <w:tcPr>
-            <w:tcW w:type="dxa" w:w="2437"/>
+            <w:tcW w:type="dxa" w:w="2556"/>
             <w:vAlign w:val="center"/>
-            <w:shd w:fill="F5F0E9"/>
           </w:tcPr>
           <w:p>
             <w:pPr>
-              <w:spacing w:after="40" w:line="240" w:lineRule="auto"/>
+              <w:spacing w:after="40" w:before="40"/>
             </w:pPr>
             <w:r>
               <w:rPr>
-                <w:rFonts w:ascii="Tahoma" w:hAnsi="Tahoma" w:eastAsia="Tahoma"/>
-                <w:sz w:val="17"/>
-              </w:rPr>
-              <w:t>เป็นข้อค้นพบจาก source review ไม่ใช่ผล security test; ยังไม่มี MFA/recovery/audit log</w:t>
+                <w:sz w:val="16"/>
+              </w:rPr>
+            </w:r>
+            <w:r>
+              <w:rPr>
+                <w:sz w:val="16"/>
+              </w:rPr>
+              <w:t>ผลแต่ละกรณีอยู่ใน execution log; ไม่ใช่ performance/usability study หรือการซ้อม live demo</w:t>
             </w:r>
           </w:p>
         </w:tc>
       </w:tr>
       <w:tr>
-        <w:trPr>
-          <w:cantSplit/>
-        </w:trPr>
         <w:tc>
           <w:tcPr>
-            <w:tcW w:type="dxa" w:w="2437"/>
+            <w:tcW w:type="dxa" w:w="2556"/>
             <w:vAlign w:val="center"/>
           </w:tcPr>
           <w:p>
             <w:pPr>
-              <w:spacing w:after="40" w:line="240" w:lineRule="auto"/>
+              <w:spacing w:after="40" w:before="40"/>
             </w:pPr>
             <w:r>
               <w:rPr>
-                <w:rFonts w:ascii="Tahoma" w:hAnsi="Tahoma" w:eastAsia="Tahoma"/>
-                <w:sz w:val="17"/>
-              </w:rPr>
-              <w:t>ขอบเขตนอกระบบ</w:t>
+                <w:sz w:val="16"/>
+              </w:rPr>
+            </w:r>
+            <w:r>
+              <w:rPr>
+                <w:sz w:val="16"/>
+              </w:rPr>
+              <w:t>Quality/security</w:t>
             </w:r>
           </w:p>
         </w:tc>
         <w:tc>
           <w:tcPr>
-            <w:tcW w:type="dxa" w:w="2437"/>
+            <w:tcW w:type="dxa" w:w="2556"/>
             <w:vAlign w:val="center"/>
           </w:tcPr>
           <w:p>
             <w:pPr>
-              <w:spacing w:after="40" w:line="240" w:lineRule="auto"/>
+              <w:spacing w:after="40" w:before="40"/>
             </w:pPr>
             <w:r>
               <w:rPr>
-                <w:rFonts w:ascii="Tahoma" w:hAnsi="Tahoma" w:eastAsia="Tahoma"/>
-                <w:sz w:val="17"/>
-              </w:rPr>
-              <w:t>ความต้องการเพิ่มเติมในเอกสารเดิม</w:t>
+                <w:sz w:val="16"/>
+              </w:rPr>
+            </w:r>
+            <w:r>
+              <w:rPr>
+                <w:sz w:val="16"/>
+              </w:rPr>
+              <w:t>wk14 กำหนดหัวข้อ review</w:t>
             </w:r>
           </w:p>
         </w:tc>
         <w:tc>
           <w:tcPr>
-            <w:tcW w:type="dxa" w:w="2437"/>
+            <w:tcW w:type="dxa" w:w="2556"/>
             <w:vAlign w:val="center"/>
           </w:tcPr>
           <w:p>
-            <w:r>
-              <w:rPr>
-                <w:sz w:val="17"/>
-              </w:rPr>
-              <w:t>ไม่พบ real payment confirmation, tax, delivery integration หรือ full accounting; ส่วนลดเป็นจำนวนเงินบาทรองรับแล้ว</w:t>
+            <w:pPr>
+              <w:spacing w:after="40" w:before="40"/>
+            </w:pPr>
+            <w:r>
+              <w:rPr>
+                <w:sz w:val="16"/>
+              </w:rPr>
+            </w:r>
+            <w:r>
+              <w:rPr>
+                <w:sz w:val="16"/>
+              </w:rPr>
+              <w:t>มี role guard, password hash/session cookie, CORS จำกัด origin; upload ตรวจ MIME allowlist/signature และขนาด 15 MB</w:t>
             </w:r>
           </w:p>
         </w:tc>
         <w:tc>
           <w:tcPr>
-            <w:tcW w:type="dxa" w:w="2437"/>
+            <w:tcW w:type="dxa" w:w="2556"/>
             <w:vAlign w:val="center"/>
           </w:tcPr>
           <w:p>
             <w:pPr>
-              <w:spacing w:after="40" w:line="240" w:lineRule="auto"/>
+              <w:spacing w:after="40" w:before="40"/>
             </w:pPr>
             <w:r>
               <w:rPr>
-                <w:rFonts w:ascii="Tahoma" w:hAnsi="Tahoma" w:eastAsia="Tahoma"/>
-                <w:sz w:val="17"/>
+                <w:sz w:val="16"/>
+              </w:rPr>
+            </w:r>
+            <w:r>
+              <w:rPr>
+                <w:sz w:val="16"/>
+              </w:rPr>
+              <w:t>เป็น source review ไม่ใช่ security test; ยังไม่มี MFA/recovery/audit log และควรพิจารณา quota/lifecycle</w:t>
+            </w:r>
+          </w:p>
+        </w:tc>
+      </w:tr>
+      <w:tr>
+        <w:tc>
+          <w:tcPr>
+            <w:tcW w:type="dxa" w:w="2556"/>
+            <w:vAlign w:val="center"/>
+          </w:tcPr>
+          <w:p>
+            <w:pPr>
+              <w:spacing w:after="40" w:before="40"/>
+            </w:pPr>
+            <w:r>
+              <w:rPr>
+                <w:sz w:val="16"/>
+              </w:rPr>
+            </w:r>
+            <w:r>
+              <w:rPr>
+                <w:sz w:val="16"/>
+              </w:rPr>
+              <w:t>ขอบเขตนอกระบบ</w:t>
+            </w:r>
+          </w:p>
+        </w:tc>
+        <w:tc>
+          <w:tcPr>
+            <w:tcW w:type="dxa" w:w="2556"/>
+            <w:vAlign w:val="center"/>
+          </w:tcPr>
+          <w:p>
+            <w:pPr>
+              <w:spacing w:after="40" w:before="40"/>
+            </w:pPr>
+            <w:r>
+              <w:rPr>
+                <w:sz w:val="16"/>
+              </w:rPr>
+            </w:r>
+            <w:r>
+              <w:rPr>
+                <w:sz w:val="16"/>
+              </w:rPr>
+              <w:t>ความต้องการเพิ่มเติมในเอกสารเดิม</w:t>
+            </w:r>
+          </w:p>
+        </w:tc>
+        <w:tc>
+          <w:tcPr>
+            <w:tcW w:type="dxa" w:w="2556"/>
+            <w:vAlign w:val="center"/>
+          </w:tcPr>
+          <w:p>
+            <w:pPr>
+              <w:spacing w:after="40" w:before="40"/>
+            </w:pPr>
+            <w:r>
+              <w:rPr>
+                <w:sz w:val="16"/>
+              </w:rPr>
+            </w:r>
+            <w:r>
+              <w:rPr>
+                <w:sz w:val="16"/>
+              </w:rPr>
+              <w:t>ไม่พบ real payment confirmation, tax, delivery integration หรือ full accounting; ส่วนลดเป็นจำนวนเงินบาทรองรับแล้ว</w:t>
+            </w:r>
+          </w:p>
+        </w:tc>
+        <w:tc>
+          <w:tcPr>
+            <w:tcW w:type="dxa" w:w="2556"/>
+            <w:vAlign w:val="center"/>
+          </w:tcPr>
+          <w:p>
+            <w:pPr>
+              <w:spacing w:after="40" w:before="40"/>
+            </w:pPr>
+            <w:r>
+              <w:rPr>
+                <w:sz w:val="16"/>
+              </w:rPr>
+            </w:r>
+            <w:r>
+              <w:rPr>
+                <w:sz w:val="16"/>
               </w:rPr>
               <w:t>จัดเป็น future scope จนกว่าจะมี implementation</w:t>
             </w:r>
@@ -1843,7 +2565,7 @@
     </w:p>
     <w:p>
       <w:pPr>
-        <w:pStyle w:val="Heading2"/>
+        <w:pStyle w:val="Heading3"/>
       </w:pPr>
       <w:r>
         <w:t>B. API routes</w:t>
@@ -1851,15 +2573,14 @@
     </w:p>
     <w:tbl>
       <w:tblPr>
-        <w:tblStyle w:val="TableGrid"/>
+        <w:tblStyle w:val="LightShading-Accent1"/>
         <w:tblW w:type="auto" w:w="0"/>
         <w:jc w:val="center"/>
-        <w:tblLayout w:type="autofit"/>
         <w:tblLook w:firstColumn="1" w:firstRow="1" w:lastColumn="0" w:lastRow="0" w:noHBand="0" w:noVBand="1" w:val="04A0"/>
       </w:tblPr>
       <w:tblGrid>
-        <w:gridCol w:w="4874"/>
-        <w:gridCol w:w="4874"/>
+        <w:gridCol w:w="5112"/>
+        <w:gridCol w:w="5112"/>
       </w:tblGrid>
       <w:tr>
         <w:trPr>
@@ -1867,20 +2588,26 @@
         </w:trPr>
         <w:tc>
           <w:tcPr>
-            <w:tcW w:type="dxa" w:w="4874"/>
+            <w:tcW w:type="dxa" w:w="5112"/>
             <w:vAlign w:val="center"/>
-            <w:shd w:fill="684529"/>
+            <w:shd w:fill="49372D"/>
           </w:tcPr>
           <w:p>
             <w:pPr>
-              <w:spacing w:after="40" w:line="240" w:lineRule="auto"/>
+              <w:spacing w:after="40" w:before="40"/>
             </w:pPr>
             <w:r>
               <w:rPr>
-                <w:rFonts w:ascii="Tahoma" w:hAnsi="Tahoma" w:eastAsia="Tahoma"/>
                 <w:b/>
                 <w:color w:val="FFFFFF"/>
-                <w:sz w:val="18"/>
+                <w:sz w:val="16"/>
+              </w:rPr>
+            </w:r>
+            <w:r>
+              <w:rPr>
+                <w:b/>
+                <w:color w:val="FFFFFF"/>
+                <w:sz w:val="16"/>
               </w:rPr>
               <w:t>Method</w:t>
             </w:r>
@@ -1888,20 +2615,26 @@
         </w:tc>
         <w:tc>
           <w:tcPr>
-            <w:tcW w:type="dxa" w:w="4874"/>
+            <w:tcW w:type="dxa" w:w="5112"/>
             <w:vAlign w:val="center"/>
-            <w:shd w:fill="684529"/>
+            <w:shd w:fill="49372D"/>
           </w:tcPr>
           <w:p>
             <w:pPr>
-              <w:spacing w:after="40" w:line="240" w:lineRule="auto"/>
+              <w:spacing w:after="40" w:before="40"/>
             </w:pPr>
             <w:r>
               <w:rPr>
-                <w:rFonts w:ascii="Tahoma" w:hAnsi="Tahoma" w:eastAsia="Tahoma"/>
                 <w:b/>
                 <w:color w:val="FFFFFF"/>
-                <w:sz w:val="18"/>
+                <w:sz w:val="16"/>
+              </w:rPr>
+            </w:r>
+            <w:r>
+              <w:rPr>
+                <w:b/>
+                <w:color w:val="FFFFFF"/>
+                <w:sz w:val="16"/>
               </w:rPr>
               <w:t>Endpoint</w:t>
             </w:r>
@@ -1911,17 +2644,21 @@
       <w:tr>
         <w:tc>
           <w:tcPr>
-            <w:tcW w:type="dxa" w:w="4874"/>
+            <w:tcW w:type="dxa" w:w="5112"/>
             <w:vAlign w:val="center"/>
           </w:tcPr>
           <w:p>
             <w:pPr>
-              <w:spacing w:after="40" w:line="240" w:lineRule="auto"/>
+              <w:spacing w:after="40" w:before="40"/>
             </w:pPr>
             <w:r>
               <w:rPr>
-                <w:rFonts w:ascii="Tahoma" w:hAnsi="Tahoma" w:eastAsia="Tahoma"/>
-                <w:sz w:val="18"/>
+                <w:sz w:val="16"/>
+              </w:rPr>
+            </w:r>
+            <w:r>
+              <w:rPr>
+                <w:sz w:val="16"/>
               </w:rPr>
               <w:t>GET</w:t>
             </w:r>
@@ -1929,19 +2666,50 @@
         </w:tc>
         <w:tc>
           <w:tcPr>
-            <w:tcW w:type="dxa" w:w="4874"/>
+            <w:tcW w:type="dxa" w:w="5112"/>
             <w:vAlign w:val="center"/>
           </w:tcPr>
           <w:p>
             <w:pPr>
-              <w:spacing w:after="40" w:line="240" w:lineRule="auto"/>
+              <w:spacing w:after="40" w:before="40"/>
             </w:pPr>
             <w:r>
               <w:rPr>
-                <w:rFonts w:ascii="Tahoma" w:hAnsi="Tahoma" w:eastAsia="Tahoma"/>
-                <w:sz w:val="18"/>
-              </w:rPr>
-              <w:t>/api/products, /api/categories, /api/branches</w:t>
+                <w:sz w:val="16"/>
+              </w:rPr>
+            </w:r>
+            <w:r>
+              <w:rPr>
+                <w:rFonts w:ascii="Consolas" w:hAnsi="Consolas"/>
+                <w:sz w:val="16"/>
+              </w:rPr>
+              <w:t>/api/products</w:t>
+            </w:r>
+            <w:r>
+              <w:rPr>
+                <w:sz w:val="16"/>
+              </w:rPr>
+              <w:t xml:space="preserve">, </w:t>
+            </w:r>
+            <w:r>
+              <w:rPr>
+                <w:rFonts w:ascii="Consolas" w:hAnsi="Consolas"/>
+                <w:sz w:val="16"/>
+              </w:rPr>
+              <w:t>/api/categories</w:t>
+            </w:r>
+            <w:r>
+              <w:rPr>
+                <w:sz w:val="16"/>
+              </w:rPr>
+              <w:t xml:space="preserve">, </w:t>
+            </w:r>
+            <w:r>
+              <w:rPr>
+                <w:rFonts w:ascii="Consolas" w:hAnsi="Consolas"/>
+                <w:sz w:val="16"/>
+              </w:rPr>
+              <w:t>/api/branches</w:t>
             </w:r>
           </w:p>
         </w:tc>
@@ -1949,18 +2717,21 @@
       <w:tr>
         <w:tc>
           <w:tcPr>
-            <w:tcW w:type="dxa" w:w="4874"/>
+            <w:tcW w:type="dxa" w:w="5112"/>
             <w:vAlign w:val="center"/>
-            <w:shd w:fill="F5F0E9"/>
           </w:tcPr>
           <w:p>
             <w:pPr>
-              <w:spacing w:after="40" w:line="240" w:lineRule="auto"/>
+              <w:spacing w:after="40" w:before="40"/>
             </w:pPr>
             <w:r>
               <w:rPr>
-                <w:rFonts w:ascii="Tahoma" w:hAnsi="Tahoma" w:eastAsia="Tahoma"/>
-                <w:sz w:val="18"/>
+                <w:sz w:val="16"/>
+              </w:rPr>
+            </w:r>
+            <w:r>
+              <w:rPr>
+                <w:sz w:val="16"/>
               </w:rPr>
               <w:t>POST</w:t>
             </w:r>
@@ -1968,20 +2739,50 @@
         </w:tc>
         <w:tc>
           <w:tcPr>
-            <w:tcW w:type="dxa" w:w="4874"/>
+            <w:tcW w:type="dxa" w:w="5112"/>
             <w:vAlign w:val="center"/>
-            <w:shd w:fill="F5F0E9"/>
           </w:tcPr>
           <w:p>
             <w:pPr>
-              <w:spacing w:after="40" w:line="240" w:lineRule="auto"/>
+              <w:spacing w:after="40" w:before="40"/>
             </w:pPr>
             <w:r>
               <w:rPr>
-                <w:rFonts w:ascii="Tahoma" w:hAnsi="Tahoma" w:eastAsia="Tahoma"/>
-                <w:sz w:val="18"/>
-              </w:rPr>
-              <w:t>/api/products, /api/orders, /api/upload</w:t>
+                <w:sz w:val="16"/>
+              </w:rPr>
+            </w:r>
+            <w:r>
+              <w:rPr>
+                <w:rFonts w:ascii="Consolas" w:hAnsi="Consolas"/>
+                <w:sz w:val="16"/>
+              </w:rPr>
+              <w:t>/api/products</w:t>
+            </w:r>
+            <w:r>
+              <w:rPr>
+                <w:sz w:val="16"/>
+              </w:rPr>
+              <w:t xml:space="preserve">, </w:t>
+            </w:r>
+            <w:r>
+              <w:rPr>
+                <w:rFonts w:ascii="Consolas" w:hAnsi="Consolas"/>
+                <w:sz w:val="16"/>
+              </w:rPr>
+              <w:t>/api/orders</w:t>
+            </w:r>
+            <w:r>
+              <w:rPr>
+                <w:sz w:val="16"/>
+              </w:rPr>
+              <w:t xml:space="preserve">, </w:t>
+            </w:r>
+            <w:r>
+              <w:rPr>
+                <w:rFonts w:ascii="Consolas" w:hAnsi="Consolas"/>
+                <w:sz w:val="16"/>
+              </w:rPr>
+              <w:t>/api/upload</w:t>
             </w:r>
           </w:p>
         </w:tc>
@@ -1989,17 +2790,21 @@
       <w:tr>
         <w:tc>
           <w:tcPr>
-            <w:tcW w:type="dxa" w:w="4874"/>
+            <w:tcW w:type="dxa" w:w="5112"/>
             <w:vAlign w:val="center"/>
           </w:tcPr>
           <w:p>
             <w:pPr>
-              <w:spacing w:after="40" w:line="240" w:lineRule="auto"/>
+              <w:spacing w:after="40" w:before="40"/>
             </w:pPr>
             <w:r>
               <w:rPr>
-                <w:rFonts w:ascii="Tahoma" w:hAnsi="Tahoma" w:eastAsia="Tahoma"/>
-                <w:sz w:val="18"/>
+                <w:sz w:val="16"/>
+              </w:rPr>
+            </w:r>
+            <w:r>
+              <w:rPr>
+                <w:sz w:val="16"/>
               </w:rPr>
               <w:t>PUT / DELETE</w:t>
             </w:r>
@@ -2007,17 +2812,22 @@
         </w:tc>
         <w:tc>
           <w:tcPr>
-            <w:tcW w:type="dxa" w:w="4874"/>
+            <w:tcW w:type="dxa" w:w="5112"/>
             <w:vAlign w:val="center"/>
           </w:tcPr>
           <w:p>
             <w:pPr>
-              <w:spacing w:after="40" w:line="240" w:lineRule="auto"/>
+              <w:spacing w:after="40" w:before="40"/>
             </w:pPr>
             <w:r>
               <w:rPr>
-                <w:rFonts w:ascii="Tahoma" w:hAnsi="Tahoma" w:eastAsia="Tahoma"/>
-                <w:sz w:val="18"/>
+                <w:sz w:val="16"/>
+              </w:rPr>
+            </w:r>
+            <w:r>
+              <w:rPr>
+                <w:rFonts w:ascii="Consolas" w:hAnsi="Consolas"/>
+                <w:sz w:val="16"/>
               </w:rPr>
               <w:t>/api/products/:id</w:t>
             </w:r>
@@ -2027,18 +2837,21 @@
       <w:tr>
         <w:tc>
           <w:tcPr>
-            <w:tcW w:type="dxa" w:w="4874"/>
+            <w:tcW w:type="dxa" w:w="5112"/>
             <w:vAlign w:val="center"/>
-            <w:shd w:fill="F5F0E9"/>
           </w:tcPr>
           <w:p>
             <w:pPr>
-              <w:spacing w:after="40" w:line="240" w:lineRule="auto"/>
+              <w:spacing w:after="40" w:before="40"/>
             </w:pPr>
             <w:r>
               <w:rPr>
-                <w:rFonts w:ascii="Tahoma" w:hAnsi="Tahoma" w:eastAsia="Tahoma"/>
-                <w:sz w:val="18"/>
+                <w:sz w:val="16"/>
+              </w:rPr>
+            </w:r>
+            <w:r>
+              <w:rPr>
+                <w:sz w:val="16"/>
               </w:rPr>
               <w:t>GET</w:t>
             </w:r>
@@ -2046,20 +2859,63 @@
         </w:tc>
         <w:tc>
           <w:tcPr>
-            <w:tcW w:type="dxa" w:w="4874"/>
+            <w:tcW w:type="dxa" w:w="5112"/>
             <w:vAlign w:val="center"/>
-            <w:shd w:fill="F5F0E9"/>
           </w:tcPr>
           <w:p>
             <w:pPr>
-              <w:spacing w:after="40" w:line="240" w:lineRule="auto"/>
+              <w:spacing w:after="40" w:before="40"/>
             </w:pPr>
             <w:r>
               <w:rPr>
-                <w:rFonts w:ascii="Tahoma" w:hAnsi="Tahoma" w:eastAsia="Tahoma"/>
-                <w:sz w:val="18"/>
-              </w:rPr>
-              <w:t>/api/orders/queue, /api/orders/queue/stats, /api/reports/sales, /api/orders/report</w:t>
+                <w:sz w:val="16"/>
+              </w:rPr>
+            </w:r>
+            <w:r>
+              <w:rPr>
+                <w:rFonts w:ascii="Consolas" w:hAnsi="Consolas"/>
+                <w:sz w:val="16"/>
+              </w:rPr>
+              <w:t>/api/orders/queue</w:t>
+            </w:r>
+            <w:r>
+              <w:rPr>
+                <w:sz w:val="16"/>
+              </w:rPr>
+              <w:t xml:space="preserve">, </w:t>
+            </w:r>
+            <w:r>
+              <w:rPr>
+                <w:rFonts w:ascii="Consolas" w:hAnsi="Consolas"/>
+                <w:sz w:val="16"/>
+              </w:rPr>
+              <w:t>/api/orders/queue/stats</w:t>
+            </w:r>
+            <w:r>
+              <w:rPr>
+                <w:sz w:val="16"/>
+              </w:rPr>
+              <w:t xml:space="preserve">, </w:t>
+            </w:r>
+            <w:r>
+              <w:rPr>
+                <w:rFonts w:ascii="Consolas" w:hAnsi="Consolas"/>
+                <w:sz w:val="16"/>
+              </w:rPr>
+              <w:t>/api/reports/sales</w:t>
+            </w:r>
+            <w:r>
+              <w:rPr>
+                <w:sz w:val="16"/>
+              </w:rPr>
+              <w:t xml:space="preserve">, </w:t>
+            </w:r>
+            <w:r>
+              <w:rPr>
+                <w:rFonts w:ascii="Consolas" w:hAnsi="Consolas"/>
+                <w:sz w:val="16"/>
+              </w:rPr>
+              <w:t>/api/orders/report</w:t>
             </w:r>
           </w:p>
         </w:tc>
@@ -2067,17 +2923,21 @@
       <w:tr>
         <w:tc>
           <w:tcPr>
-            <w:tcW w:type="dxa" w:w="4874"/>
+            <w:tcW w:type="dxa" w:w="5112"/>
             <w:vAlign w:val="center"/>
           </w:tcPr>
           <w:p>
             <w:pPr>
-              <w:spacing w:after="40" w:line="240" w:lineRule="auto"/>
+              <w:spacing w:after="40" w:before="40"/>
             </w:pPr>
             <w:r>
               <w:rPr>
-                <w:rFonts w:ascii="Tahoma" w:hAnsi="Tahoma" w:eastAsia="Tahoma"/>
-                <w:sz w:val="18"/>
+                <w:sz w:val="16"/>
+              </w:rPr>
+            </w:r>
+            <w:r>
+              <w:rPr>
+                <w:sz w:val="16"/>
               </w:rPr>
               <w:t>PATCH / DELETE</w:t>
             </w:r>
@@ -2085,19 +2945,37 @@
         </w:tc>
         <w:tc>
           <w:tcPr>
-            <w:tcW w:type="dxa" w:w="4874"/>
+            <w:tcW w:type="dxa" w:w="5112"/>
             <w:vAlign w:val="center"/>
           </w:tcPr>
           <w:p>
             <w:pPr>
-              <w:spacing w:after="40" w:line="240" w:lineRule="auto"/>
+              <w:spacing w:after="40" w:before="40"/>
             </w:pPr>
             <w:r>
               <w:rPr>
-                <w:rFonts w:ascii="Tahoma" w:hAnsi="Tahoma" w:eastAsia="Tahoma"/>
-                <w:sz w:val="18"/>
-              </w:rPr>
-              <w:t>/api/orders/:id/status, /api/orders/:id</w:t>
+                <w:sz w:val="16"/>
+              </w:rPr>
+            </w:r>
+            <w:r>
+              <w:rPr>
+                <w:rFonts w:ascii="Consolas" w:hAnsi="Consolas"/>
+                <w:sz w:val="16"/>
+              </w:rPr>
+              <w:t>/api/orders/:id/status</w:t>
+            </w:r>
+            <w:r>
+              <w:rPr>
+                <w:sz w:val="16"/>
+              </w:rPr>
+              <w:t xml:space="preserve">, </w:t>
+            </w:r>
+            <w:r>
+              <w:rPr>
+                <w:rFonts w:ascii="Consolas" w:hAnsi="Consolas"/>
+                <w:sz w:val="16"/>
+              </w:rPr>
+              <w:t>/api/orders/:id</w:t>
             </w:r>
           </w:p>
         </w:tc>
@@ -2105,18 +2983,21 @@
       <w:tr>
         <w:tc>
           <w:tcPr>
-            <w:tcW w:type="dxa" w:w="4874"/>
+            <w:tcW w:type="dxa" w:w="5112"/>
             <w:vAlign w:val="center"/>
-            <w:shd w:fill="F5F0E9"/>
           </w:tcPr>
           <w:p>
             <w:pPr>
-              <w:spacing w:after="40" w:line="240" w:lineRule="auto"/>
+              <w:spacing w:after="40" w:before="40"/>
             </w:pPr>
             <w:r>
               <w:rPr>
-                <w:rFonts w:ascii="Tahoma" w:hAnsi="Tahoma" w:eastAsia="Tahoma"/>
-                <w:sz w:val="18"/>
+                <w:sz w:val="16"/>
+              </w:rPr>
+            </w:r>
+            <w:r>
+              <w:rPr>
+                <w:sz w:val="16"/>
               </w:rPr>
               <w:t>POST / GET</w:t>
             </w:r>
@@ -2124,20 +3005,50 @@
         </w:tc>
         <w:tc>
           <w:tcPr>
-            <w:tcW w:type="dxa" w:w="4874"/>
+            <w:tcW w:type="dxa" w:w="5112"/>
             <w:vAlign w:val="center"/>
-            <w:shd w:fill="F5F0E9"/>
           </w:tcPr>
           <w:p>
             <w:pPr>
-              <w:spacing w:after="40" w:line="240" w:lineRule="auto"/>
+              <w:spacing w:after="40" w:before="40"/>
             </w:pPr>
             <w:r>
               <w:rPr>
-                <w:rFonts w:ascii="Tahoma" w:hAnsi="Tahoma" w:eastAsia="Tahoma"/>
-                <w:sz w:val="18"/>
-              </w:rPr>
-              <w:t>/api/auth/login, /api/auth/me, /api/auth/logout</w:t>
+                <w:sz w:val="16"/>
+              </w:rPr>
+            </w:r>
+            <w:r>
+              <w:rPr>
+                <w:rFonts w:ascii="Consolas" w:hAnsi="Consolas"/>
+                <w:sz w:val="16"/>
+              </w:rPr>
+              <w:t>/api/auth/login</w:t>
+            </w:r>
+            <w:r>
+              <w:rPr>
+                <w:sz w:val="16"/>
+              </w:rPr>
+              <w:t xml:space="preserve">, </w:t>
+            </w:r>
+            <w:r>
+              <w:rPr>
+                <w:rFonts w:ascii="Consolas" w:hAnsi="Consolas"/>
+                <w:sz w:val="16"/>
+              </w:rPr>
+              <w:t>/api/auth/me</w:t>
+            </w:r>
+            <w:r>
+              <w:rPr>
+                <w:sz w:val="16"/>
+              </w:rPr>
+              <w:t xml:space="preserve">, </w:t>
+            </w:r>
+            <w:r>
+              <w:rPr>
+                <w:rFonts w:ascii="Consolas" w:hAnsi="Consolas"/>
+                <w:sz w:val="16"/>
+              </w:rPr>
+              <w:t>/api/auth/logout</w:t>
             </w:r>
           </w:p>
         </w:tc>
@@ -2145,17 +3056,21 @@
       <w:tr>
         <w:tc>
           <w:tcPr>
-            <w:tcW w:type="dxa" w:w="4874"/>
+            <w:tcW w:type="dxa" w:w="5112"/>
             <w:vAlign w:val="center"/>
           </w:tcPr>
           <w:p>
             <w:pPr>
-              <w:spacing w:after="40" w:line="240" w:lineRule="auto"/>
+              <w:spacing w:after="40" w:before="40"/>
             </w:pPr>
             <w:r>
               <w:rPr>
-                <w:rFonts w:ascii="Tahoma" w:hAnsi="Tahoma" w:eastAsia="Tahoma"/>
-                <w:sz w:val="18"/>
+                <w:sz w:val="16"/>
+              </w:rPr>
+            </w:r>
+            <w:r>
+              <w:rPr>
+                <w:sz w:val="16"/>
               </w:rPr>
               <w:t>GET / POST / PATCH</w:t>
             </w:r>
@@ -2163,19 +3078,50 @@
         </w:tc>
         <w:tc>
           <w:tcPr>
-            <w:tcW w:type="dxa" w:w="4874"/>
+            <w:tcW w:type="dxa" w:w="5112"/>
             <w:vAlign w:val="center"/>
           </w:tcPr>
           <w:p>
             <w:pPr>
-              <w:spacing w:after="40" w:line="240" w:lineRule="auto"/>
+              <w:spacing w:after="40" w:before="40"/>
             </w:pPr>
             <w:r>
               <w:rPr>
-                <w:rFonts w:ascii="Tahoma" w:hAnsi="Tahoma" w:eastAsia="Tahoma"/>
-                <w:sz w:val="18"/>
-              </w:rPr>
-              <w:t>/api/users, /api/users/:id/active, /api/users/:id/password</w:t>
+                <w:sz w:val="16"/>
+              </w:rPr>
+            </w:r>
+            <w:r>
+              <w:rPr>
+                <w:rFonts w:ascii="Consolas" w:hAnsi="Consolas"/>
+                <w:sz w:val="16"/>
+              </w:rPr>
+              <w:t>/api/users</w:t>
+            </w:r>
+            <w:r>
+              <w:rPr>
+                <w:sz w:val="16"/>
+              </w:rPr>
+              <w:t xml:space="preserve">, </w:t>
+            </w:r>
+            <w:r>
+              <w:rPr>
+                <w:rFonts w:ascii="Consolas" w:hAnsi="Consolas"/>
+                <w:sz w:val="16"/>
+              </w:rPr>
+              <w:t>/api/users/:id/active</w:t>
+            </w:r>
+            <w:r>
+              <w:rPr>
+                <w:sz w:val="16"/>
+              </w:rPr>
+              <w:t xml:space="preserve">, </w:t>
+            </w:r>
+            <w:r>
+              <w:rPr>
+                <w:rFonts w:ascii="Consolas" w:hAnsi="Consolas"/>
+                <w:sz w:val="16"/>
+              </w:rPr>
+              <w:t>/api/users/:id/password</w:t>
             </w:r>
           </w:p>
         </w:tc>
@@ -2183,18 +3129,21 @@
       <w:tr>
         <w:tc>
           <w:tcPr>
-            <w:tcW w:type="dxa" w:w="4874"/>
+            <w:tcW w:type="dxa" w:w="5112"/>
             <w:vAlign w:val="center"/>
-            <w:shd w:fill="F5F0E9"/>
           </w:tcPr>
           <w:p>
             <w:pPr>
-              <w:spacing w:after="40" w:line="240" w:lineRule="auto"/>
+              <w:spacing w:after="40" w:before="40"/>
             </w:pPr>
             <w:r>
               <w:rPr>
-                <w:rFonts w:ascii="Tahoma" w:hAnsi="Tahoma" w:eastAsia="Tahoma"/>
-                <w:sz w:val="18"/>
+                <w:sz w:val="16"/>
+              </w:rPr>
+            </w:r>
+            <w:r>
+              <w:rPr>
+                <w:sz w:val="16"/>
               </w:rPr>
               <w:t>GET / POST / PUT</w:t>
             </w:r>
@@ -2202,20 +3151,50 @@
         </w:tc>
         <w:tc>
           <w:tcPr>
-            <w:tcW w:type="dxa" w:w="4874"/>
+            <w:tcW w:type="dxa" w:w="5112"/>
             <w:vAlign w:val="center"/>
-            <w:shd w:fill="F5F0E9"/>
           </w:tcPr>
           <w:p>
             <w:pPr>
-              <w:spacing w:after="40" w:line="240" w:lineRule="auto"/>
+              <w:spacing w:after="40" w:before="40"/>
             </w:pPr>
             <w:r>
               <w:rPr>
-                <w:rFonts w:ascii="Tahoma" w:hAnsi="Tahoma" w:eastAsia="Tahoma"/>
-                <w:sz w:val="18"/>
-              </w:rPr>
-              <w:t>/api/inventory, /api/inventory/:id, /api/inventory/:id/receive</w:t>
+                <w:sz w:val="16"/>
+              </w:rPr>
+            </w:r>
+            <w:r>
+              <w:rPr>
+                <w:rFonts w:ascii="Consolas" w:hAnsi="Consolas"/>
+                <w:sz w:val="16"/>
+              </w:rPr>
+              <w:t>/api/inventory</w:t>
+            </w:r>
+            <w:r>
+              <w:rPr>
+                <w:sz w:val="16"/>
+              </w:rPr>
+              <w:t xml:space="preserve">, </w:t>
+            </w:r>
+            <w:r>
+              <w:rPr>
+                <w:rFonts w:ascii="Consolas" w:hAnsi="Consolas"/>
+                <w:sz w:val="16"/>
+              </w:rPr>
+              <w:t>/api/inventory/:id</w:t>
+            </w:r>
+            <w:r>
+              <w:rPr>
+                <w:sz w:val="16"/>
+              </w:rPr>
+              <w:t xml:space="preserve">, </w:t>
+            </w:r>
+            <w:r>
+              <w:rPr>
+                <w:rFonts w:ascii="Consolas" w:hAnsi="Consolas"/>
+                <w:sz w:val="16"/>
+              </w:rPr>
+              <w:t>/api/inventory/:id/receive</w:t>
             </w:r>
           </w:p>
         </w:tc>
@@ -2223,17 +3202,21 @@
       <w:tr>
         <w:tc>
           <w:tcPr>
-            <w:tcW w:type="dxa" w:w="4874"/>
+            <w:tcW w:type="dxa" w:w="5112"/>
             <w:vAlign w:val="center"/>
           </w:tcPr>
           <w:p>
             <w:pPr>
-              <w:spacing w:after="40" w:line="240" w:lineRule="auto"/>
+              <w:spacing w:after="40" w:before="40"/>
             </w:pPr>
             <w:r>
               <w:rPr>
-                <w:rFonts w:ascii="Tahoma" w:hAnsi="Tahoma" w:eastAsia="Tahoma"/>
-                <w:sz w:val="18"/>
+                <w:sz w:val="16"/>
+              </w:rPr>
+            </w:r>
+            <w:r>
+              <w:rPr>
+                <w:sz w:val="16"/>
               </w:rPr>
               <w:t>PUT / DELETE</w:t>
             </w:r>
@@ -2241,19 +3224,970 @@
         </w:tc>
         <w:tc>
           <w:tcPr>
-            <w:tcW w:type="dxa" w:w="4874"/>
+            <w:tcW w:type="dxa" w:w="5112"/>
             <w:vAlign w:val="center"/>
           </w:tcPr>
           <w:p>
             <w:pPr>
-              <w:spacing w:after="40" w:line="240" w:lineRule="auto"/>
+              <w:spacing w:after="40" w:before="40"/>
             </w:pPr>
             <w:r>
               <w:rPr>
-                <w:rFonts w:ascii="Tahoma" w:hAnsi="Tahoma" w:eastAsia="Tahoma"/>
-                <w:sz w:val="18"/>
-              </w:rPr>
-              <w:t>/api/recipes, /api/recipes/:productId/:inventoryId/:optionType/:optionId</w:t>
+                <w:sz w:val="16"/>
+              </w:rPr>
+            </w:r>
+            <w:r>
+              <w:rPr>
+                <w:rFonts w:ascii="Consolas" w:hAnsi="Consolas"/>
+                <w:sz w:val="16"/>
+              </w:rPr>
+              <w:t>/api/recipes</w:t>
+            </w:r>
+            <w:r>
+              <w:rPr>
+                <w:sz w:val="16"/>
+              </w:rPr>
+              <w:t xml:space="preserve">, </w:t>
+            </w:r>
+            <w:r>
+              <w:rPr>
+                <w:rFonts w:ascii="Consolas" w:hAnsi="Consolas"/>
+                <w:sz w:val="16"/>
+              </w:rPr>
+              <w:t>/api/recipes/:productId/:inventoryId/:optionType/:optionId</w:t>
+            </w:r>
+          </w:p>
+        </w:tc>
+      </w:tr>
+    </w:tbl>
+    <w:p>
+      <w:pPr>
+        <w:spacing w:after="20"/>
+      </w:pPr>
+    </w:p>
+    <w:p>
+      <w:r>
+        <w:t>สิทธิ์ API ที่ตรวจจาก routes: owner/barista อ่าน inventory ได้ โดย barista เห็นเฉพาะ stock overview; mutation ของเมนู/สต็อก/สูตร/บัญชีจำกัด owner; สร้าง order ได้เฉพาะ cashier/owner; อ่าน queue และเปลี่ยนสถานะได้ barista/owner; รายงานและ queue stats จำกัด owner.</w:t>
+      </w:r>
+    </w:p>
+    <w:p>
+      <w:pPr>
+        <w:pStyle w:val="Heading3"/>
+      </w:pPr>
+      <w:r>
+        <w:t>C. เอกสารประกอบตาม wk15</w:t>
+      </w:r>
+    </w:p>
+    <w:tbl>
+      <w:tblPr>
+        <w:tblStyle w:val="LightShading-Accent1"/>
+        <w:tblW w:type="auto" w:w="0"/>
+        <w:jc w:val="center"/>
+        <w:tblLook w:firstColumn="1" w:firstRow="1" w:lastColumn="0" w:lastRow="0" w:noHBand="0" w:noVBand="1" w:val="04A0"/>
+      </w:tblPr>
+      <w:tblGrid>
+        <w:gridCol w:w="3408"/>
+        <w:gridCol w:w="3408"/>
+        <w:gridCol w:w="3408"/>
+      </w:tblGrid>
+      <w:tr>
+        <w:trPr>
+          <w:tblHeader w:val="true"/>
+        </w:trPr>
+        <w:tc>
+          <w:tcPr>
+            <w:tcW w:type="dxa" w:w="3408"/>
+            <w:vAlign w:val="center"/>
+            <w:shd w:fill="49372D"/>
+          </w:tcPr>
+          <w:p>
+            <w:pPr>
+              <w:spacing w:after="40" w:before="40"/>
+            </w:pPr>
+            <w:r>
+              <w:rPr>
+                <w:b/>
+                <w:color w:val="FFFFFF"/>
+                <w:sz w:val="16"/>
+              </w:rPr>
+            </w:r>
+            <w:r>
+              <w:rPr>
+                <w:b/>
+                <w:color w:val="FFFFFF"/>
+                <w:sz w:val="16"/>
+              </w:rPr>
+              <w:t>สัปดาห์</w:t>
+            </w:r>
+          </w:p>
+        </w:tc>
+        <w:tc>
+          <w:tcPr>
+            <w:tcW w:type="dxa" w:w="3408"/>
+            <w:vAlign w:val="center"/>
+            <w:shd w:fill="49372D"/>
+          </w:tcPr>
+          <w:p>
+            <w:pPr>
+              <w:spacing w:after="40" w:before="40"/>
+            </w:pPr>
+            <w:r>
+              <w:rPr>
+                <w:b/>
+                <w:color w:val="FFFFFF"/>
+                <w:sz w:val="16"/>
+              </w:rPr>
+            </w:r>
+            <w:r>
+              <w:rPr>
+                <w:b/>
+                <w:color w:val="FFFFFF"/>
+                <w:sz w:val="16"/>
+              </w:rPr>
+              <w:t>เอกสารใน repository</w:t>
+            </w:r>
+          </w:p>
+        </w:tc>
+        <w:tc>
+          <w:tcPr>
+            <w:tcW w:type="dxa" w:w="3408"/>
+            <w:vAlign w:val="center"/>
+            <w:shd w:fill="49372D"/>
+          </w:tcPr>
+          <w:p>
+            <w:pPr>
+              <w:spacing w:after="40" w:before="40"/>
+            </w:pPr>
+            <w:r>
+              <w:rPr>
+                <w:b/>
+                <w:color w:val="FFFFFF"/>
+                <w:sz w:val="16"/>
+              </w:rPr>
+            </w:r>
+            <w:r>
+              <w:rPr>
+                <w:b/>
+                <w:color w:val="FFFFFF"/>
+                <w:sz w:val="16"/>
+              </w:rPr>
+              <w:t>ประเภทและวิธีอ่าน</w:t>
+            </w:r>
+          </w:p>
+        </w:tc>
+      </w:tr>
+      <w:tr>
+        <w:tc>
+          <w:tcPr>
+            <w:tcW w:type="dxa" w:w="3408"/>
+            <w:vAlign w:val="center"/>
+          </w:tcPr>
+          <w:p>
+            <w:pPr>
+              <w:spacing w:after="40" w:before="40"/>
+            </w:pPr>
+            <w:r>
+              <w:rPr>
+                <w:sz w:val="16"/>
+              </w:rPr>
+            </w:r>
+            <w:r>
+              <w:rPr>
+                <w:sz w:val="16"/>
+              </w:rPr>
+              <w:t>01</w:t>
+            </w:r>
+          </w:p>
+        </w:tc>
+        <w:tc>
+          <w:tcPr>
+            <w:tcW w:type="dxa" w:w="3408"/>
+            <w:vAlign w:val="center"/>
+          </w:tcPr>
+          <w:p>
+            <w:pPr>
+              <w:spacing w:after="40" w:before="40"/>
+            </w:pPr>
+            <w:r>
+              <w:rPr>
+                <w:sz w:val="16"/>
+              </w:rPr>
+            </w:r>
+            <w:r>
+              <w:rPr>
+                <w:sz w:val="16"/>
+              </w:rPr>
+              <w:t>Team Charter</w:t>
+            </w:r>
+          </w:p>
+        </w:tc>
+        <w:tc>
+          <w:tcPr>
+            <w:tcW w:type="dxa" w:w="3408"/>
+            <w:vAlign w:val="center"/>
+          </w:tcPr>
+          <w:p>
+            <w:pPr>
+              <w:spacing w:after="40" w:before="40"/>
+            </w:pPr>
+            <w:r>
+              <w:rPr>
+                <w:sz w:val="16"/>
+              </w:rPr>
+            </w:r>
+            <w:r>
+              <w:rPr>
+                <w:sz w:val="16"/>
+              </w:rPr>
+              <w:t>ข้อตกลง/แผนทีม</w:t>
+            </w:r>
+          </w:p>
+        </w:tc>
+      </w:tr>
+      <w:tr>
+        <w:tc>
+          <w:tcPr>
+            <w:tcW w:type="dxa" w:w="3408"/>
+            <w:vAlign w:val="center"/>
+          </w:tcPr>
+          <w:p>
+            <w:pPr>
+              <w:spacing w:after="40" w:before="40"/>
+            </w:pPr>
+            <w:r>
+              <w:rPr>
+                <w:sz w:val="16"/>
+              </w:rPr>
+            </w:r>
+            <w:r>
+              <w:rPr>
+                <w:sz w:val="16"/>
+              </w:rPr>
+              <w:t>02</w:t>
+            </w:r>
+          </w:p>
+        </w:tc>
+        <w:tc>
+          <w:tcPr>
+            <w:tcW w:type="dxa" w:w="3408"/>
+            <w:vAlign w:val="center"/>
+          </w:tcPr>
+          <w:p>
+            <w:pPr>
+              <w:spacing w:after="40" w:before="40"/>
+            </w:pPr>
+            <w:r>
+              <w:rPr>
+                <w:sz w:val="16"/>
+              </w:rPr>
+            </w:r>
+            <w:r>
+              <w:rPr>
+                <w:sz w:val="16"/>
+              </w:rPr>
+              <w:t>Feasibility</w:t>
+            </w:r>
+          </w:p>
+        </w:tc>
+        <w:tc>
+          <w:tcPr>
+            <w:tcW w:type="dxa" w:w="3408"/>
+            <w:vAlign w:val="center"/>
+          </w:tcPr>
+          <w:p>
+            <w:pPr>
+              <w:spacing w:after="40" w:before="40"/>
+            </w:pPr>
+            <w:r>
+              <w:rPr>
+                <w:sz w:val="16"/>
+              </w:rPr>
+            </w:r>
+            <w:r>
+              <w:rPr>
+                <w:sz w:val="16"/>
+              </w:rPr>
+              <w:t>ประมาณการเดิม; ไม่ใช่ ROI ที่วัดจาก runtime</w:t>
+            </w:r>
+          </w:p>
+        </w:tc>
+      </w:tr>
+      <w:tr>
+        <w:tc>
+          <w:tcPr>
+            <w:tcW w:type="dxa" w:w="3408"/>
+            <w:vAlign w:val="center"/>
+          </w:tcPr>
+          <w:p>
+            <w:pPr>
+              <w:spacing w:after="40" w:before="40"/>
+            </w:pPr>
+            <w:r>
+              <w:rPr>
+                <w:sz w:val="16"/>
+              </w:rPr>
+            </w:r>
+            <w:r>
+              <w:rPr>
+                <w:sz w:val="16"/>
+              </w:rPr>
+              <w:t>03</w:t>
+            </w:r>
+          </w:p>
+        </w:tc>
+        <w:tc>
+          <w:tcPr>
+            <w:tcW w:type="dxa" w:w="3408"/>
+            <w:vAlign w:val="center"/>
+          </w:tcPr>
+          <w:p>
+            <w:pPr>
+              <w:spacing w:after="40" w:before="40"/>
+            </w:pPr>
+            <w:r>
+              <w:rPr>
+                <w:sz w:val="16"/>
+              </w:rPr>
+            </w:r>
+            <w:r>
+              <w:rPr>
+                <w:sz w:val="16"/>
+              </w:rPr>
+              <w:t>Requirements</w:t>
+            </w:r>
+          </w:p>
+        </w:tc>
+        <w:tc>
+          <w:tcPr>
+            <w:tcW w:type="dxa" w:w="3408"/>
+            <w:vAlign w:val="center"/>
+          </w:tcPr>
+          <w:p>
+            <w:pPr>
+              <w:spacing w:after="40" w:before="40"/>
+            </w:pPr>
+            <w:r>
+              <w:rPr>
+                <w:sz w:val="16"/>
+              </w:rPr>
+            </w:r>
+            <w:r>
+              <w:rPr>
+                <w:sz w:val="16"/>
+              </w:rPr>
+              <w:t>Baseline ความต้องการ; สถานะจริงดูบท 3</w:t>
+            </w:r>
+          </w:p>
+        </w:tc>
+      </w:tr>
+      <w:tr>
+        <w:tc>
+          <w:tcPr>
+            <w:tcW w:type="dxa" w:w="3408"/>
+            <w:vAlign w:val="center"/>
+          </w:tcPr>
+          <w:p>
+            <w:pPr>
+              <w:spacing w:after="40" w:before="40"/>
+            </w:pPr>
+            <w:r>
+              <w:rPr>
+                <w:sz w:val="16"/>
+              </w:rPr>
+            </w:r>
+            <w:r>
+              <w:rPr>
+                <w:sz w:val="16"/>
+              </w:rPr>
+              <w:t>04</w:t>
+            </w:r>
+          </w:p>
+        </w:tc>
+        <w:tc>
+          <w:tcPr>
+            <w:tcW w:type="dxa" w:w="3408"/>
+            <w:vAlign w:val="center"/>
+          </w:tcPr>
+          <w:p>
+            <w:pPr>
+              <w:spacing w:after="40" w:before="40"/>
+            </w:pPr>
+            <w:r>
+              <w:rPr>
+                <w:sz w:val="16"/>
+              </w:rPr>
+            </w:r>
+            <w:r>
+              <w:rPr>
+                <w:sz w:val="16"/>
+              </w:rPr>
+              <w:t>User Stories</w:t>
+            </w:r>
+          </w:p>
+        </w:tc>
+        <w:tc>
+          <w:tcPr>
+            <w:tcW w:type="dxa" w:w="3408"/>
+            <w:vAlign w:val="center"/>
+          </w:tcPr>
+          <w:p>
+            <w:pPr>
+              <w:spacing w:after="40" w:before="40"/>
+            </w:pPr>
+            <w:r>
+              <w:rPr>
+                <w:sz w:val="16"/>
+              </w:rPr>
+            </w:r>
+            <w:r>
+              <w:rPr>
+                <w:sz w:val="16"/>
+              </w:rPr>
+              <w:t>Stories/INVEST; ไม่ใช่ผลทดสอบ</w:t>
+            </w:r>
+          </w:p>
+        </w:tc>
+      </w:tr>
+      <w:tr>
+        <w:tc>
+          <w:tcPr>
+            <w:tcW w:type="dxa" w:w="3408"/>
+            <w:vAlign w:val="center"/>
+          </w:tcPr>
+          <w:p>
+            <w:pPr>
+              <w:spacing w:after="40" w:before="40"/>
+            </w:pPr>
+            <w:r>
+              <w:rPr>
+                <w:sz w:val="16"/>
+              </w:rPr>
+            </w:r>
+            <w:r>
+              <w:rPr>
+                <w:sz w:val="16"/>
+              </w:rPr>
+              <w:t>06</w:t>
+            </w:r>
+          </w:p>
+        </w:tc>
+        <w:tc>
+          <w:tcPr>
+            <w:tcW w:type="dxa" w:w="3408"/>
+            <w:vAlign w:val="center"/>
+          </w:tcPr>
+          <w:p>
+            <w:pPr>
+              <w:spacing w:after="40" w:before="40"/>
+            </w:pPr>
+            <w:r>
+              <w:rPr>
+                <w:sz w:val="16"/>
+              </w:rPr>
+            </w:r>
+            <w:r>
+              <w:rPr>
+                <w:sz w:val="16"/>
+              </w:rPr>
+              <w:t>Class และ Object Diagrams</w:t>
+            </w:r>
+          </w:p>
+        </w:tc>
+        <w:tc>
+          <w:tcPr>
+            <w:tcW w:type="dxa" w:w="3408"/>
+            <w:vAlign w:val="center"/>
+          </w:tcPr>
+          <w:p>
+            <w:pPr>
+              <w:spacing w:after="40" w:before="40"/>
+            </w:pPr>
+            <w:r>
+              <w:rPr>
+                <w:sz w:val="16"/>
+              </w:rPr>
+            </w:r>
+            <w:r>
+              <w:rPr>
+                <w:sz w:val="16"/>
+              </w:rPr>
+              <w:t>BCM class mapping และ object snapshot จาก seed fixture</w:t>
+            </w:r>
+          </w:p>
+        </w:tc>
+      </w:tr>
+      <w:tr>
+        <w:tc>
+          <w:tcPr>
+            <w:tcW w:type="dxa" w:w="3408"/>
+            <w:vAlign w:val="center"/>
+          </w:tcPr>
+          <w:p>
+            <w:pPr>
+              <w:spacing w:after="40" w:before="40"/>
+            </w:pPr>
+            <w:r>
+              <w:rPr>
+                <w:sz w:val="16"/>
+              </w:rPr>
+            </w:r>
+            <w:r>
+              <w:rPr>
+                <w:sz w:val="16"/>
+              </w:rPr>
+              <w:t>07</w:t>
+            </w:r>
+          </w:p>
+        </w:tc>
+        <w:tc>
+          <w:tcPr>
+            <w:tcW w:type="dxa" w:w="3408"/>
+            <w:vAlign w:val="center"/>
+          </w:tcPr>
+          <w:p>
+            <w:pPr>
+              <w:spacing w:after="40" w:before="40"/>
+            </w:pPr>
+            <w:r>
+              <w:rPr>
+                <w:sz w:val="16"/>
+              </w:rPr>
+            </w:r>
+            <w:r>
+              <w:rPr>
+                <w:sz w:val="16"/>
+              </w:rPr>
+              <w:t>ER Diagram, Schema</w:t>
+            </w:r>
+          </w:p>
+        </w:tc>
+        <w:tc>
+          <w:tcPr>
+            <w:tcW w:type="dxa" w:w="3408"/>
+            <w:vAlign w:val="center"/>
+          </w:tcPr>
+          <w:p>
+            <w:pPr>
+              <w:spacing w:after="40" w:before="40"/>
+            </w:pPr>
+            <w:r>
+              <w:rPr>
+                <w:sz w:val="16"/>
+              </w:rPr>
+            </w:r>
+            <w:r>
+              <w:rPr>
+                <w:sz w:val="16"/>
+              </w:rPr>
+              <w:t>SQLite runtime schema reference</w:t>
+            </w:r>
+          </w:p>
+        </w:tc>
+      </w:tr>
+      <w:tr>
+        <w:tc>
+          <w:tcPr>
+            <w:tcW w:type="dxa" w:w="3408"/>
+            <w:vAlign w:val="center"/>
+          </w:tcPr>
+          <w:p>
+            <w:pPr>
+              <w:spacing w:after="40" w:before="40"/>
+            </w:pPr>
+            <w:r>
+              <w:rPr>
+                <w:sz w:val="16"/>
+              </w:rPr>
+            </w:r>
+            <w:r>
+              <w:rPr>
+                <w:sz w:val="16"/>
+              </w:rPr>
+              <w:t>09</w:t>
+            </w:r>
+          </w:p>
+        </w:tc>
+        <w:tc>
+          <w:tcPr>
+            <w:tcW w:type="dxa" w:w="3408"/>
+            <w:vAlign w:val="center"/>
+          </w:tcPr>
+          <w:p>
+            <w:pPr>
+              <w:spacing w:after="40" w:before="40"/>
+            </w:pPr>
+            <w:r>
+              <w:rPr>
+                <w:sz w:val="16"/>
+              </w:rPr>
+            </w:r>
+            <w:r>
+              <w:rPr>
+                <w:sz w:val="16"/>
+              </w:rPr>
+              <w:t>Sequence</w:t>
+            </w:r>
+          </w:p>
+        </w:tc>
+        <w:tc>
+          <w:tcPr>
+            <w:tcW w:type="dxa" w:w="3408"/>
+            <w:vAlign w:val="center"/>
+          </w:tcPr>
+          <w:p>
+            <w:pPr>
+              <w:spacing w:after="40" w:before="40"/>
+            </w:pPr>
+            <w:r>
+              <w:rPr>
+                <w:sz w:val="16"/>
+              </w:rPr>
+            </w:r>
+            <w:r>
+              <w:rPr>
+                <w:sz w:val="16"/>
+              </w:rPr>
+              <w:t>API flows ตาม source</w:t>
+            </w:r>
+          </w:p>
+        </w:tc>
+      </w:tr>
+      <w:tr>
+        <w:tc>
+          <w:tcPr>
+            <w:tcW w:type="dxa" w:w="3408"/>
+            <w:vAlign w:val="center"/>
+          </w:tcPr>
+          <w:p>
+            <w:pPr>
+              <w:spacing w:after="40" w:before="40"/>
+            </w:pPr>
+            <w:r>
+              <w:rPr>
+                <w:sz w:val="16"/>
+              </w:rPr>
+            </w:r>
+            <w:r>
+              <w:rPr>
+                <w:sz w:val="16"/>
+              </w:rPr>
+              <w:t>10</w:t>
+            </w:r>
+          </w:p>
+        </w:tc>
+        <w:tc>
+          <w:tcPr>
+            <w:tcW w:type="dxa" w:w="3408"/>
+            <w:vAlign w:val="center"/>
+          </w:tcPr>
+          <w:p>
+            <w:pPr>
+              <w:spacing w:after="40" w:before="40"/>
+            </w:pPr>
+            <w:r>
+              <w:rPr>
+                <w:sz w:val="16"/>
+              </w:rPr>
+            </w:r>
+            <w:r>
+              <w:rPr>
+                <w:sz w:val="16"/>
+              </w:rPr>
+              <w:t>Wireframe, SRS</w:t>
+            </w:r>
+          </w:p>
+        </w:tc>
+        <w:tc>
+          <w:tcPr>
+            <w:tcW w:type="dxa" w:w="3408"/>
+            <w:vAlign w:val="center"/>
+          </w:tcPr>
+          <w:p>
+            <w:pPr>
+              <w:spacing w:after="40" w:before="40"/>
+            </w:pPr>
+            <w:r>
+              <w:rPr>
+                <w:sz w:val="16"/>
+              </w:rPr>
+            </w:r>
+            <w:r>
+              <w:rPr>
+                <w:sz w:val="16"/>
+              </w:rPr>
+              <w:t>Wireframe เป็นแบบ; SRS แยกสถานะ as-built</w:t>
+            </w:r>
+          </w:p>
+        </w:tc>
+      </w:tr>
+      <w:tr>
+        <w:tc>
+          <w:tcPr>
+            <w:tcW w:type="dxa" w:w="3408"/>
+            <w:vAlign w:val="center"/>
+          </w:tcPr>
+          <w:p>
+            <w:pPr>
+              <w:spacing w:after="40" w:before="40"/>
+            </w:pPr>
+            <w:r>
+              <w:rPr>
+                <w:sz w:val="16"/>
+              </w:rPr>
+            </w:r>
+            <w:r>
+              <w:rPr>
+                <w:sz w:val="16"/>
+              </w:rPr>
+              <w:t>11</w:t>
+            </w:r>
+          </w:p>
+        </w:tc>
+        <w:tc>
+          <w:tcPr>
+            <w:tcW w:type="dxa" w:w="3408"/>
+            <w:vAlign w:val="center"/>
+          </w:tcPr>
+          <w:p>
+            <w:pPr>
+              <w:spacing w:after="40" w:before="40"/>
+            </w:pPr>
+            <w:r>
+              <w:rPr>
+                <w:sz w:val="16"/>
+              </w:rPr>
+            </w:r>
+            <w:r>
+              <w:rPr>
+                <w:sz w:val="16"/>
+              </w:rPr>
+              <w:t>Architecture</w:t>
+            </w:r>
+          </w:p>
+        </w:tc>
+        <w:tc>
+          <w:tcPr>
+            <w:tcW w:type="dxa" w:w="3408"/>
+            <w:vAlign w:val="center"/>
+          </w:tcPr>
+          <w:p>
+            <w:pPr>
+              <w:spacing w:after="40" w:before="40"/>
+            </w:pPr>
+            <w:r>
+              <w:rPr>
+                <w:sz w:val="16"/>
+              </w:rPr>
+            </w:r>
+            <w:r>
+              <w:rPr>
+                <w:sz w:val="16"/>
+              </w:rPr>
+              <w:t>4+1 Views เทียบ runtime architecture</w:t>
+            </w:r>
+          </w:p>
+        </w:tc>
+      </w:tr>
+      <w:tr>
+        <w:tc>
+          <w:tcPr>
+            <w:tcW w:type="dxa" w:w="3408"/>
+            <w:vAlign w:val="center"/>
+          </w:tcPr>
+          <w:p>
+            <w:pPr>
+              <w:spacing w:after="40" w:before="40"/>
+            </w:pPr>
+            <w:r>
+              <w:rPr>
+                <w:sz w:val="16"/>
+              </w:rPr>
+            </w:r>
+            <w:r>
+              <w:rPr>
+                <w:sz w:val="16"/>
+              </w:rPr>
+              <w:t>12</w:t>
+            </w:r>
+          </w:p>
+        </w:tc>
+        <w:tc>
+          <w:tcPr>
+            <w:tcW w:type="dxa" w:w="3408"/>
+            <w:vAlign w:val="center"/>
+          </w:tcPr>
+          <w:p>
+            <w:pPr>
+              <w:spacing w:after="40" w:before="40"/>
+            </w:pPr>
+            <w:r>
+              <w:rPr>
+                <w:sz w:val="16"/>
+              </w:rPr>
+            </w:r>
+            <w:r>
+              <w:rPr>
+                <w:sz w:val="16"/>
+              </w:rPr>
+              <w:t>Usability</w:t>
+            </w:r>
+          </w:p>
+        </w:tc>
+        <w:tc>
+          <w:tcPr>
+            <w:tcW w:type="dxa" w:w="3408"/>
+            <w:vAlign w:val="center"/>
+          </w:tcPr>
+          <w:p>
+            <w:pPr>
+              <w:spacing w:after="40" w:before="40"/>
+            </w:pPr>
+            <w:r>
+              <w:rPr>
+                <w:sz w:val="16"/>
+              </w:rPr>
+            </w:r>
+            <w:r>
+              <w:rPr>
+                <w:sz w:val="16"/>
+              </w:rPr>
+              <w:t>Historical reported result, ยังไม่ revalidate</w:t>
+            </w:r>
+          </w:p>
+        </w:tc>
+      </w:tr>
+      <w:tr>
+        <w:tc>
+          <w:tcPr>
+            <w:tcW w:type="dxa" w:w="3408"/>
+            <w:vAlign w:val="center"/>
+          </w:tcPr>
+          <w:p>
+            <w:pPr>
+              <w:spacing w:after="40" w:before="40"/>
+            </w:pPr>
+            <w:r>
+              <w:rPr>
+                <w:sz w:val="16"/>
+              </w:rPr>
+            </w:r>
+            <w:r>
+              <w:rPr>
+                <w:sz w:val="16"/>
+              </w:rPr>
+              <w:t>13</w:t>
+            </w:r>
+          </w:p>
+        </w:tc>
+        <w:tc>
+          <w:tcPr>
+            <w:tcW w:type="dxa" w:w="3408"/>
+            <w:vAlign w:val="center"/>
+          </w:tcPr>
+          <w:p>
+            <w:pPr>
+              <w:spacing w:after="40" w:before="40"/>
+            </w:pPr>
+            <w:r>
+              <w:rPr>
+                <w:sz w:val="16"/>
+              </w:rPr>
+            </w:r>
+            <w:r>
+              <w:rPr>
+                <w:sz w:val="16"/>
+              </w:rPr>
+              <w:t>Test Plan, Execution Log</w:t>
+            </w:r>
+          </w:p>
+        </w:tc>
+        <w:tc>
+          <w:tcPr>
+            <w:tcW w:type="dxa" w:w="3408"/>
+            <w:vAlign w:val="center"/>
+          </w:tcPr>
+          <w:p>
+            <w:pPr>
+              <w:spacing w:after="40" w:before="40"/>
+            </w:pPr>
+            <w:r>
+              <w:rPr>
+                <w:sz w:val="16"/>
+              </w:rPr>
+            </w:r>
+            <w:r>
+              <w:rPr>
+                <w:sz w:val="16"/>
+              </w:rPr>
+              <w:t>UI walkthrough, API checks และ fault injection สำหรับ TC-01–TC-14; TC-15–TC-16 ยังไม่ทดสอบ</w:t>
+            </w:r>
+          </w:p>
+        </w:tc>
+      </w:tr>
+      <w:tr>
+        <w:tc>
+          <w:tcPr>
+            <w:tcW w:type="dxa" w:w="3408"/>
+            <w:vAlign w:val="center"/>
+          </w:tcPr>
+          <w:p>
+            <w:pPr>
+              <w:spacing w:after="40" w:before="40"/>
+            </w:pPr>
+            <w:r>
+              <w:rPr>
+                <w:sz w:val="16"/>
+              </w:rPr>
+            </w:r>
+            <w:r>
+              <w:rPr>
+                <w:sz w:val="16"/>
+              </w:rPr>
+              <w:t>14</w:t>
+            </w:r>
+          </w:p>
+        </w:tc>
+        <w:tc>
+          <w:tcPr>
+            <w:tcW w:type="dxa" w:w="3408"/>
+            <w:vAlign w:val="center"/>
+          </w:tcPr>
+          <w:p>
+            <w:pPr>
+              <w:spacing w:after="40" w:before="40"/>
+            </w:pPr>
+            <w:r>
+              <w:rPr>
+                <w:sz w:val="16"/>
+              </w:rPr>
+            </w:r>
+            <w:r>
+              <w:rPr>
+                <w:sz w:val="16"/>
+              </w:rPr>
+              <w:t>Quality Review</w:t>
+            </w:r>
+          </w:p>
+        </w:tc>
+        <w:tc>
+          <w:tcPr>
+            <w:tcW w:type="dxa" w:w="3408"/>
+            <w:vAlign w:val="center"/>
+          </w:tcPr>
+          <w:p>
+            <w:pPr>
+              <w:spacing w:after="40" w:before="40"/>
+            </w:pPr>
+            <w:r>
+              <w:rPr>
+                <w:sz w:val="16"/>
+              </w:rPr>
+            </w:r>
+            <w:r>
+              <w:rPr>
+                <w:sz w:val="16"/>
+              </w:rPr>
+              <w:t>Source review; ไม่ใช่ security test</w:t>
             </w:r>
           </w:p>
         </w:tc>
@@ -2266,815 +4200,25 @@
     </w:p>
     <w:p>
       <w:pPr>
-        <w:pStyle w:val="Heading2"/>
+        <w:pStyle w:val="Heading3"/>
       </w:pPr>
       <w:r>
-        <w:t>C. เอกสารประกอบตาม wk15</w:t>
+        <w:t>D. คำอธิบายไฟล์ source</w:t>
       </w:r>
     </w:p>
-    <w:tbl>
-      <w:tblPr>
-        <w:tblStyle w:val="TableGrid"/>
-        <w:tblW w:type="auto" w:w="0"/>
-        <w:jc w:val="center"/>
-        <w:tblLayout w:type="autofit"/>
-        <w:tblLook w:firstColumn="1" w:firstRow="1" w:lastColumn="0" w:lastRow="0" w:noHBand="0" w:noVBand="1" w:val="04A0"/>
-      </w:tblPr>
-      <w:tblGrid>
-        <w:gridCol w:w="3250"/>
-        <w:gridCol w:w="3250"/>
-        <w:gridCol w:w="3250"/>
-      </w:tblGrid>
-      <w:tr>
-        <w:trPr>
-          <w:tblHeader w:val="true"/>
-        </w:trPr>
-        <w:tc>
-          <w:tcPr>
-            <w:tcW w:type="dxa" w:w="3250"/>
-            <w:vAlign w:val="center"/>
-            <w:shd w:fill="684529"/>
-          </w:tcPr>
-          <w:p>
-            <w:pPr>
-              <w:spacing w:after="40" w:line="240" w:lineRule="auto"/>
-            </w:pPr>
-            <w:r>
-              <w:rPr>
-                <w:rFonts w:ascii="Tahoma" w:hAnsi="Tahoma" w:eastAsia="Tahoma"/>
-                <w:b/>
-                <w:color w:val="FFFFFF"/>
-                <w:sz w:val="18"/>
-              </w:rPr>
-              <w:t>สัปดาห์</w:t>
-            </w:r>
-          </w:p>
-        </w:tc>
-        <w:tc>
-          <w:tcPr>
-            <w:tcW w:type="dxa" w:w="3250"/>
-            <w:vAlign w:val="center"/>
-            <w:shd w:fill="684529"/>
-          </w:tcPr>
-          <w:p>
-            <w:pPr>
-              <w:spacing w:after="40" w:line="240" w:lineRule="auto"/>
-            </w:pPr>
-            <w:r>
-              <w:rPr>
-                <w:rFonts w:ascii="Tahoma" w:hAnsi="Tahoma" w:eastAsia="Tahoma"/>
-                <w:b/>
-                <w:color w:val="FFFFFF"/>
-                <w:sz w:val="18"/>
-              </w:rPr>
-              <w:t>เอกสารใน repository</w:t>
-            </w:r>
-          </w:p>
-        </w:tc>
-        <w:tc>
-          <w:tcPr>
-            <w:tcW w:type="dxa" w:w="3250"/>
-            <w:vAlign w:val="center"/>
-            <w:shd w:fill="684529"/>
-          </w:tcPr>
-          <w:p>
-            <w:pPr>
-              <w:spacing w:after="40" w:line="240" w:lineRule="auto"/>
-            </w:pPr>
-            <w:r>
-              <w:rPr>
-                <w:rFonts w:ascii="Tahoma" w:hAnsi="Tahoma" w:eastAsia="Tahoma"/>
-                <w:b/>
-                <w:color w:val="FFFFFF"/>
-                <w:sz w:val="18"/>
-              </w:rPr>
-              <w:t>ประเภทและวิธีอ่าน</w:t>
-            </w:r>
-          </w:p>
-        </w:tc>
-      </w:tr>
-      <w:tr>
-        <w:tc>
-          <w:tcPr>
-            <w:tcW w:type="dxa" w:w="3250"/>
-            <w:vAlign w:val="center"/>
-          </w:tcPr>
-          <w:p>
-            <w:pPr>
-              <w:spacing w:after="40" w:line="240" w:lineRule="auto"/>
-            </w:pPr>
-            <w:r>
-              <w:rPr>
-                <w:rFonts w:ascii="Tahoma" w:hAnsi="Tahoma" w:eastAsia="Tahoma"/>
-                <w:sz w:val="18"/>
-              </w:rPr>
-              <w:t>01</w:t>
-            </w:r>
-          </w:p>
-        </w:tc>
-        <w:tc>
-          <w:tcPr>
-            <w:tcW w:type="dxa" w:w="3250"/>
-            <w:vAlign w:val="center"/>
-          </w:tcPr>
-          <w:p>
-            <w:pPr>
-              <w:spacing w:after="40" w:line="240" w:lineRule="auto"/>
-            </w:pPr>
-            <w:r>
-              <w:rPr>
-                <w:rFonts w:ascii="Tahoma" w:hAnsi="Tahoma" w:eastAsia="Tahoma"/>
-                <w:sz w:val="18"/>
-              </w:rPr>
-              <w:t>Team Charter</w:t>
-            </w:r>
-          </w:p>
-        </w:tc>
-        <w:tc>
-          <w:tcPr>
-            <w:tcW w:type="dxa" w:w="3250"/>
-            <w:vAlign w:val="center"/>
-          </w:tcPr>
-          <w:p>
-            <w:pPr>
-              <w:spacing w:after="40" w:line="240" w:lineRule="auto"/>
-            </w:pPr>
-            <w:r>
-              <w:rPr>
-                <w:rFonts w:ascii="Tahoma" w:hAnsi="Tahoma" w:eastAsia="Tahoma"/>
-                <w:sz w:val="18"/>
-              </w:rPr>
-              <w:t>ข้อตกลง/แผนทีม</w:t>
-            </w:r>
-          </w:p>
-        </w:tc>
-      </w:tr>
-      <w:tr>
-        <w:tc>
-          <w:tcPr>
-            <w:tcW w:type="dxa" w:w="3250"/>
-            <w:vAlign w:val="center"/>
-            <w:shd w:fill="F5F0E9"/>
-          </w:tcPr>
-          <w:p>
-            <w:pPr>
-              <w:spacing w:after="40" w:line="240" w:lineRule="auto"/>
-            </w:pPr>
-            <w:r>
-              <w:rPr>
-                <w:rFonts w:ascii="Tahoma" w:hAnsi="Tahoma" w:eastAsia="Tahoma"/>
-                <w:sz w:val="18"/>
-              </w:rPr>
-              <w:t>02</w:t>
-            </w:r>
-          </w:p>
-        </w:tc>
-        <w:tc>
-          <w:tcPr>
-            <w:tcW w:type="dxa" w:w="3250"/>
-            <w:vAlign w:val="center"/>
-            <w:shd w:fill="F5F0E9"/>
-          </w:tcPr>
-          <w:p>
-            <w:pPr>
-              <w:spacing w:after="40" w:line="240" w:lineRule="auto"/>
-            </w:pPr>
-            <w:r>
-              <w:rPr>
-                <w:rFonts w:ascii="Tahoma" w:hAnsi="Tahoma" w:eastAsia="Tahoma"/>
-                <w:sz w:val="18"/>
-              </w:rPr>
-              <w:t>Feasibility</w:t>
-            </w:r>
-          </w:p>
-        </w:tc>
-        <w:tc>
-          <w:tcPr>
-            <w:tcW w:type="dxa" w:w="3250"/>
-            <w:vAlign w:val="center"/>
-            <w:shd w:fill="F5F0E9"/>
-          </w:tcPr>
-          <w:p>
-            <w:pPr>
-              <w:spacing w:after="40" w:line="240" w:lineRule="auto"/>
-            </w:pPr>
-            <w:r>
-              <w:rPr>
-                <w:rFonts w:ascii="Tahoma" w:hAnsi="Tahoma" w:eastAsia="Tahoma"/>
-                <w:sz w:val="18"/>
-              </w:rPr>
-              <w:t>ประมาณการเดิม; ไม่ใช่ ROI ที่วัดจาก runtime</w:t>
-            </w:r>
-          </w:p>
-        </w:tc>
-      </w:tr>
-      <w:tr>
-        <w:tc>
-          <w:tcPr>
-            <w:tcW w:type="dxa" w:w="3250"/>
-            <w:vAlign w:val="center"/>
-          </w:tcPr>
-          <w:p>
-            <w:pPr>
-              <w:spacing w:after="40" w:line="240" w:lineRule="auto"/>
-            </w:pPr>
-            <w:r>
-              <w:rPr>
-                <w:rFonts w:ascii="Tahoma" w:hAnsi="Tahoma" w:eastAsia="Tahoma"/>
-                <w:sz w:val="18"/>
-              </w:rPr>
-              <w:t>03</w:t>
-            </w:r>
-          </w:p>
-        </w:tc>
-        <w:tc>
-          <w:tcPr>
-            <w:tcW w:type="dxa" w:w="3250"/>
-            <w:vAlign w:val="center"/>
-          </w:tcPr>
-          <w:p>
-            <w:pPr>
-              <w:spacing w:after="40" w:line="240" w:lineRule="auto"/>
-            </w:pPr>
-            <w:r>
-              <w:rPr>
-                <w:rFonts w:ascii="Tahoma" w:hAnsi="Tahoma" w:eastAsia="Tahoma"/>
-                <w:sz w:val="18"/>
-              </w:rPr>
-              <w:t>Requirements</w:t>
-            </w:r>
-          </w:p>
-        </w:tc>
-        <w:tc>
-          <w:tcPr>
-            <w:tcW w:type="dxa" w:w="3250"/>
-            <w:vAlign w:val="center"/>
-          </w:tcPr>
-          <w:p>
-            <w:pPr>
-              <w:spacing w:after="40" w:line="240" w:lineRule="auto"/>
-            </w:pPr>
-            <w:r>
-              <w:rPr>
-                <w:rFonts w:ascii="Tahoma" w:hAnsi="Tahoma" w:eastAsia="Tahoma"/>
-                <w:sz w:val="18"/>
-              </w:rPr>
-              <w:t>Baseline ความต้องการ; สถานะจริงดูบท 3</w:t>
-            </w:r>
-          </w:p>
-        </w:tc>
-      </w:tr>
-      <w:tr>
-        <w:tc>
-          <w:tcPr>
-            <w:tcW w:type="dxa" w:w="3250"/>
-            <w:vAlign w:val="center"/>
-            <w:shd w:fill="F5F0E9"/>
-          </w:tcPr>
-          <w:p>
-            <w:pPr>
-              <w:spacing w:after="40" w:line="240" w:lineRule="auto"/>
-            </w:pPr>
-            <w:r>
-              <w:rPr>
-                <w:rFonts w:ascii="Tahoma" w:hAnsi="Tahoma" w:eastAsia="Tahoma"/>
-                <w:sz w:val="18"/>
-              </w:rPr>
-              <w:t>04</w:t>
-            </w:r>
-          </w:p>
-        </w:tc>
-        <w:tc>
-          <w:tcPr>
-            <w:tcW w:type="dxa" w:w="3250"/>
-            <w:vAlign w:val="center"/>
-            <w:shd w:fill="F5F0E9"/>
-          </w:tcPr>
-          <w:p>
-            <w:pPr>
-              <w:spacing w:after="40" w:line="240" w:lineRule="auto"/>
-            </w:pPr>
-            <w:r>
-              <w:rPr>
-                <w:rFonts w:ascii="Tahoma" w:hAnsi="Tahoma" w:eastAsia="Tahoma"/>
-                <w:sz w:val="18"/>
-              </w:rPr>
-              <w:t>User Stories</w:t>
-            </w:r>
-          </w:p>
-        </w:tc>
-        <w:tc>
-          <w:tcPr>
-            <w:tcW w:type="dxa" w:w="3250"/>
-            <w:vAlign w:val="center"/>
-            <w:shd w:fill="F5F0E9"/>
-          </w:tcPr>
-          <w:p>
-            <w:pPr>
-              <w:spacing w:after="40" w:line="240" w:lineRule="auto"/>
-            </w:pPr>
-            <w:r>
-              <w:rPr>
-                <w:rFonts w:ascii="Tahoma" w:hAnsi="Tahoma" w:eastAsia="Tahoma"/>
-                <w:sz w:val="18"/>
-              </w:rPr>
-              <w:t>Stories/INVEST; ไม่ใช่ผลทดสอบ</w:t>
-            </w:r>
-          </w:p>
-        </w:tc>
-      </w:tr>
-      <w:tr>
-        <w:tc>
-          <w:tcPr>
-            <w:tcW w:type="dxa" w:w="3250"/>
-            <w:vAlign w:val="center"/>
-          </w:tcPr>
-          <w:p>
-            <w:pPr>
-              <w:spacing w:after="40" w:line="240" w:lineRule="auto"/>
-            </w:pPr>
-            <w:r>
-              <w:rPr>
-                <w:rFonts w:ascii="Tahoma" w:hAnsi="Tahoma" w:eastAsia="Tahoma"/>
-                <w:sz w:val="18"/>
-              </w:rPr>
-              <w:t>06</w:t>
-            </w:r>
-          </w:p>
-        </w:tc>
-        <w:tc>
-          <w:tcPr>
-            <w:tcW w:type="dxa" w:w="3250"/>
-            <w:vAlign w:val="center"/>
-          </w:tcPr>
-          <w:p>
-            <w:pPr>
-              <w:spacing w:after="40" w:line="240" w:lineRule="auto"/>
-            </w:pPr>
-            <w:r>
-              <w:rPr>
-                <w:rFonts w:ascii="Tahoma" w:hAnsi="Tahoma" w:eastAsia="Tahoma"/>
-                <w:sz w:val="18"/>
-              </w:rPr>
-              <w:t>Class และ Object Diagrams</w:t>
-            </w:r>
-          </w:p>
-        </w:tc>
-        <w:tc>
-          <w:tcPr>
-            <w:tcW w:type="dxa" w:w="3250"/>
-            <w:vAlign w:val="center"/>
-          </w:tcPr>
-          <w:p>
-            <w:pPr>
-              <w:spacing w:after="40" w:line="240" w:lineRule="auto"/>
-            </w:pPr>
-            <w:r>
-              <w:rPr>
-                <w:rFonts w:ascii="Tahoma" w:hAnsi="Tahoma" w:eastAsia="Tahoma"/>
-                <w:sz w:val="18"/>
-              </w:rPr>
-              <w:t>BCM class mapping และ object snapshot จาก seed fixture</w:t>
-            </w:r>
-          </w:p>
-        </w:tc>
-      </w:tr>
-      <w:tr>
-        <w:tc>
-          <w:tcPr>
-            <w:tcW w:type="dxa" w:w="3250"/>
-            <w:vAlign w:val="center"/>
-            <w:shd w:fill="F5F0E9"/>
-          </w:tcPr>
-          <w:p>
-            <w:pPr>
-              <w:spacing w:after="40" w:line="240" w:lineRule="auto"/>
-            </w:pPr>
-            <w:r>
-              <w:rPr>
-                <w:rFonts w:ascii="Tahoma" w:hAnsi="Tahoma" w:eastAsia="Tahoma"/>
-                <w:sz w:val="18"/>
-              </w:rPr>
-              <w:t>07</w:t>
-            </w:r>
-          </w:p>
-        </w:tc>
-        <w:tc>
-          <w:tcPr>
-            <w:tcW w:type="dxa" w:w="3250"/>
-            <w:vAlign w:val="center"/>
-            <w:shd w:fill="F5F0E9"/>
-          </w:tcPr>
-          <w:p>
-            <w:pPr>
-              <w:spacing w:after="40" w:line="240" w:lineRule="auto"/>
-            </w:pPr>
-            <w:r>
-              <w:rPr>
-                <w:rFonts w:ascii="Tahoma" w:hAnsi="Tahoma" w:eastAsia="Tahoma"/>
-                <w:sz w:val="18"/>
-              </w:rPr>
-              <w:t>ER Diagram, Schema</w:t>
-            </w:r>
-          </w:p>
-        </w:tc>
-        <w:tc>
-          <w:tcPr>
-            <w:tcW w:type="dxa" w:w="3250"/>
-            <w:vAlign w:val="center"/>
-            <w:shd w:fill="F5F0E9"/>
-          </w:tcPr>
-          <w:p>
-            <w:pPr>
-              <w:spacing w:after="40" w:line="240" w:lineRule="auto"/>
-            </w:pPr>
-            <w:r>
-              <w:rPr>
-                <w:rFonts w:ascii="Tahoma" w:hAnsi="Tahoma" w:eastAsia="Tahoma"/>
-                <w:sz w:val="18"/>
-              </w:rPr>
-              <w:t>SQLite runtime schema reference</w:t>
-            </w:r>
-          </w:p>
-        </w:tc>
-      </w:tr>
-      <w:tr>
-        <w:tc>
-          <w:tcPr>
-            <w:tcW w:type="dxa" w:w="3250"/>
-            <w:vAlign w:val="center"/>
-          </w:tcPr>
-          <w:p>
-            <w:pPr>
-              <w:spacing w:after="40" w:line="240" w:lineRule="auto"/>
-            </w:pPr>
-            <w:r>
-              <w:rPr>
-                <w:rFonts w:ascii="Tahoma" w:hAnsi="Tahoma" w:eastAsia="Tahoma"/>
-                <w:sz w:val="18"/>
-              </w:rPr>
-              <w:t>09</w:t>
-            </w:r>
-          </w:p>
-        </w:tc>
-        <w:tc>
-          <w:tcPr>
-            <w:tcW w:type="dxa" w:w="3250"/>
-            <w:vAlign w:val="center"/>
-          </w:tcPr>
-          <w:p>
-            <w:pPr>
-              <w:spacing w:after="40" w:line="240" w:lineRule="auto"/>
-            </w:pPr>
-            <w:r>
-              <w:rPr>
-                <w:rFonts w:ascii="Tahoma" w:hAnsi="Tahoma" w:eastAsia="Tahoma"/>
-                <w:sz w:val="18"/>
-              </w:rPr>
-              <w:t>Sequence</w:t>
-            </w:r>
-          </w:p>
-        </w:tc>
-        <w:tc>
-          <w:tcPr>
-            <w:tcW w:type="dxa" w:w="3250"/>
-            <w:vAlign w:val="center"/>
-          </w:tcPr>
-          <w:p>
-            <w:pPr>
-              <w:spacing w:after="40" w:line="240" w:lineRule="auto"/>
-            </w:pPr>
-            <w:r>
-              <w:rPr>
-                <w:rFonts w:ascii="Tahoma" w:hAnsi="Tahoma" w:eastAsia="Tahoma"/>
-                <w:sz w:val="18"/>
-              </w:rPr>
-              <w:t>API flows ตาม source</w:t>
-            </w:r>
-          </w:p>
-        </w:tc>
-      </w:tr>
-      <w:tr>
-        <w:tc>
-          <w:tcPr>
-            <w:tcW w:type="dxa" w:w="3250"/>
-            <w:vAlign w:val="center"/>
-            <w:shd w:fill="F5F0E9"/>
-          </w:tcPr>
-          <w:p>
-            <w:pPr>
-              <w:spacing w:after="40" w:line="240" w:lineRule="auto"/>
-            </w:pPr>
-            <w:r>
-              <w:rPr>
-                <w:rFonts w:ascii="Tahoma" w:hAnsi="Tahoma" w:eastAsia="Tahoma"/>
-                <w:sz w:val="18"/>
-              </w:rPr>
-              <w:t>10</w:t>
-            </w:r>
-          </w:p>
-        </w:tc>
-        <w:tc>
-          <w:tcPr>
-            <w:tcW w:type="dxa" w:w="3250"/>
-            <w:vAlign w:val="center"/>
-            <w:shd w:fill="F5F0E9"/>
-          </w:tcPr>
-          <w:p>
-            <w:pPr>
-              <w:spacing w:after="40" w:line="240" w:lineRule="auto"/>
-            </w:pPr>
-            <w:r>
-              <w:rPr>
-                <w:rFonts w:ascii="Tahoma" w:hAnsi="Tahoma" w:eastAsia="Tahoma"/>
-                <w:sz w:val="18"/>
-              </w:rPr>
-              <w:t>Wireframe, SRS</w:t>
-            </w:r>
-          </w:p>
-        </w:tc>
-        <w:tc>
-          <w:tcPr>
-            <w:tcW w:type="dxa" w:w="3250"/>
-            <w:vAlign w:val="center"/>
-            <w:shd w:fill="F5F0E9"/>
-          </w:tcPr>
-          <w:p>
-            <w:pPr>
-              <w:spacing w:after="40" w:line="240" w:lineRule="auto"/>
-            </w:pPr>
-            <w:r>
-              <w:rPr>
-                <w:rFonts w:ascii="Tahoma" w:hAnsi="Tahoma" w:eastAsia="Tahoma"/>
-                <w:sz w:val="18"/>
-              </w:rPr>
-              <w:t>Wireframe เป็นแบบ; SRS แยกสถานะ as-built</w:t>
-            </w:r>
-          </w:p>
-        </w:tc>
-      </w:tr>
-      <w:tr>
-        <w:tc>
-          <w:tcPr>
-            <w:tcW w:type="dxa" w:w="3250"/>
-            <w:vAlign w:val="center"/>
-          </w:tcPr>
-          <w:p>
-            <w:pPr>
-              <w:spacing w:after="40" w:line="240" w:lineRule="auto"/>
-            </w:pPr>
-            <w:r>
-              <w:rPr>
-                <w:rFonts w:ascii="Tahoma" w:hAnsi="Tahoma" w:eastAsia="Tahoma"/>
-                <w:sz w:val="18"/>
-              </w:rPr>
-              <w:t>11</w:t>
-            </w:r>
-          </w:p>
-        </w:tc>
-        <w:tc>
-          <w:tcPr>
-            <w:tcW w:type="dxa" w:w="3250"/>
-            <w:vAlign w:val="center"/>
-          </w:tcPr>
-          <w:p>
-            <w:pPr>
-              <w:spacing w:after="40" w:line="240" w:lineRule="auto"/>
-            </w:pPr>
-            <w:r>
-              <w:rPr>
-                <w:rFonts w:ascii="Tahoma" w:hAnsi="Tahoma" w:eastAsia="Tahoma"/>
-                <w:sz w:val="18"/>
-              </w:rPr>
-              <w:t>Architecture</w:t>
-            </w:r>
-          </w:p>
-        </w:tc>
-        <w:tc>
-          <w:tcPr>
-            <w:tcW w:type="dxa" w:w="3250"/>
-            <w:vAlign w:val="center"/>
-          </w:tcPr>
-          <w:p>
-            <w:pPr>
-              <w:spacing w:after="40" w:line="240" w:lineRule="auto"/>
-            </w:pPr>
-            <w:r>
-              <w:rPr>
-                <w:rFonts w:ascii="Tahoma" w:hAnsi="Tahoma" w:eastAsia="Tahoma"/>
-                <w:sz w:val="18"/>
-              </w:rPr>
-              <w:t>4+1 Views เทียบ runtime architecture</w:t>
-            </w:r>
-          </w:p>
-        </w:tc>
-      </w:tr>
-      <w:tr>
-        <w:tc>
-          <w:tcPr>
-            <w:tcW w:type="dxa" w:w="3250"/>
-            <w:vAlign w:val="center"/>
-            <w:shd w:fill="F5F0E9"/>
-          </w:tcPr>
-          <w:p>
-            <w:pPr>
-              <w:spacing w:after="40" w:line="240" w:lineRule="auto"/>
-            </w:pPr>
-            <w:r>
-              <w:rPr>
-                <w:rFonts w:ascii="Tahoma" w:hAnsi="Tahoma" w:eastAsia="Tahoma"/>
-                <w:sz w:val="18"/>
-              </w:rPr>
-              <w:t>12</w:t>
-            </w:r>
-          </w:p>
-        </w:tc>
-        <w:tc>
-          <w:tcPr>
-            <w:tcW w:type="dxa" w:w="3250"/>
-            <w:vAlign w:val="center"/>
-            <w:shd w:fill="F5F0E9"/>
-          </w:tcPr>
-          <w:p>
-            <w:pPr>
-              <w:spacing w:after="40" w:line="240" w:lineRule="auto"/>
-            </w:pPr>
-            <w:r>
-              <w:rPr>
-                <w:rFonts w:ascii="Tahoma" w:hAnsi="Tahoma" w:eastAsia="Tahoma"/>
-                <w:sz w:val="18"/>
-              </w:rPr>
-              <w:t>Usability</w:t>
-            </w:r>
-          </w:p>
-        </w:tc>
-        <w:tc>
-          <w:tcPr>
-            <w:tcW w:type="dxa" w:w="3250"/>
-            <w:vAlign w:val="center"/>
-            <w:shd w:fill="F5F0E9"/>
-          </w:tcPr>
-          <w:p>
-            <w:pPr>
-              <w:spacing w:after="40" w:line="240" w:lineRule="auto"/>
-            </w:pPr>
-            <w:r>
-              <w:rPr>
-                <w:rFonts w:ascii="Tahoma" w:hAnsi="Tahoma" w:eastAsia="Tahoma"/>
-                <w:sz w:val="18"/>
-              </w:rPr>
-              <w:t>Historical reported result, ยังไม่ revalidate</w:t>
-            </w:r>
-          </w:p>
-        </w:tc>
-      </w:tr>
-      <w:tr>
-        <w:tc>
-          <w:tcPr>
-            <w:tcW w:type="dxa" w:w="3250"/>
-            <w:vAlign w:val="center"/>
-          </w:tcPr>
-          <w:p>
-            <w:pPr>
-              <w:spacing w:after="40" w:line="240" w:lineRule="auto"/>
-            </w:pPr>
-            <w:r>
-              <w:rPr>
-                <w:rFonts w:ascii="Tahoma" w:hAnsi="Tahoma" w:eastAsia="Tahoma"/>
-                <w:sz w:val="18"/>
-              </w:rPr>
-              <w:t>13</w:t>
-            </w:r>
-          </w:p>
-        </w:tc>
-        <w:tc>
-          <w:tcPr>
-            <w:tcW w:type="dxa" w:w="3250"/>
-            <w:vAlign w:val="center"/>
-          </w:tcPr>
-          <w:p>
-            <w:pPr>
-              <w:spacing w:after="40" w:line="240" w:lineRule="auto"/>
-            </w:pPr>
-            <w:r>
-              <w:rPr>
-                <w:rFonts w:ascii="Tahoma" w:hAnsi="Tahoma" w:eastAsia="Tahoma"/>
-                <w:sz w:val="18"/>
-              </w:rPr>
-              <w:t>Test Plan, Execution Log</w:t>
-            </w:r>
-          </w:p>
-        </w:tc>
-        <w:tc>
-          <w:tcPr>
-            <w:tcW w:type="dxa" w:w="3250"/>
-            <w:vAlign w:val="center"/>
-          </w:tcPr>
-          <w:p>
-            <w:pPr>
-              <w:spacing w:after="40" w:line="240" w:lineRule="auto"/>
-            </w:pPr>
-            <w:r>
-              <w:rPr>
-                <w:rFonts w:ascii="Tahoma" w:hAnsi="Tahoma" w:eastAsia="Tahoma"/>
-                <w:sz w:val="18"/>
-              </w:rPr>
-              <w:t>Manual API smoke result; full TC matrix/UI E2E ยังไม่รัน</w:t>
-            </w:r>
-          </w:p>
-        </w:tc>
-      </w:tr>
-      <w:tr>
-        <w:tc>
-          <w:tcPr>
-            <w:tcW w:type="dxa" w:w="3250"/>
-            <w:vAlign w:val="center"/>
-            <w:shd w:fill="F5F0E9"/>
-          </w:tcPr>
-          <w:p>
-            <w:pPr>
-              <w:spacing w:after="40" w:line="240" w:lineRule="auto"/>
-            </w:pPr>
-            <w:r>
-              <w:rPr>
-                <w:rFonts w:ascii="Tahoma" w:hAnsi="Tahoma" w:eastAsia="Tahoma"/>
-                <w:sz w:val="18"/>
-              </w:rPr>
-              <w:t>14</w:t>
-            </w:r>
-          </w:p>
-        </w:tc>
-        <w:tc>
-          <w:tcPr>
-            <w:tcW w:type="dxa" w:w="3250"/>
-            <w:vAlign w:val="center"/>
-            <w:shd w:fill="F5F0E9"/>
-          </w:tcPr>
-          <w:p>
-            <w:pPr>
-              <w:spacing w:after="40" w:line="240" w:lineRule="auto"/>
-            </w:pPr>
-            <w:r>
-              <w:rPr>
-                <w:rFonts w:ascii="Tahoma" w:hAnsi="Tahoma" w:eastAsia="Tahoma"/>
-                <w:sz w:val="18"/>
-              </w:rPr>
-              <w:t>Quality Review</w:t>
-            </w:r>
-          </w:p>
-        </w:tc>
-        <w:tc>
-          <w:tcPr>
-            <w:tcW w:type="dxa" w:w="3250"/>
-            <w:vAlign w:val="center"/>
-            <w:shd w:fill="F5F0E9"/>
-          </w:tcPr>
-          <w:p>
-            <w:pPr>
-              <w:spacing w:after="40" w:line="240" w:lineRule="auto"/>
-            </w:pPr>
-            <w:r>
-              <w:rPr>
-                <w:rFonts w:ascii="Tahoma" w:hAnsi="Tahoma" w:eastAsia="Tahoma"/>
-                <w:sz w:val="18"/>
-              </w:rPr>
-              <w:t>Source review; ไม่ใช่ security test</w:t>
-            </w:r>
-          </w:p>
-        </w:tc>
-      </w:tr>
-    </w:tbl>
     <w:p>
-      <w:pPr>
-        <w:spacing w:after="20"/>
-      </w:pPr>
+      <w:r>
+        <w:t>หน้าที่ของไฟล์ application source, configuration และ static shell แต่ละส่วนระบุไว้ใน คู่มือไล่ source code. ไฟล์ dependency lock, build output, รูปภาพ และข้อมูลอัปโหลดเป็น artifacts/data ไม่ใช่โมดูล business logic.</w:t>
+      </w:r>
     </w:p>
     <w:sectPr>
-      <w:footerReference w:type="default" r:id="rId9"/>
-      <w:pgSz w:w="11909" w:h="16848"/>
-      <w:pgMar w:top="1037" w:right="1037" w:bottom="979" w:left="1123" w:header="720" w:footer="720" w:gutter="0"/>
+      <w:pgSz w:w="12240" w:h="15840"/>
+      <w:pgMar w:top="936" w:right="1008" w:bottom="936" w:left="1008" w:header="720" w:footer="720" w:gutter="0"/>
       <w:cols w:space="720"/>
       <w:docGrid w:linePitch="360"/>
     </w:sectPr>
   </w:body>
 </w:document>
-</file>
-
-<file path=word/footer1.xml><?xml version="1.0" encoding="utf-8"?>
-<w:ftr xmlns:m="http://schemas.openxmlformats.org/officeDocument/2006/math" xmlns:mc="http://schemas.openxmlformats.org/markup-compatibility/2006" xmlns:mo="http://schemas.microsoft.com/office/mac/office/2008/main" xmlns:mv="urn:schemas-microsoft-com:mac:vml" xmlns:o="urn:schemas-microsoft-com:office:office" xmlns:r="http://schemas.openxmlformats.org/officeDocument/2006/relationships" xmlns:v="urn:schemas-microsoft-com:vml" xmlns:w10="urn:schemas-microsoft-com:office:word" xmlns:w14="http://schemas.microsoft.com/office/word/2010/wordml" xmlns:w="http://schemas.openxmlformats.org/wordprocessingml/2006/main" xmlns:wne="http://schemas.microsoft.com/office/word/2006/wordml" xmlns:wp14="http://schemas.microsoft.com/office/word/2010/wordprocessingDrawing" xmlns:wp="http://schemas.openxmlformats.org/drawingml/2006/wordprocessingDrawing" xmlns:wpc="http://schemas.microsoft.com/office/word/2010/wordprocessingCanvas" xmlns:wpg="http://schemas.microsoft.com/office/word/2010/wordprocessingGroup" xmlns:wpi="http://schemas.microsoft.com/office/word/2010/wordprocessingInk" xmlns:wps="http://schemas.microsoft.com/office/word/2010/wordprocessingShape" mc:Ignorable="w14 wp14">
-  <w:p>
-    <w:pPr>
-      <w:jc w:val="center"/>
-    </w:pPr>
-    <w:r>
-      <w:rPr>
-        <w:sz w:val="18"/>
-      </w:rPr>
-      <w:t xml:space="preserve">หน้า </w:t>
-    </w:r>
-    <w:fldSimple w:instr="PAGE"/>
-  </w:p>
-</w:ftr>
 </file>
 
 <file path=word/numbering.xml><?xml version="1.0" encoding="utf-8"?>
@@ -3441,11 +4585,11 @@
     <w:qFormat/>
     <w:rsid w:val="00FC693F"/>
     <w:pPr>
-      <w:spacing w:after="120" w:line="276" w:lineRule="auto"/>
+      <w:spacing w:after="100"/>
     </w:pPr>
     <w:rPr>
-      <w:rFonts w:ascii="Tahoma" w:hAnsi="Tahoma" w:eastAsia="Tahoma"/>
-      <w:sz w:val="24"/>
+      <w:rFonts w:ascii="Leelawadee UI" w:hAnsi="Leelawadee UI" w:eastAsia="Leelawadee UI"/>
+      <w:sz w:val="20"/>
     </w:rPr>
   </w:style>
   <w:style w:type="paragraph" w:styleId="Header">
@@ -3503,15 +4647,15 @@
     <w:pPr>
       <w:keepNext/>
       <w:keepLines/>
-      <w:spacing w:before="320" w:after="160"/>
+      <w:spacing w:before="480" w:after="0"/>
       <w:outlineLvl w:val="0"/>
     </w:pPr>
     <w:rPr>
-      <w:rFonts w:asciiTheme="majorHAnsi" w:eastAsiaTheme="majorEastAsia" w:hAnsiTheme="majorHAnsi" w:cstheme="majorBidi" w:ascii="Tahoma" w:hAnsi="Tahoma" w:eastAsia="Tahoma"/>
+      <w:rFonts w:asciiTheme="majorHAnsi" w:eastAsiaTheme="majorEastAsia" w:hAnsiTheme="majorHAnsi" w:cstheme="majorBidi" w:ascii="Leelawadee UI" w:hAnsi="Leelawadee UI" w:eastAsia="Leelawadee UI"/>
       <w:b/>
       <w:bCs/>
-      <w:color w:val="55331E"/>
-      <w:sz w:val="38"/>
+      <w:color w:val="49372D"/>
+      <w:sz w:val="32"/>
       <w:szCs w:val="28"/>
     </w:rPr>
   </w:style>
@@ -3527,15 +4671,15 @@
     <w:pPr>
       <w:keepNext/>
       <w:keepLines/>
-      <w:spacing w:before="240" w:after="100"/>
+      <w:spacing w:before="200" w:after="0"/>
       <w:outlineLvl w:val="1"/>
     </w:pPr>
     <w:rPr>
-      <w:rFonts w:asciiTheme="majorHAnsi" w:eastAsiaTheme="majorEastAsia" w:hAnsiTheme="majorHAnsi" w:cstheme="majorBidi" w:ascii="Tahoma" w:hAnsi="Tahoma" w:eastAsia="Tahoma"/>
+      <w:rFonts w:asciiTheme="majorHAnsi" w:eastAsiaTheme="majorEastAsia" w:hAnsiTheme="majorHAnsi" w:cstheme="majorBidi" w:ascii="Leelawadee UI" w:hAnsi="Leelawadee UI" w:eastAsia="Leelawadee UI"/>
       <w:b/>
       <w:bCs/>
-      <w:color w:val="754C2E"/>
-      <w:sz w:val="30"/>
+      <w:color w:val="8A5A36"/>
+      <w:sz w:val="26"/>
       <w:szCs w:val="26"/>
     </w:rPr>
   </w:style>
@@ -3551,15 +4695,15 @@
     <w:pPr>
       <w:keepNext/>
       <w:keepLines/>
-      <w:spacing w:before="200" w:after="80"/>
+      <w:spacing w:before="200" w:after="0"/>
       <w:outlineLvl w:val="2"/>
     </w:pPr>
     <w:rPr>
-      <w:rFonts w:asciiTheme="majorHAnsi" w:eastAsiaTheme="majorEastAsia" w:hAnsiTheme="majorHAnsi" w:cstheme="majorBidi" w:ascii="Tahoma" w:hAnsi="Tahoma" w:eastAsia="Tahoma"/>
+      <w:rFonts w:asciiTheme="majorHAnsi" w:eastAsiaTheme="majorEastAsia" w:hAnsiTheme="majorHAnsi" w:cstheme="majorBidi" w:ascii="Leelawadee UI" w:hAnsi="Leelawadee UI" w:eastAsia="Leelawadee UI"/>
       <w:b/>
       <w:bCs/>
-      <w:color w:val="4F81BD" w:themeColor="accent1"/>
-      <w:sz w:val="26"/>
+      <w:color w:val="8A5A36"/>
+      <w:sz w:val="22"/>
     </w:rPr>
   </w:style>
   <w:style w:type="paragraph" w:styleId="Heading4">
@@ -3794,9 +4938,9 @@
       <w:contextualSpacing/>
     </w:pPr>
     <w:rPr>
-      <w:rFonts w:asciiTheme="majorHAnsi" w:eastAsiaTheme="majorEastAsia" w:hAnsiTheme="majorHAnsi" w:cstheme="majorBidi" w:ascii="Tahoma" w:hAnsi="Tahoma" w:eastAsia="Tahoma"/>
+      <w:rFonts w:asciiTheme="majorHAnsi" w:eastAsiaTheme="majorEastAsia" w:hAnsiTheme="majorHAnsi" w:cstheme="majorBidi" w:ascii="Leelawadee UI" w:hAnsi="Leelawadee UI" w:eastAsia="Leelawadee UI"/>
       <w:b/>
-      <w:color w:val="3B261B"/>
+      <w:color w:val="49372D"/>
       <w:spacing w:val="5"/>
       <w:kern w:val="28"/>
       <w:sz w:val="48"/>

--- a/docs/project-report.docx
+++ b/docs/project-report.docx
@@ -38,11 +38,9 @@
         <w:rPr>
           <w:b/>
         </w:rPr>
-        <w:t>วันตรวจ source:</w:t>
+        <w:t>วันตรวจ source: 30 ตุลาคม 2026</w:t>
       </w:r>
-      <w:r>
-        <w:t xml:space="preserve"> 19 ตุลาคม 2026</w:t>
-      </w:r>
+      <w:r/>
     </w:p>
     <w:p>
       <w:pPr>
@@ -443,32 +441,29 @@
               <w:rPr>
                 <w:sz w:val="16"/>
               </w:rPr>
-            </w:r>
-            <w:r>
-              <w:rPr>
-                <w:sz w:val="16"/>
-              </w:rPr>
-              <w:t xml:space="preserve">React 19 + Vite, Node.js + Express, SQLite ผ่าน </w:t>
+              <w:t>React 19 + Vite, Node.js + Express, SQLite ผ่าน sqlite3; startup สร้าง 14 ตารางใน backend/db.js</w:t>
+            </w:r>
+            <w:r>
+              <w:rPr>
+                <w:sz w:val="16"/>
+              </w:rPr>
             </w:r>
             <w:r>
               <w:rPr>
                 <w:rFonts w:ascii="Consolas" w:hAnsi="Consolas"/>
                 <w:sz w:val="16"/>
               </w:rPr>
-              <w:t>sqlite3</w:t>
-            </w:r>
-            <w:r>
-              <w:rPr>
-                <w:sz w:val="16"/>
-              </w:rPr>
-              <w:t xml:space="preserve">; startup สร้าง 13 ตารางใน </w:t>
+            </w:r>
+            <w:r>
+              <w:rPr>
+                <w:sz w:val="16"/>
+              </w:rPr>
             </w:r>
             <w:r>
               <w:rPr>
                 <w:rFonts w:ascii="Consolas" w:hAnsi="Consolas"/>
                 <w:sz w:val="16"/>
               </w:rPr>
-              <w:t>backend/db.js</w:t>
             </w:r>
           </w:p>
         </w:tc>
@@ -1577,12 +1572,12 @@
               <w:rPr>
                 <w:sz w:val="16"/>
               </w:rPr>
-            </w:r>
-            <w:r>
-              <w:rPr>
-                <w:sz w:val="16"/>
-              </w:rPr>
-              <w:t>Session cookie; API role guards; owner จัดการบัญชีและ reset password</w:t>
+              <w:t>Session cookie; API role guards; cashier/barista ผูกสาขาประจำ; owner จัดการบัญชีและกำหนดสาขา/reset password</w:t>
+            </w:r>
+            <w:r>
+              <w:rPr>
+                <w:sz w:val="16"/>
+              </w:rPr>
             </w:r>
           </w:p>
         </w:tc>
@@ -1783,194 +1778,166 @@
               <w:rPr>
                 <w:sz w:val="16"/>
               </w:rPr>
-            </w:r>
-            <w:r>
-              <w:rPr>
-                <w:sz w:val="16"/>
-              </w:rPr>
-              <w:t xml:space="preserve">13 ตาราง runtime: </w:t>
+              <w:t>14 ตาราง runtime: branches, categories, products, product_options, orders, order_items, inventory, inventory_stock, product_recipes, product_recipe_rules, inventory_movements, schema_migrations, users, sessions; options_json เก็บตัวเลือกและ snapshot วัตถุดิบที่ใช้</w:t>
+            </w:r>
+            <w:r>
+              <w:rPr>
+                <w:sz w:val="16"/>
+              </w:rPr>
             </w:r>
             <w:r>
               <w:rPr>
                 <w:rFonts w:ascii="Consolas" w:hAnsi="Consolas"/>
                 <w:sz w:val="16"/>
               </w:rPr>
-              <w:t>branches</w:t>
-            </w:r>
-            <w:r>
-              <w:rPr>
-                <w:sz w:val="16"/>
-              </w:rPr>
-              <w:t xml:space="preserve">, </w:t>
+            </w:r>
+            <w:r>
+              <w:rPr>
+                <w:sz w:val="16"/>
+              </w:rPr>
             </w:r>
             <w:r>
               <w:rPr>
                 <w:rFonts w:ascii="Consolas" w:hAnsi="Consolas"/>
                 <w:sz w:val="16"/>
               </w:rPr>
-              <w:t>categories</w:t>
-            </w:r>
-            <w:r>
-              <w:rPr>
-                <w:sz w:val="16"/>
-              </w:rPr>
-              <w:t xml:space="preserve">, </w:t>
+            </w:r>
+            <w:r>
+              <w:rPr>
+                <w:sz w:val="16"/>
+              </w:rPr>
             </w:r>
             <w:r>
               <w:rPr>
                 <w:rFonts w:ascii="Consolas" w:hAnsi="Consolas"/>
                 <w:sz w:val="16"/>
               </w:rPr>
-              <w:t>products</w:t>
-            </w:r>
-            <w:r>
-              <w:rPr>
-                <w:sz w:val="16"/>
-              </w:rPr>
-              <w:t xml:space="preserve">, </w:t>
+            </w:r>
+            <w:r>
+              <w:rPr>
+                <w:sz w:val="16"/>
+              </w:rPr>
             </w:r>
             <w:r>
               <w:rPr>
                 <w:rFonts w:ascii="Consolas" w:hAnsi="Consolas"/>
                 <w:sz w:val="16"/>
               </w:rPr>
-              <w:t>product_options</w:t>
-            </w:r>
-            <w:r>
-              <w:rPr>
-                <w:sz w:val="16"/>
-              </w:rPr>
-              <w:t xml:space="preserve">, </w:t>
+            </w:r>
+            <w:r>
+              <w:rPr>
+                <w:sz w:val="16"/>
+              </w:rPr>
             </w:r>
             <w:r>
               <w:rPr>
                 <w:rFonts w:ascii="Consolas" w:hAnsi="Consolas"/>
                 <w:sz w:val="16"/>
               </w:rPr>
-              <w:t>orders</w:t>
-            </w:r>
-            <w:r>
-              <w:rPr>
-                <w:sz w:val="16"/>
-              </w:rPr>
-              <w:t xml:space="preserve">, </w:t>
+            </w:r>
+            <w:r>
+              <w:rPr>
+                <w:sz w:val="16"/>
+              </w:rPr>
             </w:r>
             <w:r>
               <w:rPr>
                 <w:rFonts w:ascii="Consolas" w:hAnsi="Consolas"/>
                 <w:sz w:val="16"/>
               </w:rPr>
-              <w:t>order_items</w:t>
-            </w:r>
-            <w:r>
-              <w:rPr>
-                <w:sz w:val="16"/>
-              </w:rPr>
-              <w:t xml:space="preserve">, </w:t>
+            </w:r>
+            <w:r>
+              <w:rPr>
+                <w:sz w:val="16"/>
+              </w:rPr>
             </w:r>
             <w:r>
               <w:rPr>
                 <w:rFonts w:ascii="Consolas" w:hAnsi="Consolas"/>
                 <w:sz w:val="16"/>
               </w:rPr>
-              <w:t>inventory</w:t>
-            </w:r>
-            <w:r>
-              <w:rPr>
-                <w:sz w:val="16"/>
-              </w:rPr>
-              <w:t xml:space="preserve">, </w:t>
+            </w:r>
+            <w:r>
+              <w:rPr>
+                <w:sz w:val="16"/>
+              </w:rPr>
             </w:r>
             <w:r>
               <w:rPr>
                 <w:rFonts w:ascii="Consolas" w:hAnsi="Consolas"/>
                 <w:sz w:val="16"/>
               </w:rPr>
-              <w:t>product_recipes</w:t>
-            </w:r>
-            <w:r>
-              <w:rPr>
-                <w:sz w:val="16"/>
-              </w:rPr>
-              <w:t xml:space="preserve">, </w:t>
+            </w:r>
+            <w:r>
+              <w:rPr>
+                <w:sz w:val="16"/>
+              </w:rPr>
             </w:r>
             <w:r>
               <w:rPr>
                 <w:rFonts w:ascii="Consolas" w:hAnsi="Consolas"/>
                 <w:sz w:val="16"/>
               </w:rPr>
-              <w:t>product_recipe_rules</w:t>
-            </w:r>
-            <w:r>
-              <w:rPr>
-                <w:sz w:val="16"/>
-              </w:rPr>
-              <w:t xml:space="preserve">, </w:t>
+            </w:r>
+            <w:r>
+              <w:rPr>
+                <w:sz w:val="16"/>
+              </w:rPr>
             </w:r>
             <w:r>
               <w:rPr>
                 <w:rFonts w:ascii="Consolas" w:hAnsi="Consolas"/>
                 <w:sz w:val="16"/>
               </w:rPr>
-              <w:t>inventory_movements</w:t>
-            </w:r>
-            <w:r>
-              <w:rPr>
-                <w:sz w:val="16"/>
-              </w:rPr>
-              <w:t xml:space="preserve">, </w:t>
+            </w:r>
+            <w:r>
+              <w:rPr>
+                <w:sz w:val="16"/>
+              </w:rPr>
             </w:r>
             <w:r>
               <w:rPr>
                 <w:rFonts w:ascii="Consolas" w:hAnsi="Consolas"/>
                 <w:sz w:val="16"/>
               </w:rPr>
-              <w:t>schema_migrations</w:t>
-            </w:r>
-            <w:r>
-              <w:rPr>
-                <w:sz w:val="16"/>
-              </w:rPr>
-              <w:t xml:space="preserve">, </w:t>
+            </w:r>
+            <w:r>
+              <w:rPr>
+                <w:sz w:val="16"/>
+              </w:rPr>
             </w:r>
             <w:r>
               <w:rPr>
                 <w:rFonts w:ascii="Consolas" w:hAnsi="Consolas"/>
                 <w:sz w:val="16"/>
               </w:rPr>
-              <w:t>users</w:t>
-            </w:r>
-            <w:r>
-              <w:rPr>
-                <w:sz w:val="16"/>
-              </w:rPr>
-              <w:t xml:space="preserve">, </w:t>
+            </w:r>
+            <w:r>
+              <w:rPr>
+                <w:sz w:val="16"/>
+              </w:rPr>
             </w:r>
             <w:r>
               <w:rPr>
                 <w:rFonts w:ascii="Consolas" w:hAnsi="Consolas"/>
                 <w:sz w:val="16"/>
               </w:rPr>
-              <w:t>sessions</w:t>
-            </w:r>
-            <w:r>
-              <w:rPr>
-                <w:sz w:val="16"/>
-              </w:rPr>
-              <w:t xml:space="preserve">; </w:t>
+            </w:r>
+            <w:r>
+              <w:rPr>
+                <w:sz w:val="16"/>
+              </w:rPr>
             </w:r>
             <w:r>
               <w:rPr>
                 <w:rFonts w:ascii="Consolas" w:hAnsi="Consolas"/>
                 <w:sz w:val="16"/>
               </w:rPr>
-              <w:t>options_json</w:t>
-            </w:r>
-            <w:r>
-              <w:rPr>
-                <w:sz w:val="16"/>
-              </w:rPr>
-              <w:t xml:space="preserve"> เก็บตัวเลือกและ snapshot วัตถุดิบที่ใช้</w:t>
+            </w:r>
+            <w:r>
+              <w:rPr>
+                <w:sz w:val="16"/>
+              </w:rPr>
             </w:r>
           </w:p>
         </w:tc>
@@ -1987,32 +1954,29 @@
               <w:rPr>
                 <w:sz w:val="16"/>
               </w:rPr>
+              <w:t>product_recipes เป็น legacy; orders.branch_id และ inventory_movements.branch_id ยังไม่มี FK</w:t>
             </w:r>
             <w:r>
               <w:rPr>
                 <w:rFonts w:ascii="Consolas" w:hAnsi="Consolas"/>
                 <w:sz w:val="16"/>
               </w:rPr>
-              <w:t>product_recipes</w:t>
-            </w:r>
-            <w:r>
-              <w:rPr>
-                <w:sz w:val="16"/>
-              </w:rPr>
-              <w:t xml:space="preserve"> เป็น legacy สำหรับ migration; </w:t>
+            </w:r>
+            <w:r>
+              <w:rPr>
+                <w:sz w:val="16"/>
+              </w:rPr>
             </w:r>
             <w:r>
               <w:rPr>
                 <w:rFonts w:ascii="Consolas" w:hAnsi="Consolas"/>
                 <w:sz w:val="16"/>
               </w:rPr>
-              <w:t>orders.branch_id</w:t>
-            </w:r>
-            <w:r>
-              <w:rPr>
-                <w:sz w:val="16"/>
-              </w:rPr>
-              <w:t xml:space="preserve"> ยังไม่มี FK</w:t>
+            </w:r>
+            <w:r>
+              <w:rPr>
+                <w:sz w:val="16"/>
+              </w:rPr>
             </w:r>
           </w:p>
         </w:tc>
@@ -3089,39 +3053,35 @@
               <w:rPr>
                 <w:sz w:val="16"/>
               </w:rPr>
+              <w:t>/api/users, /api/users/:id/branch, /api/users/:id/active, /api/users/:id/password</w:t>
             </w:r>
             <w:r>
               <w:rPr>
                 <w:rFonts w:ascii="Consolas" w:hAnsi="Consolas"/>
                 <w:sz w:val="16"/>
               </w:rPr>
-              <w:t>/api/users</w:t>
-            </w:r>
-            <w:r>
-              <w:rPr>
-                <w:sz w:val="16"/>
-              </w:rPr>
-              <w:t xml:space="preserve">, </w:t>
+            </w:r>
+            <w:r>
+              <w:rPr>
+                <w:sz w:val="16"/>
+              </w:rPr>
             </w:r>
             <w:r>
               <w:rPr>
                 <w:rFonts w:ascii="Consolas" w:hAnsi="Consolas"/>
                 <w:sz w:val="16"/>
               </w:rPr>
-              <w:t>/api/users/:id/active</w:t>
-            </w:r>
-            <w:r>
-              <w:rPr>
-                <w:sz w:val="16"/>
-              </w:rPr>
-              <w:t xml:space="preserve">, </w:t>
+            </w:r>
+            <w:r>
+              <w:rPr>
+                <w:sz w:val="16"/>
+              </w:rPr>
             </w:r>
             <w:r>
               <w:rPr>
                 <w:rFonts w:ascii="Consolas" w:hAnsi="Consolas"/>
                 <w:sz w:val="16"/>
               </w:rPr>
-              <w:t>/api/users/:id/password</w:t>
             </w:r>
           </w:p>
         </w:tc>
